--- a/docs/fase1/evidencias_individuales/VERGARA_ANDRES_1.1_APT122_AutoevaluacionCompetenciasFase1.docx
+++ b/docs/fase1/evidencias_individuales/VERGARA_ANDRES_1.1_APT122_AutoevaluacionCompetenciasFase1.docx
@@ -1,6 +1,6 @@
 
 <file path=word/document.xml><?xml version="1.0" encoding="utf-8"?>
-<w:document xmlns:wpc="http://schemas.microsoft.com/office/word/2010/wordprocessingCanvas" xmlns:cx="http://schemas.microsoft.com/office/drawing/2014/chartex" xmlns:cx1="http://schemas.microsoft.com/office/drawing/2015/9/8/chartex" xmlns:cx2="http://schemas.microsoft.com/office/drawing/2015/10/21/chartex" xmlns:cx3="http://schemas.microsoft.com/office/drawing/2016/5/9/chartex" xmlns:cx4="http://schemas.microsoft.com/office/drawing/2016/5/10/chartex" xmlns:cx5="http://schemas.microsoft.com/office/drawing/2016/5/11/chartex" xmlns:cx6="http://schemas.microsoft.com/office/drawing/2016/5/12/chartex" xmlns:cx7="http://schemas.microsoft.com/office/drawing/2016/5/13/chartex" xmlns:cx8="http://schemas.microsoft.com/office/drawing/2016/5/14/chartex" xmlns:mc="http://schemas.openxmlformats.org/markup-compatibility/2006" xmlns:aink="http://schemas.microsoft.com/office/drawing/2016/ink" xmlns:am3d="http://schemas.microsoft.com/office/drawing/2017/model3d" xmlns:o="urn:schemas-microsoft-com:office:office" xmlns:oel="http://schemas.microsoft.com/office/2019/extlst" xmlns:r="http://schemas.openxmlformats.org/officeDocument/2006/relationships" xmlns:m="http://schemas.openxmlformats.org/officeDocument/2006/math" xmlns:v="urn:schemas-microsoft-com:vml" xmlns:wp14="http://schemas.microsoft.com/office/word/2010/wordprocessingDrawing" xmlns:wp="http://schemas.openxmlformats.org/drawingml/2006/wordprocessingDrawing" xmlns:w10="urn:schemas-microsoft-com:office:word" xmlns:w="http://schemas.openxmlformats.org/wordprocessingml/2006/main" xmlns:w14="http://schemas.microsoft.com/office/word/2010/wordml" xmlns:w15="http://schemas.microsoft.com/office/word/2012/wordml" xmlns:w16cex="http://schemas.microsoft.com/office/word/2018/wordml/cex" xmlns:w16cid="http://schemas.microsoft.com/office/word/2016/wordml/cid" xmlns:w16="http://schemas.microsoft.com/office/word/2018/wordml" xmlns:w16du="http://schemas.microsoft.com/office/word/2023/wordml/word16du" xmlns:w16sdtdh="http://schemas.microsoft.com/office/word/2020/wordml/sdtdatahash" xmlns:w16sdtfl="http://schemas.microsoft.com/office/word/2024/wordml/sdtformatlock" xmlns:w16se="http://schemas.microsoft.com/office/word/2015/wordml/symex" xmlns:wpg="http://schemas.microsoft.com/office/word/2010/wordprocessingGroup" xmlns:wpi="http://schemas.microsoft.com/office/word/2010/wordprocessingInk" xmlns:wne="http://schemas.microsoft.com/office/word/2006/wordml" xmlns:wps="http://schemas.microsoft.com/office/word/2010/wordprocessingShape" mc:Ignorable="w14 w15 w16se w16cid w16 w16cex w16sdtdh w16sdtfl w16du wp14">
+<w:document xmlns:wpc="http://schemas.microsoft.com/office/word/2010/wordprocessingCanvas" xmlns:cx="http://schemas.microsoft.com/office/drawing/2014/chartex" xmlns:mc="http://schemas.openxmlformats.org/markup-compatibility/2006" xmlns:o="urn:schemas-microsoft-com:office:office" xmlns:r="http://schemas.openxmlformats.org/officeDocument/2006/relationships" xmlns:m="http://schemas.openxmlformats.org/officeDocument/2006/math" xmlns:v="urn:schemas-microsoft-com:vml" xmlns:wp14="http://schemas.microsoft.com/office/word/2010/wordprocessingDrawing" xmlns:wp="http://schemas.openxmlformats.org/drawingml/2006/wordprocessingDrawing" xmlns:w10="urn:schemas-microsoft-com:office:word" xmlns:w="http://schemas.openxmlformats.org/wordprocessingml/2006/main" xmlns:w14="http://schemas.microsoft.com/office/word/2010/wordml" xmlns:w15="http://schemas.microsoft.com/office/word/2012/wordml" xmlns:w16se="http://schemas.microsoft.com/office/word/2015/wordml/symex" xmlns:wpg="http://schemas.microsoft.com/office/word/2010/wordprocessingGroup" xmlns:wpi="http://schemas.microsoft.com/office/word/2010/wordprocessingInk" xmlns:wne="http://schemas.microsoft.com/office/word/2006/wordml" xmlns:wps="http://schemas.microsoft.com/office/word/2010/wordprocessingShape" mc:Ignorable="w14 w15 w16se wp14">
   <w:body>
     <w:p>
       <w:pPr>
@@ -11,7 +11,7 @@
           <w:szCs w:val="26"/>
         </w:rPr>
       </w:pPr>
-      <w:bookmarkStart w:id="0" w:name="_Toc94815000"/>
+      <w:bookmarkStart w:name="_Toc94815000" w:id="0"/>
       <w:r>
         <w:rPr>
           <w:color w:val="2E74B5" w:themeColor="accent1" w:themeShade="BF"/>
@@ -54,83 +54,97 @@
         <w:t xml:space="preserve"> </w:t>
       </w:r>
     </w:p>
-    <w:p>
+    <w:p w14:noSpellErr="1">
+      <w:pPr>
+        <w:rPr>
+          <w:color w:val="auto"/>
+        </w:rPr>
+      </w:pPr>
       <w:r>
+        <w:rPr>
+          <w:color w:val="auto"/>
+        </w:rPr>
         <w:t>(complemento de la Pauta de Reflexión Definición Proyecto APT)</w:t>
       </w:r>
       <w:r>
+        <w:rPr>
+          <w:color w:val="auto"/>
+        </w:rPr>
         <w:t xml:space="preserve"> </w:t>
       </w:r>
     </w:p>
-    <w:p>
+    <w:p w14:noSpellErr="1">
       <w:pPr>
         <w:jc w:val="both"/>
         <w:rPr>
-          <w:rFonts w:eastAsiaTheme="majorEastAsia"/>
-          <w:color w:val="767171" w:themeColor="background2" w:themeShade="80"/>
+          <w:rFonts w:eastAsia="" w:cs="Calibri" w:eastAsiaTheme="majorEastAsia" w:cstheme="minorAscii"/>
+          <w:color w:val="auto" w:themeColor="background2" w:themeShade="80"/>
           <w:sz w:val="24"/>
           <w:szCs w:val="24"/>
         </w:rPr>
       </w:pPr>
     </w:p>
-    <w:p>
+    <w:p w14:noSpellErr="1">
       <w:pPr>
         <w:jc w:val="both"/>
         <w:rPr>
-          <w:rFonts w:eastAsiaTheme="majorEastAsia"/>
-          <w:color w:val="767171" w:themeColor="background2" w:themeShade="80"/>
+          <w:rFonts w:eastAsia="" w:cs="Calibri" w:eastAsiaTheme="majorEastAsia" w:cstheme="minorAscii"/>
+          <w:color w:val="auto" w:themeColor="background2" w:themeShade="80"/>
           <w:sz w:val="24"/>
           <w:szCs w:val="24"/>
         </w:rPr>
       </w:pPr>
       <w:r>
         <w:rPr>
-          <w:rFonts w:eastAsiaTheme="majorEastAsia"/>
+          <w:rFonts w:eastAsia="" w:cs="Calibri" w:eastAsiaTheme="majorEastAsia" w:cstheme="minorAscii"/>
+          <w:color w:val="auto"/>
           <w:sz w:val="24"/>
           <w:szCs w:val="24"/>
         </w:rPr>
         <w:t xml:space="preserve">Objetivo: </w:t>
       </w:r>
     </w:p>
-    <w:p>
+    <w:p w14:noSpellErr="1">
       <w:pPr>
         <w:jc w:val="both"/>
         <w:rPr>
-          <w:rFonts w:eastAsiaTheme="majorEastAsia"/>
-          <w:color w:val="767171" w:themeColor="background2" w:themeShade="80"/>
+          <w:rFonts w:eastAsia="" w:cs="Calibri" w:eastAsiaTheme="majorEastAsia" w:cstheme="minorAscii"/>
+          <w:color w:val="auto" w:themeColor="background2" w:themeShade="80"/>
           <w:sz w:val="24"/>
           <w:szCs w:val="24"/>
         </w:rPr>
       </w:pPr>
       <w:r>
         <w:rPr>
-          <w:rFonts w:eastAsiaTheme="majorEastAsia"/>
+          <w:rFonts w:eastAsia="" w:cs="Calibri" w:eastAsiaTheme="majorEastAsia" w:cstheme="minorAscii"/>
+          <w:color w:val="auto"/>
           <w:sz w:val="24"/>
           <w:szCs w:val="24"/>
         </w:rPr>
         <w:t>El objetivo de esta pauta de autoevaluación es que identifiques tus niveles de logro en las competencias de tu plan de estudio para que, a partir de tus fortalezas y oportunidades de mejora, puedas definir mejor tu proyecto APT. Esta pauta de autoevaluación es un complemento de las reflexiones iniciales de APT que también te ayudarán a definir tu Proyecto APT.</w:t>
       </w:r>
     </w:p>
-    <w:p>
+    <w:p w14:noSpellErr="1">
       <w:pPr>
         <w:jc w:val="both"/>
         <w:rPr>
-          <w:rFonts w:eastAsiaTheme="majorEastAsia"/>
-          <w:color w:val="767171" w:themeColor="background2" w:themeShade="80"/>
+          <w:rFonts w:eastAsia="" w:cs="Calibri" w:eastAsiaTheme="majorEastAsia" w:cstheme="minorAscii"/>
+          <w:color w:val="auto" w:themeColor="background2" w:themeShade="80"/>
           <w:sz w:val="24"/>
           <w:szCs w:val="24"/>
         </w:rPr>
       </w:pPr>
       <w:r>
         <w:rPr>
-          <w:rFonts w:eastAsiaTheme="majorEastAsia"/>
+          <w:rFonts w:eastAsia="" w:cs="Calibri" w:eastAsiaTheme="majorEastAsia" w:cstheme="minorAscii"/>
+          <w:color w:val="auto"/>
           <w:sz w:val="24"/>
           <w:szCs w:val="24"/>
         </w:rPr>
         <w:t xml:space="preserve">Instrucciones: </w:t>
       </w:r>
     </w:p>
-    <w:p>
+    <w:p w14:noSpellErr="1">
       <w:pPr>
         <w:pStyle w:val="Prrafodelista"/>
         <w:numPr>
@@ -139,15 +153,16 @@
         </w:numPr>
         <w:jc w:val="both"/>
         <w:rPr>
-          <w:rFonts w:eastAsiaTheme="majorEastAsia"/>
-          <w:color w:val="767171" w:themeColor="background2" w:themeShade="80"/>
+          <w:rFonts w:eastAsia="" w:cs="Calibri" w:eastAsiaTheme="majorEastAsia" w:cstheme="minorAscii"/>
+          <w:color w:val="auto" w:themeColor="background2" w:themeShade="80"/>
           <w:sz w:val="24"/>
           <w:szCs w:val="24"/>
         </w:rPr>
       </w:pPr>
       <w:r>
         <w:rPr>
-          <w:rFonts w:eastAsiaTheme="majorEastAsia"/>
+          <w:rFonts w:eastAsia="" w:cs="Calibri" w:eastAsiaTheme="majorEastAsia" w:cstheme="minorAscii"/>
+          <w:color w:val="auto"/>
           <w:sz w:val="24"/>
           <w:szCs w:val="24"/>
         </w:rPr>
@@ -155,7 +170,8 @@
       </w:r>
       <w:r>
         <w:rPr>
-          <w:rFonts w:eastAsiaTheme="majorEastAsia"/>
+          <w:rFonts w:eastAsia="" w:cs="Calibri" w:eastAsiaTheme="majorEastAsia" w:cstheme="minorAscii"/>
+          <w:color w:val="auto"/>
           <w:sz w:val="24"/>
           <w:szCs w:val="24"/>
         </w:rPr>
@@ -163,14 +179,15 @@
       </w:r>
       <w:r>
         <w:rPr>
-          <w:rFonts w:eastAsiaTheme="majorEastAsia"/>
+          <w:rFonts w:eastAsia="" w:cs="Calibri" w:eastAsiaTheme="majorEastAsia" w:cstheme="minorAscii"/>
+          <w:color w:val="auto"/>
           <w:sz w:val="24"/>
           <w:szCs w:val="24"/>
         </w:rPr>
         <w:t>te)</w:t>
       </w:r>
     </w:p>
-    <w:p>
+    <w:p w14:noSpellErr="1">
       <w:pPr>
         <w:pStyle w:val="Prrafodelista"/>
         <w:numPr>
@@ -179,38 +196,23 @@
         </w:numPr>
         <w:jc w:val="both"/>
         <w:rPr>
-          <w:rFonts w:eastAsiaTheme="majorEastAsia"/>
-          <w:color w:val="767171" w:themeColor="background2" w:themeShade="80"/>
+          <w:rFonts w:eastAsia="" w:cs="Calibri" w:eastAsiaTheme="majorEastAsia" w:cstheme="minorAscii"/>
+          <w:color w:val="auto" w:themeColor="background2" w:themeShade="80"/>
           <w:sz w:val="24"/>
           <w:szCs w:val="24"/>
         </w:rPr>
       </w:pPr>
       <w:r>
         <w:rPr>
-          <w:rFonts w:eastAsiaTheme="majorEastAsia"/>
+          <w:rFonts w:eastAsia="" w:cs="Calibri" w:eastAsiaTheme="majorEastAsia" w:cstheme="minorAscii"/>
+          <w:color w:val="auto"/>
           <w:sz w:val="24"/>
           <w:szCs w:val="24"/>
         </w:rPr>
-        <w:t xml:space="preserve">Piensa en tu proceso de aprendizaje durante el tiempo que has </w:t>
-      </w:r>
-      <w:r>
-        <w:rPr>
-          <w:rFonts w:eastAsiaTheme="majorEastAsia"/>
-          <w:sz w:val="24"/>
-          <w:szCs w:val="24"/>
-        </w:rPr>
-        <w:t>estudiado</w:t>
-      </w:r>
-      <w:r>
-        <w:rPr>
-          <w:rFonts w:eastAsiaTheme="majorEastAsia"/>
-          <w:sz w:val="24"/>
-          <w:szCs w:val="24"/>
-        </w:rPr>
-        <w:t xml:space="preserve"> en Duoc UC y evalúa el nivel de logro que alcanzaste en cada competencia de tu plan de estudio. </w:t>
+        <w:t xml:space="preserve">Piensa en tu proceso de aprendizaje durante el tiempo que has estudiando en Duoc UC y evalúa el nivel de logro que alcanzaste en cada competencia de tu plan de estudio. </w:t>
       </w:r>
     </w:p>
-    <w:p>
+    <w:p w14:noSpellErr="1">
       <w:pPr>
         <w:pStyle w:val="Prrafodelista"/>
         <w:numPr>
@@ -219,26 +221,30 @@
         </w:numPr>
         <w:jc w:val="both"/>
         <w:rPr>
-          <w:rFonts w:eastAsiaTheme="majorEastAsia"/>
-          <w:color w:val="767171" w:themeColor="background2" w:themeShade="80"/>
+          <w:rFonts w:eastAsia="" w:cs="Calibri" w:eastAsiaTheme="majorEastAsia" w:cstheme="minorAscii"/>
+          <w:color w:val="auto" w:themeColor="background2" w:themeShade="80"/>
           <w:sz w:val="24"/>
           <w:szCs w:val="24"/>
         </w:rPr>
       </w:pPr>
       <w:r>
         <w:rPr>
-          <w:rFonts w:eastAsiaTheme="majorEastAsia"/>
+          <w:rFonts w:eastAsia="" w:cs="Calibri" w:eastAsiaTheme="majorEastAsia" w:cstheme="minorAscii"/>
+          <w:color w:val="auto"/>
           <w:sz w:val="24"/>
           <w:szCs w:val="24"/>
         </w:rPr>
         <w:t>Marca con una cruz el nivel de logro alcanzado para cada aprendizaje de las unidades de competencia según las siguientes categorías:</w:t>
       </w:r>
     </w:p>
-    <w:p>
+    <w:p w14:noSpellErr="1">
       <w:pPr>
         <w:pStyle w:val="Prrafodelista"/>
         <w:ind w:left="435"/>
         <w:jc w:val="both"/>
+        <w:rPr>
+          <w:color w:val="auto"/>
+        </w:rPr>
       </w:pPr>
     </w:p>
     <w:tbl>
@@ -247,12 +253,12 @@
         <w:tblW w:w="9780" w:type="dxa"/>
         <w:tblInd w:w="421" w:type="dxa"/>
         <w:tblBorders>
-          <w:top w:val="single" w:sz="4" w:space="0" w:color="BFBFBF" w:themeColor="background1" w:themeShade="BF"/>
-          <w:left w:val="single" w:sz="4" w:space="0" w:color="BFBFBF" w:themeColor="background1" w:themeShade="BF"/>
-          <w:bottom w:val="single" w:sz="4" w:space="0" w:color="BFBFBF" w:themeColor="background1" w:themeShade="BF"/>
-          <w:right w:val="single" w:sz="4" w:space="0" w:color="BFBFBF" w:themeColor="background1" w:themeShade="BF"/>
-          <w:insideH w:val="single" w:sz="4" w:space="0" w:color="BFBFBF" w:themeColor="background1" w:themeShade="BF"/>
-          <w:insideV w:val="single" w:sz="4" w:space="0" w:color="BFBFBF" w:themeColor="background1" w:themeShade="BF"/>
+          <w:top w:val="single" w:color="BFBFBF" w:themeColor="background1" w:themeShade="BF" w:sz="4" w:space="0"/>
+          <w:left w:val="single" w:color="BFBFBF" w:themeColor="background1" w:themeShade="BF" w:sz="4" w:space="0"/>
+          <w:bottom w:val="single" w:color="BFBFBF" w:themeColor="background1" w:themeShade="BF" w:sz="4" w:space="0"/>
+          <w:right w:val="single" w:color="BFBFBF" w:themeColor="background1" w:themeShade="BF" w:sz="4" w:space="0"/>
+          <w:insideH w:val="single" w:color="BFBFBF" w:themeColor="background1" w:themeShade="BF" w:sz="4" w:space="0"/>
+          <w:insideV w:val="single" w:color="BFBFBF" w:themeColor="background1" w:themeShade="BF" w:sz="4" w:space="0"/>
         </w:tblBorders>
         <w:tblLayout w:type="fixed"/>
         <w:tblLook w:val="04A0" w:firstRow="1" w:lastRow="0" w:firstColumn="1" w:lastColumn="0" w:noHBand="0" w:noVBand="1"/>
@@ -265,19 +271,22 @@
         <w:tc>
           <w:tcPr>
             <w:tcW w:w="2010" w:type="dxa"/>
+            <w:tcMar/>
           </w:tcPr>
-          <w:p>
+          <w:p w14:noSpellErr="1">
             <w:pPr>
               <w:jc w:val="center"/>
               <w:rPr>
-                <w:b/>
-                <w:bCs/>
+                <w:b w:val="1"/>
+                <w:bCs w:val="1"/>
+                <w:color w:val="auto"/>
               </w:rPr>
             </w:pPr>
             <w:r>
               <w:rPr>
-                <w:b/>
-                <w:bCs/>
+                <w:b w:val="1"/>
+                <w:bCs w:val="1"/>
+                <w:color w:val="auto"/>
               </w:rPr>
               <w:t>Categoría</w:t>
             </w:r>
@@ -286,19 +295,22 @@
         <w:tc>
           <w:tcPr>
             <w:tcW w:w="7770" w:type="dxa"/>
+            <w:tcMar/>
           </w:tcPr>
-          <w:p>
+          <w:p w14:noSpellErr="1">
             <w:pPr>
               <w:jc w:val="center"/>
               <w:rPr>
-                <w:b/>
-                <w:bCs/>
+                <w:b w:val="1"/>
+                <w:bCs w:val="1"/>
+                <w:color w:val="auto"/>
               </w:rPr>
             </w:pPr>
             <w:r>
               <w:rPr>
-                <w:b/>
-                <w:bCs/>
+                <w:b w:val="1"/>
+                <w:bCs w:val="1"/>
+                <w:color w:val="auto"/>
               </w:rPr>
               <w:t>Descripción</w:t>
             </w:r>
@@ -312,18 +324,20 @@
         <w:tc>
           <w:tcPr>
             <w:tcW w:w="2010" w:type="dxa"/>
+            <w:tcMar/>
           </w:tcPr>
-          <w:p>
+          <w:p w14:noSpellErr="1">
             <w:pPr>
               <w:pStyle w:val="Default"/>
-              <w:rPr>
-                <w:rFonts w:asciiTheme="minorHAnsi" w:eastAsiaTheme="majorEastAsia" w:hAnsiTheme="minorHAnsi" w:cstheme="minorBidi"/>
-                <w:color w:val="767171" w:themeColor="background2" w:themeShade="80"/>
+              <w:jc w:val="left"/>
+              <w:rPr>
+                <w:rFonts w:ascii="Calibri" w:hAnsi="Calibri" w:eastAsia="" w:cs="Calibri" w:asciiTheme="minorAscii" w:hAnsiTheme="minorAscii" w:eastAsiaTheme="majorEastAsia" w:cstheme="minorAscii"/>
+                <w:color w:val="auto" w:themeColor="background2" w:themeShade="80"/>
               </w:rPr>
             </w:pPr>
             <w:r>
               <w:rPr>
-                <w:rFonts w:asciiTheme="minorHAnsi" w:eastAsiaTheme="majorEastAsia" w:hAnsiTheme="minorHAnsi" w:cstheme="minorBidi"/>
+                <w:rFonts w:ascii="Calibri" w:hAnsi="Calibri" w:eastAsia="" w:cs="Calibri" w:asciiTheme="minorAscii" w:hAnsiTheme="minorAscii" w:eastAsiaTheme="majorEastAsia" w:cstheme="minorAscii"/>
                 <w:color w:val="auto"/>
               </w:rPr>
               <w:t>Excelente Dominio (ED)</w:t>
@@ -333,19 +347,22 @@
         <w:tc>
           <w:tcPr>
             <w:tcW w:w="7770" w:type="dxa"/>
+            <w:tcMar/>
           </w:tcPr>
-          <w:p>
+          <w:p w14:noSpellErr="1">
             <w:pPr>
-              <w:rPr>
-                <w:rFonts w:eastAsiaTheme="majorEastAsia"/>
-                <w:color w:val="767171" w:themeColor="background2" w:themeShade="80"/>
+              <w:jc w:val="left"/>
+              <w:rPr>
+                <w:rFonts w:eastAsia="" w:cs="Calibri" w:eastAsiaTheme="majorEastAsia" w:cstheme="minorAscii"/>
+                <w:color w:val="auto" w:themeColor="background2" w:themeShade="80"/>
                 <w:sz w:val="24"/>
                 <w:szCs w:val="24"/>
               </w:rPr>
             </w:pPr>
             <w:r>
               <w:rPr>
-                <w:rFonts w:eastAsiaTheme="majorEastAsia"/>
+                <w:rFonts w:eastAsia="" w:cs="Calibri" w:eastAsiaTheme="majorEastAsia" w:cstheme="minorAscii"/>
+                <w:color w:val="auto"/>
                 <w:sz w:val="24"/>
                 <w:szCs w:val="24"/>
               </w:rPr>
@@ -361,18 +378,20 @@
         <w:tc>
           <w:tcPr>
             <w:tcW w:w="2010" w:type="dxa"/>
+            <w:tcMar/>
           </w:tcPr>
-          <w:p>
+          <w:p w14:noSpellErr="1">
             <w:pPr>
               <w:pStyle w:val="Default"/>
-              <w:rPr>
-                <w:rFonts w:asciiTheme="minorHAnsi" w:eastAsiaTheme="majorEastAsia" w:hAnsiTheme="minorHAnsi" w:cstheme="minorBidi"/>
-                <w:color w:val="767171" w:themeColor="background2" w:themeShade="80"/>
+              <w:jc w:val="left"/>
+              <w:rPr>
+                <w:rFonts w:ascii="Calibri" w:hAnsi="Calibri" w:eastAsia="" w:cs="Calibri" w:asciiTheme="minorAscii" w:hAnsiTheme="minorAscii" w:eastAsiaTheme="majorEastAsia" w:cstheme="minorAscii"/>
+                <w:color w:val="auto" w:themeColor="background2" w:themeShade="80"/>
               </w:rPr>
             </w:pPr>
             <w:r>
               <w:rPr>
-                <w:rFonts w:asciiTheme="minorHAnsi" w:eastAsiaTheme="majorEastAsia" w:hAnsiTheme="minorHAnsi" w:cstheme="minorBidi"/>
+                <w:rFonts w:ascii="Calibri" w:hAnsi="Calibri" w:eastAsia="" w:cs="Calibri" w:asciiTheme="minorAscii" w:hAnsiTheme="minorAscii" w:eastAsiaTheme="majorEastAsia" w:cstheme="minorAscii"/>
                 <w:color w:val="auto"/>
               </w:rPr>
               <w:t xml:space="preserve">Alto Dominio (AD) </w:t>
@@ -382,19 +401,22 @@
         <w:tc>
           <w:tcPr>
             <w:tcW w:w="7770" w:type="dxa"/>
+            <w:tcMar/>
           </w:tcPr>
-          <w:p>
+          <w:p w14:noSpellErr="1">
             <w:pPr>
-              <w:rPr>
-                <w:rFonts w:eastAsiaTheme="majorEastAsia"/>
-                <w:color w:val="767171" w:themeColor="background2" w:themeShade="80"/>
+              <w:jc w:val="left"/>
+              <w:rPr>
+                <w:rFonts w:eastAsia="" w:cs="Calibri" w:eastAsiaTheme="majorEastAsia" w:cstheme="minorAscii"/>
+                <w:color w:val="auto" w:themeColor="background2" w:themeShade="80"/>
                 <w:sz w:val="24"/>
                 <w:szCs w:val="24"/>
               </w:rPr>
             </w:pPr>
             <w:r>
               <w:rPr>
-                <w:rFonts w:eastAsiaTheme="majorEastAsia"/>
+                <w:rFonts w:eastAsia="" w:cs="Calibri" w:eastAsiaTheme="majorEastAsia" w:cstheme="minorAscii"/>
+                <w:color w:val="auto"/>
                 <w:sz w:val="24"/>
                 <w:szCs w:val="24"/>
               </w:rPr>
@@ -410,18 +432,20 @@
         <w:tc>
           <w:tcPr>
             <w:tcW w:w="2010" w:type="dxa"/>
+            <w:tcMar/>
           </w:tcPr>
-          <w:p>
+          <w:p w14:noSpellErr="1">
             <w:pPr>
               <w:pStyle w:val="Default"/>
-              <w:rPr>
-                <w:rFonts w:asciiTheme="minorHAnsi" w:eastAsiaTheme="majorEastAsia" w:hAnsiTheme="minorHAnsi" w:cstheme="minorBidi"/>
-                <w:color w:val="767171" w:themeColor="background2" w:themeShade="80"/>
+              <w:jc w:val="left"/>
+              <w:rPr>
+                <w:rFonts w:ascii="Calibri" w:hAnsi="Calibri" w:eastAsia="" w:cs="Calibri" w:asciiTheme="minorAscii" w:hAnsiTheme="minorAscii" w:eastAsiaTheme="majorEastAsia" w:cstheme="minorAscii"/>
+                <w:color w:val="auto" w:themeColor="background2" w:themeShade="80"/>
               </w:rPr>
             </w:pPr>
             <w:r>
               <w:rPr>
-                <w:rFonts w:asciiTheme="minorHAnsi" w:eastAsiaTheme="majorEastAsia" w:hAnsiTheme="minorHAnsi" w:cstheme="minorBidi"/>
+                <w:rFonts w:ascii="Calibri" w:hAnsi="Calibri" w:eastAsia="" w:cs="Calibri" w:asciiTheme="minorAscii" w:hAnsiTheme="minorAscii" w:eastAsiaTheme="majorEastAsia" w:cstheme="minorAscii"/>
                 <w:color w:val="auto"/>
               </w:rPr>
               <w:t xml:space="preserve">Dominio Aceptable (DA) </w:t>
@@ -431,19 +455,22 @@
         <w:tc>
           <w:tcPr>
             <w:tcW w:w="7770" w:type="dxa"/>
+            <w:tcMar/>
           </w:tcPr>
-          <w:p>
+          <w:p w14:noSpellErr="1">
             <w:pPr>
-              <w:rPr>
-                <w:rFonts w:eastAsiaTheme="majorEastAsia"/>
-                <w:color w:val="767171" w:themeColor="background2" w:themeShade="80"/>
+              <w:jc w:val="left"/>
+              <w:rPr>
+                <w:rFonts w:eastAsia="" w:cs="Calibri" w:eastAsiaTheme="majorEastAsia" w:cstheme="minorAscii"/>
+                <w:color w:val="auto" w:themeColor="background2" w:themeShade="80"/>
                 <w:sz w:val="24"/>
                 <w:szCs w:val="24"/>
               </w:rPr>
             </w:pPr>
             <w:r>
               <w:rPr>
-                <w:rFonts w:eastAsiaTheme="majorEastAsia"/>
+                <w:rFonts w:eastAsia="" w:cs="Calibri" w:eastAsiaTheme="majorEastAsia" w:cstheme="minorAscii"/>
+                <w:color w:val="auto"/>
                 <w:sz w:val="24"/>
                 <w:szCs w:val="24"/>
               </w:rPr>
@@ -456,18 +483,20 @@
         <w:tc>
           <w:tcPr>
             <w:tcW w:w="2010" w:type="dxa"/>
+            <w:tcMar/>
           </w:tcPr>
-          <w:p>
+          <w:p w14:noSpellErr="1">
             <w:pPr>
               <w:pStyle w:val="Default"/>
-              <w:rPr>
-                <w:rFonts w:asciiTheme="minorHAnsi" w:eastAsiaTheme="majorEastAsia" w:hAnsiTheme="minorHAnsi" w:cstheme="minorBidi"/>
-                <w:color w:val="767171" w:themeColor="background2" w:themeShade="80"/>
+              <w:jc w:val="left"/>
+              <w:rPr>
+                <w:rFonts w:ascii="Calibri" w:hAnsi="Calibri" w:eastAsia="" w:cs="Calibri" w:asciiTheme="minorAscii" w:hAnsiTheme="minorAscii" w:eastAsiaTheme="majorEastAsia" w:cstheme="minorAscii"/>
+                <w:color w:val="auto" w:themeColor="background2" w:themeShade="80"/>
               </w:rPr>
             </w:pPr>
             <w:r>
               <w:rPr>
-                <w:rFonts w:asciiTheme="minorHAnsi" w:eastAsiaTheme="majorEastAsia" w:hAnsiTheme="minorHAnsi" w:cstheme="minorBidi"/>
+                <w:rFonts w:ascii="Calibri" w:hAnsi="Calibri" w:eastAsia="" w:cs="Calibri" w:asciiTheme="minorAscii" w:hAnsiTheme="minorAscii" w:eastAsiaTheme="majorEastAsia" w:cstheme="minorAscii"/>
                 <w:color w:val="auto"/>
               </w:rPr>
               <w:t>Dominio insuficiente (DP)</w:t>
@@ -477,19 +506,22 @@
         <w:tc>
           <w:tcPr>
             <w:tcW w:w="7770" w:type="dxa"/>
+            <w:tcMar/>
           </w:tcPr>
-          <w:p>
+          <w:p w14:noSpellErr="1">
             <w:pPr>
-              <w:rPr>
-                <w:rFonts w:eastAsiaTheme="majorEastAsia"/>
-                <w:color w:val="767171" w:themeColor="background2" w:themeShade="80"/>
+              <w:jc w:val="left"/>
+              <w:rPr>
+                <w:rFonts w:eastAsia="" w:cs="Calibri" w:eastAsiaTheme="majorEastAsia" w:cstheme="minorAscii"/>
+                <w:color w:val="auto" w:themeColor="background2" w:themeShade="80"/>
                 <w:sz w:val="24"/>
                 <w:szCs w:val="24"/>
               </w:rPr>
             </w:pPr>
             <w:r>
               <w:rPr>
-                <w:rFonts w:eastAsiaTheme="majorEastAsia"/>
+                <w:rFonts w:eastAsia="" w:cs="Calibri" w:eastAsiaTheme="majorEastAsia" w:cstheme="minorAscii"/>
+                <w:color w:val="auto"/>
                 <w:sz w:val="24"/>
                 <w:szCs w:val="24"/>
               </w:rPr>
@@ -497,7 +529,8 @@
             </w:r>
             <w:r>
               <w:rPr>
-                <w:rFonts w:eastAsiaTheme="majorEastAsia"/>
+                <w:rFonts w:eastAsia="" w:cs="Calibri" w:eastAsiaTheme="majorEastAsia" w:cstheme="minorAscii"/>
+                <w:color w:val="auto"/>
                 <w:sz w:val="24"/>
                 <w:szCs w:val="24"/>
               </w:rPr>
@@ -505,7 +538,8 @@
             </w:r>
             <w:r>
               <w:rPr>
-                <w:rFonts w:eastAsiaTheme="majorEastAsia"/>
+                <w:rFonts w:eastAsia="" w:cs="Calibri" w:eastAsiaTheme="majorEastAsia" w:cstheme="minorAscii"/>
+                <w:color w:val="auto"/>
                 <w:sz w:val="24"/>
                 <w:szCs w:val="24"/>
               </w:rPr>
@@ -521,53 +555,71 @@
         <w:tc>
           <w:tcPr>
             <w:tcW w:w="2010" w:type="dxa"/>
+            <w:tcMar/>
           </w:tcPr>
-          <w:p>
+          <w:p w14:noSpellErr="1">
             <w:pPr>
               <w:pStyle w:val="Default"/>
-              <w:rPr>
-                <w:rFonts w:asciiTheme="minorHAnsi" w:eastAsiaTheme="majorEastAsia" w:hAnsiTheme="minorHAnsi" w:cstheme="minorBidi"/>
-                <w:color w:val="767171" w:themeColor="background2" w:themeShade="80"/>
+              <w:jc w:val="left"/>
+              <w:rPr>
+                <w:rFonts w:ascii="Calibri" w:hAnsi="Calibri" w:eastAsia="" w:cs="Calibri" w:asciiTheme="minorAscii" w:hAnsiTheme="minorAscii" w:eastAsiaTheme="majorEastAsia" w:cstheme="minorAscii"/>
+                <w:color w:val="auto" w:themeColor="background2" w:themeShade="80"/>
               </w:rPr>
             </w:pPr>
             <w:r>
               <w:rPr>
-                <w:rFonts w:asciiTheme="minorHAnsi" w:eastAsiaTheme="majorEastAsia" w:hAnsiTheme="minorHAnsi" w:cstheme="minorBidi"/>
+                <w:rFonts w:ascii="Calibri" w:hAnsi="Calibri" w:eastAsia="" w:cs="Calibri" w:asciiTheme="minorAscii" w:hAnsiTheme="minorAscii" w:eastAsiaTheme="majorEastAsia" w:cstheme="minorAscii"/>
                 <w:color w:val="auto"/>
               </w:rPr>
-              <w:t>Dominio no logrado (DNL)</w:t>
+              <w:t>Dominio no logrado (</w:t>
+            </w:r>
+            <w:r>
+              <w:rPr>
+                <w:rFonts w:ascii="Calibri" w:hAnsi="Calibri" w:eastAsia="" w:cs="Calibri" w:asciiTheme="minorAscii" w:hAnsiTheme="minorAscii" w:eastAsiaTheme="majorEastAsia" w:cstheme="minorAscii"/>
+                <w:color w:val="auto"/>
+              </w:rPr>
+              <w:t>DNL</w:t>
+            </w:r>
+            <w:r>
+              <w:rPr>
+                <w:rFonts w:ascii="Calibri" w:hAnsi="Calibri" w:eastAsia="" w:cs="Calibri" w:asciiTheme="minorAscii" w:hAnsiTheme="minorAscii" w:eastAsiaTheme="majorEastAsia" w:cstheme="minorAscii"/>
+                <w:color w:val="auto"/>
+              </w:rPr>
+              <w:t>)</w:t>
             </w:r>
           </w:p>
         </w:tc>
         <w:tc>
           <w:tcPr>
             <w:tcW w:w="7770" w:type="dxa"/>
+            <w:tcMar/>
           </w:tcPr>
-          <w:p>
+          <w:p w14:noSpellErr="1">
             <w:pPr>
               <w:pStyle w:val="Default"/>
-              <w:rPr>
-                <w:rFonts w:asciiTheme="minorHAnsi" w:eastAsiaTheme="majorEastAsia" w:hAnsiTheme="minorHAnsi" w:cstheme="minorBidi"/>
-                <w:color w:val="767171" w:themeColor="background2" w:themeShade="80"/>
+              <w:jc w:val="left"/>
+              <w:rPr>
+                <w:rFonts w:ascii="Calibri" w:hAnsi="Calibri" w:eastAsia="" w:cs="Calibri" w:asciiTheme="minorAscii" w:hAnsiTheme="minorAscii" w:eastAsiaTheme="majorEastAsia" w:cstheme="minorAscii"/>
+                <w:color w:val="auto" w:themeColor="background2" w:themeShade="80"/>
               </w:rPr>
             </w:pPr>
             <w:r>
               <w:rPr>
-                <w:rFonts w:asciiTheme="minorHAnsi" w:eastAsiaTheme="majorEastAsia" w:hAnsiTheme="minorHAnsi" w:cstheme="minorBidi"/>
+                <w:rFonts w:ascii="Calibri" w:hAnsi="Calibri" w:eastAsia="" w:cs="Calibri" w:asciiTheme="minorAscii" w:hAnsiTheme="minorAscii" w:eastAsiaTheme="majorEastAsia" w:cstheme="minorAscii"/>
                 <w:color w:val="auto"/>
               </w:rPr>
               <w:t>Tengo un dominio no logrado de la competencia</w:t>
             </w:r>
             <w:r>
               <w:rPr>
-                <w:rFonts w:asciiTheme="minorHAnsi" w:eastAsiaTheme="majorEastAsia" w:hAnsiTheme="minorHAnsi" w:cstheme="minorBidi"/>
+                <w:rFonts w:ascii="Calibri" w:hAnsi="Calibri" w:eastAsia="" w:cs="Calibri" w:asciiTheme="minorAscii" w:hAnsiTheme="minorAscii" w:eastAsiaTheme="majorEastAsia" w:cstheme="minorAscii"/>
                 <w:color w:val="auto"/>
               </w:rPr>
               <w:t>, no</w:t>
             </w:r>
             <w:r>
               <w:rPr>
-                <w:rFonts w:asciiTheme="minorHAnsi" w:eastAsiaTheme="majorEastAsia" w:hAnsiTheme="minorHAnsi" w:cstheme="minorBidi"/>
+                <w:rFonts w:ascii="Calibri" w:hAnsi="Calibri" w:eastAsia="" w:cs="Calibri" w:asciiTheme="minorAscii" w:hAnsiTheme="minorAscii" w:eastAsiaTheme="majorEastAsia" w:cstheme="minorAscii"/>
                 <w:color w:val="auto"/>
               </w:rPr>
               <w:t xml:space="preserve"> manejo casi ningún aspecto de manera clara.</w:t>
@@ -576,27 +628,30 @@
         </w:tc>
       </w:tr>
     </w:tbl>
-    <w:p>
-      <w:pPr>
-        <w:pStyle w:val="Prrafodelista"/>
-        <w:ind w:left="435"/>
-        <w:jc w:val="both"/>
-      </w:pPr>
-    </w:p>
-    <w:p>
+    <w:p w14:noSpellErr="1">
       <w:pPr>
         <w:pStyle w:val="Prrafodelista"/>
         <w:ind w:left="435"/>
         <w:jc w:val="both"/>
         <w:rPr>
-          <w:rFonts w:eastAsiaTheme="majorEastAsia"/>
-          <w:color w:val="767171" w:themeColor="background2" w:themeShade="80"/>
+          <w:color w:val="auto"/>
+        </w:rPr>
+      </w:pPr>
+    </w:p>
+    <w:p w14:noSpellErr="1">
+      <w:pPr>
+        <w:pStyle w:val="Prrafodelista"/>
+        <w:ind w:left="435"/>
+        <w:jc w:val="both"/>
+        <w:rPr>
+          <w:rFonts w:eastAsia="" w:cs="Calibri" w:eastAsiaTheme="majorEastAsia" w:cstheme="minorAscii"/>
+          <w:color w:val="auto" w:themeColor="background2" w:themeShade="80"/>
           <w:sz w:val="24"/>
           <w:szCs w:val="24"/>
         </w:rPr>
       </w:pPr>
     </w:p>
-    <w:p>
+    <w:p w14:noSpellErr="1">
       <w:pPr>
         <w:pStyle w:val="Prrafodelista"/>
         <w:numPr>
@@ -605,42 +660,43 @@
         </w:numPr>
         <w:jc w:val="both"/>
         <w:rPr>
-          <w:rFonts w:eastAsiaTheme="majorEastAsia"/>
-          <w:color w:val="767171" w:themeColor="background2" w:themeShade="80"/>
+          <w:rFonts w:eastAsia="" w:cs="Calibri" w:eastAsiaTheme="majorEastAsia" w:cstheme="minorAscii"/>
+          <w:color w:val="auto" w:themeColor="background2" w:themeShade="80"/>
           <w:sz w:val="24"/>
           <w:szCs w:val="24"/>
         </w:rPr>
       </w:pPr>
       <w:r>
         <w:rPr>
-          <w:rFonts w:eastAsiaTheme="majorEastAsia"/>
+          <w:rFonts w:eastAsia="" w:cs="Calibri" w:eastAsiaTheme="majorEastAsia" w:cstheme="minorAscii"/>
+          <w:color w:val="auto"/>
           <w:sz w:val="24"/>
           <w:szCs w:val="24"/>
         </w:rPr>
         <w:t>En la columna de comentarios escribe por qué marcaste cada nivel.</w:t>
       </w:r>
     </w:p>
-    <w:p>
+    <w:p w14:noSpellErr="1">
       <w:pPr>
         <w:pStyle w:val="Prrafodelista"/>
         <w:ind w:left="435"/>
         <w:jc w:val="both"/>
         <w:rPr>
-          <w:rFonts w:eastAsiaTheme="majorEastAsia"/>
-          <w:color w:val="767171" w:themeColor="background2" w:themeShade="80"/>
+          <w:rFonts w:eastAsia="" w:cs="Calibri" w:eastAsiaTheme="majorEastAsia" w:cstheme="minorAscii"/>
+          <w:color w:val="auto" w:themeColor="background2" w:themeShade="80"/>
           <w:sz w:val="24"/>
           <w:szCs w:val="24"/>
         </w:rPr>
       </w:pPr>
     </w:p>
-    <w:p>
+    <w:p w14:noSpellErr="1">
       <w:pPr>
         <w:pStyle w:val="Prrafodelista"/>
         <w:ind w:left="435"/>
         <w:jc w:val="both"/>
         <w:rPr>
-          <w:rFonts w:eastAsiaTheme="majorEastAsia"/>
-          <w:color w:val="767171" w:themeColor="background2" w:themeShade="80"/>
+          <w:rFonts w:eastAsia="" w:cs="Calibri" w:eastAsiaTheme="majorEastAsia" w:cstheme="minorAscii"/>
+          <w:color w:val="auto" w:themeColor="background2" w:themeShade="80"/>
           <w:sz w:val="24"/>
           <w:szCs w:val="24"/>
         </w:rPr>
@@ -652,7 +708,8 @@
         <w:ind w:left="435"/>
         <w:jc w:val="both"/>
         <w:rPr>
-          <w:rFonts w:eastAsiaTheme="majorEastAsia"/>
+          <w:rFonts w:eastAsia="" w:cs="Calibri" w:eastAsiaTheme="majorEastAsia" w:cstheme="minorAscii"/>
+          <w:color w:val="auto"/>
           <w:sz w:val="24"/>
           <w:szCs w:val="24"/>
         </w:rPr>
@@ -664,7 +721,8 @@
         <w:ind w:left="435"/>
         <w:jc w:val="both"/>
         <w:rPr>
-          <w:rFonts w:eastAsiaTheme="majorEastAsia"/>
+          <w:rFonts w:eastAsia="" w:cs="Calibri" w:eastAsiaTheme="majorEastAsia" w:cstheme="minorAscii"/>
+          <w:color w:val="auto"/>
           <w:sz w:val="24"/>
           <w:szCs w:val="24"/>
         </w:rPr>
@@ -676,7 +734,8 @@
         <w:ind w:left="435"/>
         <w:jc w:val="both"/>
         <w:rPr>
-          <w:rFonts w:eastAsiaTheme="majorEastAsia"/>
+          <w:rFonts w:eastAsia="" w:cs="Calibri" w:eastAsiaTheme="majorEastAsia" w:cstheme="minorAscii"/>
+          <w:color w:val="auto"/>
           <w:sz w:val="24"/>
           <w:szCs w:val="24"/>
         </w:rPr>
@@ -688,7 +747,8 @@
         <w:ind w:left="435"/>
         <w:jc w:val="both"/>
         <w:rPr>
-          <w:rFonts w:eastAsiaTheme="majorEastAsia"/>
+          <w:rFonts w:eastAsia="" w:cs="Calibri" w:eastAsiaTheme="majorEastAsia" w:cstheme="minorAscii"/>
+          <w:color w:val="auto"/>
           <w:sz w:val="24"/>
           <w:szCs w:val="24"/>
         </w:rPr>
@@ -700,7 +760,8 @@
         <w:ind w:left="435"/>
         <w:jc w:val="both"/>
         <w:rPr>
-          <w:rFonts w:eastAsiaTheme="majorEastAsia"/>
+          <w:rFonts w:eastAsia="" w:cs="Calibri" w:eastAsiaTheme="majorEastAsia" w:cstheme="minorAscii"/>
+          <w:color w:val="auto"/>
           <w:sz w:val="24"/>
           <w:szCs w:val="24"/>
         </w:rPr>
@@ -712,7 +773,8 @@
         <w:ind w:left="435"/>
         <w:jc w:val="both"/>
         <w:rPr>
-          <w:rFonts w:eastAsiaTheme="majorEastAsia"/>
+          <w:rFonts w:eastAsia="" w:cs="Calibri" w:eastAsiaTheme="majorEastAsia" w:cstheme="minorAscii"/>
+          <w:color w:val="auto"/>
           <w:sz w:val="24"/>
           <w:szCs w:val="24"/>
         </w:rPr>
@@ -724,33 +786,34 @@
         <w:ind w:left="435"/>
         <w:jc w:val="both"/>
         <w:rPr>
-          <w:rFonts w:eastAsiaTheme="majorEastAsia"/>
+          <w:rFonts w:eastAsia="" w:cs="Calibri" w:eastAsiaTheme="majorEastAsia" w:cstheme="minorAscii"/>
+          <w:color w:val="auto"/>
           <w:sz w:val="24"/>
           <w:szCs w:val="24"/>
         </w:rPr>
       </w:pPr>
     </w:p>
-    <w:p>
+    <w:p w14:noSpellErr="1">
       <w:pPr>
         <w:pStyle w:val="Prrafodelista"/>
         <w:ind w:left="435"/>
         <w:jc w:val="both"/>
         <w:rPr>
-          <w:rFonts w:eastAsiaTheme="majorEastAsia"/>
-          <w:color w:val="767171" w:themeColor="background2" w:themeShade="80"/>
+          <w:rFonts w:eastAsia="" w:cs="Calibri" w:eastAsiaTheme="majorEastAsia" w:cstheme="minorAscii"/>
+          <w:color w:val="auto" w:themeColor="background2" w:themeShade="80"/>
           <w:sz w:val="24"/>
           <w:szCs w:val="24"/>
         </w:rPr>
       </w:pPr>
     </w:p>
-    <w:p>
+    <w:p w14:noSpellErr="1">
       <w:pPr>
         <w:pStyle w:val="Prrafodelista"/>
         <w:ind w:left="435"/>
         <w:jc w:val="both"/>
         <w:rPr>
-          <w:rFonts w:eastAsiaTheme="majorEastAsia"/>
-          <w:color w:val="767171" w:themeColor="background2" w:themeShade="80"/>
+          <w:rFonts w:eastAsia="" w:cs="Calibri" w:eastAsiaTheme="majorEastAsia" w:cstheme="minorAscii"/>
+          <w:color w:val="auto" w:themeColor="background2" w:themeShade="80"/>
           <w:sz w:val="24"/>
           <w:szCs w:val="24"/>
         </w:rPr>
@@ -775,24 +838,28 @@
             <w:cnfStyle w:val="001000000000" w:firstRow="0" w:lastRow="0" w:firstColumn="1" w:lastColumn="0" w:oddVBand="0" w:evenVBand="0" w:oddHBand="0" w:evenHBand="0" w:firstRowFirstColumn="0" w:firstRowLastColumn="0" w:lastRowFirstColumn="0" w:lastRowLastColumn="0"/>
             <w:tcW w:w="10076" w:type="dxa"/>
             <w:gridSpan w:val="2"/>
+            <w:tcMar/>
           </w:tcPr>
-          <w:p>
+          <w:p w14:noSpellErr="1">
             <w:pPr>
               <w:pStyle w:val="Prrafodelista"/>
+              <w:ind w:left="0"/>
               <w:jc w:val="center"/>
               <w:rPr>
-                <w:rFonts w:eastAsiaTheme="majorEastAsia" w:cstheme="minorHAnsi"/>
-                <w:color w:val="767171" w:themeColor="background2" w:themeShade="80"/>
-                <w:sz w:val="20"/>
-                <w:szCs w:val="20"/>
+                <w:rFonts w:eastAsia="" w:cs="Calibri" w:eastAsiaTheme="majorEastAsia" w:cstheme="minorAscii"/>
+                <w:color w:val="auto" w:themeColor="background2" w:themeShade="80"/>
+                <w:sz w:val="24"/>
+                <w:szCs w:val="24"/>
               </w:rPr>
             </w:pPr>
             <w:r>
               <w:rPr>
+                <w:rFonts w:eastAsia="" w:cs="Calibri" w:eastAsiaTheme="majorEastAsia" w:cstheme="minorAscii"/>
+                <w:color w:val="auto"/>
                 <w:sz w:val="24"/>
                 <w:szCs w:val="24"/>
               </w:rPr>
-              <w:t>Escuela de Ingeniería en Informática y Telecomunicaciones</w:t>
+              <w:t>Escuela de Informática y Telecomunicaciones</w:t>
             </w:r>
           </w:p>
         </w:tc>
@@ -805,26 +872,28 @@
           <w:tcPr>
             <w:cnfStyle w:val="001000000000" w:firstRow="0" w:lastRow="0" w:firstColumn="1" w:lastColumn="0" w:oddVBand="0" w:evenVBand="0" w:oddHBand="0" w:evenHBand="0" w:firstRowFirstColumn="0" w:firstRowLastColumn="0" w:lastRowFirstColumn="0" w:lastRowLastColumn="0"/>
             <w:tcW w:w="5038" w:type="dxa"/>
+            <w:tcMar/>
           </w:tcPr>
-          <w:p>
+          <w:p w14:noSpellErr="1">
             <w:pPr>
               <w:pStyle w:val="Prrafodelista"/>
               <w:ind w:left="0"/>
               <w:jc w:val="both"/>
               <w:rPr>
-                <w:rFonts w:eastAsiaTheme="majorEastAsia"/>
+                <w:rFonts w:eastAsia="" w:cs="Calibri" w:eastAsiaTheme="majorEastAsia" w:cstheme="minorAscii"/>
                 <w:b w:val="0"/>
                 <w:bCs w:val="0"/>
-                <w:color w:val="767171" w:themeColor="background2" w:themeShade="80"/>
+                <w:color w:val="auto" w:themeColor="background2" w:themeShade="80"/>
                 <w:sz w:val="24"/>
                 <w:szCs w:val="24"/>
               </w:rPr>
             </w:pPr>
             <w:r>
               <w:rPr>
-                <w:rFonts w:eastAsiaTheme="majorEastAsia"/>
+                <w:rFonts w:eastAsia="" w:cs="Calibri" w:eastAsiaTheme="majorEastAsia" w:cstheme="minorAscii"/>
                 <w:b w:val="0"/>
                 <w:bCs w:val="0"/>
+                <w:color w:val="auto"/>
                 <w:sz w:val="24"/>
                 <w:szCs w:val="24"/>
               </w:rPr>
@@ -834,26 +903,25 @@
         </w:tc>
         <w:tc>
           <w:tcPr>
+            <w:cnfStyle w:val="000000000000" w:firstRow="0" w:lastRow="0" w:firstColumn="0" w:lastColumn="0" w:oddVBand="0" w:evenVBand="0" w:oddHBand="0" w:evenHBand="0" w:firstRowFirstColumn="0" w:firstRowLastColumn="0" w:lastRowFirstColumn="0" w:lastRowLastColumn="0"/>
             <w:tcW w:w="5038" w:type="dxa"/>
+            <w:tcMar/>
           </w:tcPr>
-          <w:p>
+          <w:p w14:noSpellErr="1">
             <w:pPr>
               <w:pStyle w:val="Prrafodelista"/>
+              <w:ind w:left="0"/>
               <w:jc w:val="both"/>
               <w:cnfStyle w:val="000000100000" w:firstRow="0" w:lastRow="0" w:firstColumn="0" w:lastColumn="0" w:oddVBand="0" w:evenVBand="0" w:oddHBand="1" w:evenHBand="0" w:firstRowFirstColumn="0" w:firstRowLastColumn="0" w:lastRowFirstColumn="0" w:lastRowLastColumn="0"/>
               <w:rPr>
-                <w:rFonts w:eastAsiaTheme="majorEastAsia" w:cstheme="minorHAnsi"/>
-                <w:color w:val="767171" w:themeColor="background2" w:themeShade="80"/>
-                <w:sz w:val="20"/>
-                <w:szCs w:val="20"/>
+                <w:rFonts w:eastAsia="" w:cs="Calibri" w:eastAsiaTheme="majorEastAsia" w:cstheme="minorAscii"/>
+                <w:color w:val="auto" w:themeColor="background2" w:themeShade="80"/>
+                <w:sz w:val="24"/>
+                <w:szCs w:val="24"/>
               </w:rPr>
             </w:pPr>
             <w:r>
-              <w:rPr>
-                <w:color w:val="000000"/>
-                <w:sz w:val="24"/>
-                <w:szCs w:val="24"/>
-              </w:rPr>
+              <w:rPr/>
               <w:t>Andrés Rodrigo Vergara Acevedo</w:t>
             </w:r>
           </w:p>
@@ -864,26 +932,28 @@
           <w:tcPr>
             <w:cnfStyle w:val="001000000000" w:firstRow="0" w:lastRow="0" w:firstColumn="1" w:lastColumn="0" w:oddVBand="0" w:evenVBand="0" w:oddHBand="0" w:evenHBand="0" w:firstRowFirstColumn="0" w:firstRowLastColumn="0" w:lastRowFirstColumn="0" w:lastRowLastColumn="0"/>
             <w:tcW w:w="5038" w:type="dxa"/>
+            <w:tcMar/>
           </w:tcPr>
-          <w:p>
+          <w:p w14:noSpellErr="1">
             <w:pPr>
               <w:pStyle w:val="Prrafodelista"/>
               <w:ind w:left="0"/>
               <w:jc w:val="both"/>
               <w:rPr>
-                <w:rFonts w:eastAsiaTheme="majorEastAsia"/>
+                <w:rFonts w:eastAsia="" w:cs="Calibri" w:eastAsiaTheme="majorEastAsia" w:cstheme="minorAscii"/>
                 <w:b w:val="0"/>
                 <w:bCs w:val="0"/>
-                <w:color w:val="767171" w:themeColor="background2" w:themeShade="80"/>
+                <w:color w:val="auto" w:themeColor="background2" w:themeShade="80"/>
                 <w:sz w:val="24"/>
                 <w:szCs w:val="24"/>
               </w:rPr>
             </w:pPr>
             <w:r>
               <w:rPr>
-                <w:rFonts w:eastAsiaTheme="majorEastAsia"/>
+                <w:rFonts w:eastAsia="" w:cs="Calibri" w:eastAsiaTheme="majorEastAsia" w:cstheme="minorAscii"/>
                 <w:b w:val="0"/>
                 <w:bCs w:val="0"/>
+                <w:color w:val="auto"/>
                 <w:sz w:val="24"/>
                 <w:szCs w:val="24"/>
               </w:rPr>
@@ -893,26 +963,26 @@
         </w:tc>
         <w:tc>
           <w:tcPr>
+            <w:cnfStyle w:val="000000000000" w:firstRow="0" w:lastRow="0" w:firstColumn="0" w:lastColumn="0" w:oddVBand="0" w:evenVBand="0" w:oddHBand="0" w:evenHBand="0" w:firstRowFirstColumn="0" w:firstRowLastColumn="0" w:lastRowFirstColumn="0" w:lastRowLastColumn="0"/>
             <w:tcW w:w="5038" w:type="dxa"/>
+            <w:tcMar/>
           </w:tcPr>
-          <w:p>
+          <w:p w14:noSpellErr="1">
             <w:pPr>
               <w:pStyle w:val="Prrafodelista"/>
+              <w:ind w:left="0"/>
               <w:jc w:val="both"/>
               <w:cnfStyle w:val="000000000000" w:firstRow="0" w:lastRow="0" w:firstColumn="0" w:lastColumn="0" w:oddVBand="0" w:evenVBand="0" w:oddHBand="0" w:evenHBand="0" w:firstRowFirstColumn="0" w:firstRowLastColumn="0" w:lastRowFirstColumn="0" w:lastRowLastColumn="0"/>
               <w:rPr>
-                <w:rFonts w:eastAsiaTheme="majorEastAsia" w:cstheme="minorHAnsi"/>
-                <w:color w:val="767171" w:themeColor="background2" w:themeShade="80"/>
-                <w:sz w:val="20"/>
-                <w:szCs w:val="20"/>
+                <w:rFonts w:eastAsia="" w:cs="Calibri" w:eastAsiaTheme="majorEastAsia" w:cstheme="minorAscii"/>
+                <w:color w:val="auto" w:themeColor="background2" w:themeShade="80"/>
+                <w:sz w:val="24"/>
+                <w:szCs w:val="24"/>
               </w:rPr>
             </w:pPr>
             <w:r>
-              <w:rPr>
-                <w:sz w:val="24"/>
-                <w:szCs w:val="24"/>
-              </w:rPr>
-              <w:t>Ingeniería en Informática (Plan de Estudio 2026)</w:t>
+              <w:rPr/>
+              <w:t>Ingeniería en Informática – Sede Viña del Mar</w:t>
             </w:r>
           </w:p>
         </w:tc>
@@ -925,26 +995,28 @@
           <w:tcPr>
             <w:cnfStyle w:val="001000000000" w:firstRow="0" w:lastRow="0" w:firstColumn="1" w:lastColumn="0" w:oddVBand="0" w:evenVBand="0" w:oddHBand="0" w:evenHBand="0" w:firstRowFirstColumn="0" w:firstRowLastColumn="0" w:lastRowFirstColumn="0" w:lastRowLastColumn="0"/>
             <w:tcW w:w="5038" w:type="dxa"/>
+            <w:tcMar/>
           </w:tcPr>
-          <w:p>
+          <w:p w14:noSpellErr="1">
             <w:pPr>
               <w:pStyle w:val="Prrafodelista"/>
               <w:ind w:left="0"/>
               <w:jc w:val="both"/>
               <w:rPr>
-                <w:rFonts w:eastAsiaTheme="majorEastAsia"/>
+                <w:rFonts w:eastAsia="" w:cs="Calibri" w:eastAsiaTheme="majorEastAsia" w:cstheme="minorAscii"/>
                 <w:b w:val="0"/>
                 <w:bCs w:val="0"/>
-                <w:color w:val="767171" w:themeColor="background2" w:themeShade="80"/>
+                <w:color w:val="auto" w:themeColor="background2" w:themeShade="80"/>
                 <w:sz w:val="24"/>
                 <w:szCs w:val="24"/>
               </w:rPr>
             </w:pPr>
             <w:r>
               <w:rPr>
-                <w:rFonts w:eastAsiaTheme="majorEastAsia"/>
+                <w:rFonts w:eastAsia="" w:cs="Calibri" w:eastAsiaTheme="majorEastAsia" w:cstheme="minorAscii"/>
                 <w:b w:val="0"/>
                 <w:bCs w:val="0"/>
+                <w:color w:val="auto"/>
                 <w:sz w:val="24"/>
                 <w:szCs w:val="24"/>
               </w:rPr>
@@ -954,35 +1026,26 @@
         </w:tc>
         <w:tc>
           <w:tcPr>
+            <w:cnfStyle w:val="000000000000" w:firstRow="0" w:lastRow="0" w:firstColumn="0" w:lastColumn="0" w:oddVBand="0" w:evenVBand="0" w:oddHBand="0" w:evenHBand="0" w:firstRowFirstColumn="0" w:firstRowLastColumn="0" w:lastRowFirstColumn="0" w:lastRowLastColumn="0"/>
             <w:tcW w:w="5038" w:type="dxa"/>
+            <w:tcMar/>
           </w:tcPr>
-          <w:p>
+          <w:p w14:noSpellErr="1">
             <w:pPr>
               <w:pStyle w:val="Prrafodelista"/>
+              <w:ind w:left="0"/>
               <w:jc w:val="both"/>
               <w:cnfStyle w:val="000000100000" w:firstRow="0" w:lastRow="0" w:firstColumn="0" w:lastColumn="0" w:oddVBand="0" w:evenVBand="0" w:oddHBand="1" w:evenHBand="0" w:firstRowFirstColumn="0" w:firstRowLastColumn="0" w:lastRowFirstColumn="0" w:lastRowLastColumn="0"/>
               <w:rPr>
-                <w:rFonts w:eastAsiaTheme="majorEastAsia" w:cstheme="minorHAnsi"/>
-                <w:color w:val="767171" w:themeColor="background2" w:themeShade="80"/>
-                <w:sz w:val="20"/>
-                <w:szCs w:val="20"/>
+                <w:rFonts w:eastAsia="" w:cs="Calibri" w:eastAsiaTheme="majorEastAsia" w:cstheme="minorAscii"/>
+                <w:color w:val="auto" w:themeColor="background2" w:themeShade="80"/>
+                <w:sz w:val="24"/>
+                <w:szCs w:val="24"/>
               </w:rPr>
             </w:pPr>
             <w:r>
-              <w:rPr>
-                <w:color w:val="000000"/>
-                <w:sz w:val="24"/>
-                <w:szCs w:val="24"/>
-              </w:rPr>
-              <w:t>202</w:t>
-            </w:r>
-            <w:r>
-              <w:rPr>
-                <w:color w:val="000000"/>
-                <w:sz w:val="24"/>
-                <w:szCs w:val="24"/>
-              </w:rPr>
-              <w:t>0</w:t>
+              <w:rPr/>
+              <w:t>2020</w:t>
             </w:r>
           </w:p>
         </w:tc>
@@ -1026,12 +1089,12 @@
         <w:tblW w:w="9923" w:type="dxa"/>
         <w:jc w:val="center"/>
         <w:tblBorders>
-          <w:top w:val="single" w:sz="4" w:space="0" w:color="BFBFBF" w:themeColor="background1" w:themeShade="BF"/>
-          <w:left w:val="single" w:sz="4" w:space="0" w:color="BFBFBF" w:themeColor="background1" w:themeShade="BF"/>
-          <w:bottom w:val="single" w:sz="4" w:space="0" w:color="BFBFBF" w:themeColor="background1" w:themeShade="BF"/>
-          <w:right w:val="single" w:sz="4" w:space="0" w:color="BFBFBF" w:themeColor="background1" w:themeShade="BF"/>
-          <w:insideH w:val="single" w:sz="4" w:space="0" w:color="BFBFBF" w:themeColor="background1" w:themeShade="BF"/>
-          <w:insideV w:val="single" w:sz="4" w:space="0" w:color="BFBFBF" w:themeColor="background1" w:themeShade="BF"/>
+          <w:top w:val="single" w:color="BFBFBF" w:themeColor="background1" w:themeShade="BF" w:sz="4" w:space="0"/>
+          <w:left w:val="single" w:color="BFBFBF" w:themeColor="background1" w:themeShade="BF" w:sz="4" w:space="0"/>
+          <w:bottom w:val="single" w:color="BFBFBF" w:themeColor="background1" w:themeShade="BF" w:sz="4" w:space="0"/>
+          <w:right w:val="single" w:color="BFBFBF" w:themeColor="background1" w:themeShade="BF" w:sz="4" w:space="0"/>
+          <w:insideH w:val="single" w:color="BFBFBF" w:themeColor="background1" w:themeShade="BF" w:sz="4" w:space="0"/>
+          <w:insideV w:val="single" w:color="BFBFBF" w:themeColor="background1" w:themeShade="BF" w:sz="4" w:space="0"/>
         </w:tblBorders>
         <w:tblLook w:val="04A0" w:firstRow="1" w:lastRow="0" w:firstColumn="1" w:lastColumn="0" w:noHBand="0" w:noVBand="1"/>
       </w:tblPr>
@@ -1053,22 +1116,25 @@
           <w:tcPr>
             <w:tcW w:w="1931" w:type="dxa"/>
             <w:vMerge w:val="restart"/>
+            <w:tcMar/>
             <w:vAlign w:val="center"/>
           </w:tcPr>
-          <w:p>
+          <w:p w14:noSpellErr="1">
             <w:pPr>
               <w:jc w:val="center"/>
               <w:rPr>
-                <w:b/>
-                <w:bCs/>
+                <w:rFonts w:cs="Calibri" w:cstheme="minorAscii"/>
+                <w:b w:val="1"/>
+                <w:bCs w:val="1"/>
                 <w:sz w:val="18"/>
                 <w:szCs w:val="18"/>
               </w:rPr>
             </w:pPr>
             <w:r>
               <w:rPr>
-                <w:b/>
-                <w:bCs/>
+                <w:rFonts w:cs="Calibri" w:cstheme="minorAscii"/>
+                <w:b w:val="1"/>
+                <w:bCs w:val="1"/>
                 <w:sz w:val="18"/>
                 <w:szCs w:val="18"/>
               </w:rPr>
@@ -1080,22 +1146,25 @@
           <w:tcPr>
             <w:tcW w:w="5435" w:type="dxa"/>
             <w:gridSpan w:val="5"/>
+            <w:tcMar/>
             <w:vAlign w:val="center"/>
           </w:tcPr>
-          <w:p>
+          <w:p w14:noSpellErr="1">
             <w:pPr>
               <w:jc w:val="center"/>
               <w:rPr>
-                <w:b/>
-                <w:bCs/>
+                <w:rFonts w:cs="Calibri" w:cstheme="minorAscii"/>
+                <w:b w:val="1"/>
+                <w:bCs w:val="1"/>
                 <w:sz w:val="18"/>
                 <w:szCs w:val="18"/>
               </w:rPr>
             </w:pPr>
             <w:r>
               <w:rPr>
-                <w:b/>
-                <w:bCs/>
+                <w:rFonts w:cs="Calibri" w:cstheme="minorAscii"/>
+                <w:b w:val="1"/>
+                <w:bCs w:val="1"/>
                 <w:sz w:val="18"/>
                 <w:szCs w:val="18"/>
               </w:rPr>
@@ -1107,26 +1176,41 @@
           <w:tcPr>
             <w:tcW w:w="2557" w:type="dxa"/>
             <w:vMerge w:val="restart"/>
+            <w:tcMar/>
             <w:vAlign w:val="center"/>
           </w:tcPr>
-          <w:p>
+          <w:p w14:noSpellErr="1">
             <w:pPr>
               <w:jc w:val="center"/>
               <w:rPr>
-                <w:b/>
-                <w:bCs/>
+                <w:rFonts w:cs="Calibri" w:cstheme="minorAscii"/>
+                <w:b w:val="1"/>
+                <w:bCs w:val="1"/>
                 <w:sz w:val="18"/>
                 <w:szCs w:val="18"/>
               </w:rPr>
             </w:pPr>
             <w:r>
               <w:rPr>
-                <w:b/>
-                <w:bCs/>
+                <w:rFonts w:cs="Calibri" w:cstheme="minorAscii"/>
+                <w:b w:val="1"/>
+                <w:bCs w:val="1"/>
                 <w:sz w:val="18"/>
                 <w:szCs w:val="18"/>
               </w:rPr>
-              <w:t>Comentarios</w:t>
+              <w:t>Come</w:t>
+            </w:r>
+            <w:bookmarkStart w:name="_GoBack" w:id="1"/>
+            <w:bookmarkEnd w:id="1"/>
+            <w:r>
+              <w:rPr>
+                <w:rFonts w:cs="Calibri" w:cstheme="minorAscii"/>
+                <w:b w:val="1"/>
+                <w:bCs w:val="1"/>
+                <w:sz w:val="18"/>
+                <w:szCs w:val="18"/>
+              </w:rPr>
+              <w:t>ntarios</w:t>
             </w:r>
           </w:p>
         </w:tc>
@@ -1140,6 +1224,7 @@
           <w:tcPr>
             <w:tcW w:w="1931" w:type="dxa"/>
             <w:vMerge/>
+            <w:tcMar/>
           </w:tcPr>
           <w:p>
             <w:pPr>
@@ -1156,22 +1241,25 @@
         <w:tc>
           <w:tcPr>
             <w:tcW w:w="1017" w:type="dxa"/>
+            <w:tcMar/>
             <w:vAlign w:val="center"/>
           </w:tcPr>
-          <w:p>
+          <w:p w14:noSpellErr="1">
             <w:pPr>
               <w:jc w:val="center"/>
               <w:rPr>
-                <w:b/>
-                <w:bCs/>
+                <w:rFonts w:cs="Calibri" w:cstheme="minorAscii"/>
+                <w:b w:val="1"/>
+                <w:bCs w:val="1"/>
                 <w:sz w:val="18"/>
                 <w:szCs w:val="18"/>
               </w:rPr>
             </w:pPr>
             <w:r>
               <w:rPr>
-                <w:b/>
-                <w:bCs/>
+                <w:rFonts w:cs="Calibri" w:cstheme="minorAscii"/>
+                <w:b w:val="1"/>
+                <w:bCs w:val="1"/>
                 <w:sz w:val="18"/>
                 <w:szCs w:val="18"/>
               </w:rPr>
@@ -1182,22 +1270,25 @@
         <w:tc>
           <w:tcPr>
             <w:tcW w:w="926" w:type="dxa"/>
+            <w:tcMar/>
             <w:vAlign w:val="center"/>
           </w:tcPr>
-          <w:p>
+          <w:p w14:noSpellErr="1">
             <w:pPr>
               <w:jc w:val="center"/>
               <w:rPr>
-                <w:b/>
-                <w:bCs/>
+                <w:rFonts w:cs="Calibri" w:cstheme="minorAscii"/>
+                <w:b w:val="1"/>
+                <w:bCs w:val="1"/>
                 <w:sz w:val="18"/>
                 <w:szCs w:val="18"/>
               </w:rPr>
             </w:pPr>
             <w:r>
               <w:rPr>
-                <w:b/>
-                <w:bCs/>
+                <w:rFonts w:cs="Calibri" w:cstheme="minorAscii"/>
+                <w:b w:val="1"/>
+                <w:bCs w:val="1"/>
                 <w:sz w:val="18"/>
                 <w:szCs w:val="18"/>
               </w:rPr>
@@ -1208,21 +1299,24 @@
         <w:tc>
           <w:tcPr>
             <w:tcW w:w="1055" w:type="dxa"/>
+            <w:tcMar/>
             <w:vAlign w:val="center"/>
           </w:tcPr>
-          <w:p>
+          <w:p w14:noSpellErr="1">
             <w:pPr>
               <w:rPr>
-                <w:b/>
-                <w:bCs/>
+                <w:rFonts w:cs="Calibri" w:cstheme="minorAscii"/>
+                <w:b w:val="1"/>
+                <w:bCs w:val="1"/>
                 <w:sz w:val="18"/>
                 <w:szCs w:val="18"/>
               </w:rPr>
             </w:pPr>
             <w:r>
               <w:rPr>
-                <w:b/>
-                <w:bCs/>
+                <w:rFonts w:cs="Calibri" w:cstheme="minorAscii"/>
+                <w:b w:val="1"/>
+                <w:bCs w:val="1"/>
                 <w:sz w:val="18"/>
                 <w:szCs w:val="18"/>
               </w:rPr>
@@ -1233,22 +1327,25 @@
         <w:tc>
           <w:tcPr>
             <w:tcW w:w="1187" w:type="dxa"/>
+            <w:tcMar/>
             <w:vAlign w:val="center"/>
           </w:tcPr>
-          <w:p>
+          <w:p w14:noSpellErr="1">
             <w:pPr>
               <w:jc w:val="center"/>
               <w:rPr>
-                <w:b/>
-                <w:bCs/>
+                <w:rFonts w:cs="Calibri" w:cstheme="minorAscii"/>
+                <w:b w:val="1"/>
+                <w:bCs w:val="1"/>
                 <w:sz w:val="18"/>
                 <w:szCs w:val="18"/>
               </w:rPr>
             </w:pPr>
             <w:r>
               <w:rPr>
-                <w:b/>
-                <w:bCs/>
+                <w:rFonts w:cs="Calibri" w:cstheme="minorAscii"/>
+                <w:b w:val="1"/>
+                <w:bCs w:val="1"/>
                 <w:sz w:val="18"/>
                 <w:szCs w:val="18"/>
               </w:rPr>
@@ -1259,22 +1356,25 @@
         <w:tc>
           <w:tcPr>
             <w:tcW w:w="1250" w:type="dxa"/>
+            <w:tcMar/>
             <w:vAlign w:val="center"/>
           </w:tcPr>
-          <w:p>
+          <w:p w14:noSpellErr="1">
             <w:pPr>
               <w:jc w:val="center"/>
               <w:rPr>
-                <w:b/>
-                <w:bCs/>
+                <w:rFonts w:cs="Calibri" w:cstheme="minorAscii"/>
+                <w:b w:val="1"/>
+                <w:bCs w:val="1"/>
                 <w:sz w:val="18"/>
                 <w:szCs w:val="18"/>
               </w:rPr>
             </w:pPr>
             <w:r>
               <w:rPr>
-                <w:b/>
-                <w:bCs/>
+                <w:rFonts w:cs="Calibri" w:cstheme="minorAscii"/>
+                <w:b w:val="1"/>
+                <w:bCs w:val="1"/>
                 <w:sz w:val="18"/>
                 <w:szCs w:val="18"/>
               </w:rPr>
@@ -1286,6 +1386,7 @@
           <w:tcPr>
             <w:tcW w:w="2557" w:type="dxa"/>
             <w:vMerge/>
+            <w:tcMar/>
           </w:tcPr>
           <w:p>
             <w:pPr>
@@ -1308,24 +1409,22 @@
         <w:tc>
           <w:tcPr>
             <w:tcW w:w="1931" w:type="dxa"/>
+            <w:tcMar/>
           </w:tcPr>
-          <w:p>
+          <w:p w14:noSpellErr="1">
             <w:pPr>
               <w:jc w:val="center"/>
               <w:rPr>
-                <w:rFonts w:cstheme="minorHAnsi"/>
-                <w:b/>
-                <w:bCs/>
+                <w:rFonts w:cs="Calibri" w:cstheme="minorAscii"/>
+                <w:b w:val="1"/>
+                <w:bCs w:val="1"/>
                 <w:color w:val="FF0000"/>
-                <w:sz w:val="20"/>
-                <w:szCs w:val="20"/>
+                <w:sz w:val="18"/>
+                <w:szCs w:val="18"/>
               </w:rPr>
             </w:pPr>
             <w:r>
-              <w:rPr>
-                <w:sz w:val="18"/>
-                <w:szCs w:val="18"/>
-              </w:rPr>
+              <w:rPr/>
               <w:t>Desarrollar una solución de software utilizando técnicas que permitan sistematizar el desarrollo y mantenimiento, asegurando el logro de los objetivos.</w:t>
             </w:r>
           </w:p>
@@ -1333,22 +1432,43 @@
         <w:tc>
           <w:tcPr>
             <w:tcW w:w="1017" w:type="dxa"/>
+            <w:tcMar/>
           </w:tcPr>
-          <w:p>
+          <w:p w14:noSpellErr="1">
             <w:pPr>
               <w:jc w:val="center"/>
               <w:rPr>
-                <w:rFonts w:cstheme="minorHAnsi"/>
-                <w:b/>
-                <w:bCs/>
-                <w:sz w:val="20"/>
-                <w:szCs w:val="20"/>
+                <w:rFonts w:cs="Calibri" w:cstheme="minorAscii"/>
+                <w:b w:val="1"/>
+                <w:bCs w:val="1"/>
+                <w:sz w:val="18"/>
+                <w:szCs w:val="18"/>
               </w:rPr>
             </w:pPr>
             <w:r>
-              <w:rPr>
+              <w:rPr/>
+            </w:r>
+          </w:p>
+        </w:tc>
+        <w:tc>
+          <w:tcPr>
+            <w:tcW w:w="926" w:type="dxa"/>
+            <w:tcMar/>
+          </w:tcPr>
+          <w:p w14:noSpellErr="1">
+            <w:pPr>
+              <w:jc w:val="center"/>
+              <w:rPr>
+                <w:rFonts w:cs="Calibri" w:cstheme="minorAscii"/>
+                <w:b w:val="1"/>
+                <w:bCs w:val="1"/>
                 <w:sz w:val="18"/>
                 <w:szCs w:val="18"/>
+              </w:rPr>
+            </w:pPr>
+            <w:r>
+              <w:rPr>
+                <w:b/>
               </w:rPr>
               <w:t>X</w:t>
             </w:r>
@@ -1356,89 +1476,86 @@
         </w:tc>
         <w:tc>
           <w:tcPr>
-            <w:tcW w:w="926" w:type="dxa"/>
+            <w:tcW w:w="1055" w:type="dxa"/>
+            <w:tcMar/>
           </w:tcPr>
-          <w:p>
+          <w:p w14:noSpellErr="1">
             <w:pPr>
               <w:jc w:val="center"/>
               <w:rPr>
-                <w:b/>
-                <w:bCs/>
+                <w:rFonts w:cs="Calibri" w:cstheme="minorAscii"/>
+                <w:b w:val="1"/>
+                <w:bCs w:val="1"/>
                 <w:sz w:val="18"/>
                 <w:szCs w:val="18"/>
               </w:rPr>
             </w:pPr>
-          </w:p>
-        </w:tc>
-        <w:tc>
-          <w:tcPr>
-            <w:tcW w:w="1055" w:type="dxa"/>
-          </w:tcPr>
-          <w:p>
-            <w:pPr>
-              <w:jc w:val="center"/>
-              <w:rPr>
-                <w:b/>
-                <w:bCs/>
-                <w:sz w:val="18"/>
-                <w:szCs w:val="18"/>
-              </w:rPr>
-            </w:pPr>
+            <w:r>
+              <w:rPr/>
+            </w:r>
           </w:p>
         </w:tc>
         <w:tc>
           <w:tcPr>
             <w:tcW w:w="1187" w:type="dxa"/>
+            <w:tcMar/>
           </w:tcPr>
-          <w:p>
+          <w:p w14:noSpellErr="1">
             <w:pPr>
               <w:jc w:val="center"/>
               <w:rPr>
-                <w:b/>
-                <w:bCs/>
+                <w:rFonts w:cs="Calibri" w:cstheme="minorAscii"/>
+                <w:b w:val="1"/>
+                <w:bCs w:val="1"/>
                 <w:sz w:val="18"/>
                 <w:szCs w:val="18"/>
               </w:rPr>
             </w:pPr>
+            <w:r>
+              <w:rPr/>
+            </w:r>
           </w:p>
         </w:tc>
         <w:tc>
           <w:tcPr>
             <w:tcW w:w="1250" w:type="dxa"/>
+            <w:tcMar/>
           </w:tcPr>
-          <w:p>
+          <w:p w14:noSpellErr="1">
             <w:pPr>
               <w:jc w:val="center"/>
               <w:rPr>
-                <w:b/>
-                <w:bCs/>
+                <w:rFonts w:cs="Calibri" w:cstheme="minorAscii"/>
+                <w:b w:val="1"/>
+                <w:bCs w:val="1"/>
                 <w:sz w:val="18"/>
                 <w:szCs w:val="18"/>
               </w:rPr>
             </w:pPr>
+            <w:r>
+              <w:rPr/>
+            </w:r>
           </w:p>
         </w:tc>
         <w:tc>
           <w:tcPr>
             <w:tcW w:w="2557" w:type="dxa"/>
+            <w:tcMar/>
           </w:tcPr>
-          <w:p>
+          <w:p w14:noSpellErr="1">
             <w:pPr>
-              <w:jc w:val="center"/>
-              <w:rPr>
-                <w:rFonts w:cstheme="minorHAnsi"/>
-                <w:b/>
-                <w:bCs/>
-                <w:sz w:val="20"/>
-                <w:szCs w:val="20"/>
+              <w:jc w:val="left"/>
+              <w:rPr>
+                <w:rFonts w:cs="Calibri" w:cstheme="minorAscii"/>
+                <w:b w:val="1"/>
+                <w:bCs w:val="1"/>
+                <w:sz w:val="18"/>
+                <w:szCs w:val="18"/>
               </w:rPr>
             </w:pPr>
             <w:r>
-              <w:rPr>
-                <w:sz w:val="18"/>
-                <w:szCs w:val="18"/>
-              </w:rPr>
-              <w:t>He implementado la arquitectura backend asíncrona de DomoVida con FastAPI y Python 3.12, utilizando Docker para portabilidad y Railway para despliegue continuo 24/7. El código está modularizado bajo app/modules/senior/ con routers, esquemas Pydantic y modelos SQLAlchemy. He aplicado principios de desarrollo sistemático como separación de responsabilidades, uso de patrones de diseño (repositorio, inyección de dependencias) y control de versiones con Git Flow.</w:t>
+              <w:rPr/>
+              <w:t>Construí el prototipo de DomoVida con un backend en FastAPI (Python) y un panel web en React, organizado en módulos, con control de versiones en GitHub y despliegue en la nube (Render, Vercel y Oracle Cloud con Docker). Debo reforzar las pruebas automatizadas continuas y las buenas prácticas de mantenimiento a largo plazo.</w:t>
             </w:r>
           </w:p>
         </w:tc>
@@ -1451,24 +1568,22 @@
         <w:tc>
           <w:tcPr>
             <w:tcW w:w="1931" w:type="dxa"/>
+            <w:tcMar/>
           </w:tcPr>
-          <w:p>
+          <w:p w14:noSpellErr="1">
             <w:pPr>
               <w:jc w:val="center"/>
               <w:rPr>
-                <w:rFonts w:cstheme="minorHAnsi"/>
-                <w:b/>
-                <w:bCs/>
+                <w:rFonts w:cs="Calibri" w:cstheme="minorAscii"/>
+                <w:b w:val="1"/>
+                <w:bCs w:val="1"/>
                 <w:color w:val="FF0000"/>
-                <w:sz w:val="20"/>
-                <w:szCs w:val="20"/>
+                <w:sz w:val="18"/>
+                <w:szCs w:val="18"/>
               </w:rPr>
             </w:pPr>
             <w:r>
-              <w:rPr>
-                <w:sz w:val="18"/>
-                <w:szCs w:val="18"/>
-              </w:rPr>
+              <w:rPr/>
               <w:t>Construir modelos de datos para soportar los requerimientos de la organización de acuerdo a un diseño definido y escalable en el tiempo.</w:t>
             </w:r>
           </w:p>
@@ -1476,22 +1591,43 @@
         <w:tc>
           <w:tcPr>
             <w:tcW w:w="1017" w:type="dxa"/>
+            <w:tcMar/>
           </w:tcPr>
-          <w:p>
+          <w:p w14:noSpellErr="1">
             <w:pPr>
               <w:jc w:val="center"/>
               <w:rPr>
-                <w:rFonts w:cstheme="minorHAnsi"/>
-                <w:b/>
-                <w:bCs/>
-                <w:sz w:val="20"/>
-                <w:szCs w:val="20"/>
+                <w:rFonts w:cs="Calibri" w:cstheme="minorAscii"/>
+                <w:b w:val="1"/>
+                <w:bCs w:val="1"/>
+                <w:sz w:val="18"/>
+                <w:szCs w:val="18"/>
               </w:rPr>
             </w:pPr>
             <w:r>
-              <w:rPr>
+              <w:rPr/>
+            </w:r>
+          </w:p>
+        </w:tc>
+        <w:tc>
+          <w:tcPr>
+            <w:tcW w:w="926" w:type="dxa"/>
+            <w:tcMar/>
+          </w:tcPr>
+          <w:p w14:noSpellErr="1">
+            <w:pPr>
+              <w:jc w:val="center"/>
+              <w:rPr>
+                <w:rFonts w:cs="Calibri" w:cstheme="minorAscii"/>
+                <w:b w:val="1"/>
+                <w:bCs w:val="1"/>
                 <w:sz w:val="18"/>
                 <w:szCs w:val="18"/>
+              </w:rPr>
+            </w:pPr>
+            <w:r>
+              <w:rPr>
+                <w:b/>
               </w:rPr>
               <w:t>X</w:t>
             </w:r>
@@ -1499,97 +1635,86 @@
         </w:tc>
         <w:tc>
           <w:tcPr>
-            <w:tcW w:w="926" w:type="dxa"/>
+            <w:tcW w:w="1055" w:type="dxa"/>
+            <w:tcMar/>
           </w:tcPr>
-          <w:p>
+          <w:p w14:noSpellErr="1">
             <w:pPr>
               <w:jc w:val="center"/>
               <w:rPr>
-                <w:b/>
-                <w:bCs/>
+                <w:rFonts w:cs="Calibri" w:cstheme="minorAscii"/>
+                <w:b w:val="1"/>
+                <w:bCs w:val="1"/>
                 <w:sz w:val="18"/>
                 <w:szCs w:val="18"/>
               </w:rPr>
             </w:pPr>
-          </w:p>
-        </w:tc>
-        <w:tc>
-          <w:tcPr>
-            <w:tcW w:w="1055" w:type="dxa"/>
-          </w:tcPr>
-          <w:p>
-            <w:pPr>
-              <w:jc w:val="center"/>
-              <w:rPr>
-                <w:b/>
-                <w:bCs/>
-                <w:sz w:val="18"/>
-                <w:szCs w:val="18"/>
-              </w:rPr>
-            </w:pPr>
+            <w:r>
+              <w:rPr/>
+            </w:r>
           </w:p>
         </w:tc>
         <w:tc>
           <w:tcPr>
             <w:tcW w:w="1187" w:type="dxa"/>
+            <w:tcMar/>
           </w:tcPr>
-          <w:p>
+          <w:p w14:noSpellErr="1">
             <w:pPr>
               <w:jc w:val="center"/>
               <w:rPr>
-                <w:b/>
-                <w:bCs/>
+                <w:rFonts w:cs="Calibri" w:cstheme="minorAscii"/>
+                <w:b w:val="1"/>
+                <w:bCs w:val="1"/>
                 <w:sz w:val="18"/>
                 <w:szCs w:val="18"/>
               </w:rPr>
             </w:pPr>
+            <w:r>
+              <w:rPr/>
+            </w:r>
           </w:p>
         </w:tc>
         <w:tc>
           <w:tcPr>
             <w:tcW w:w="1250" w:type="dxa"/>
+            <w:tcMar/>
           </w:tcPr>
-          <w:p>
+          <w:p w14:noSpellErr="1">
             <w:pPr>
               <w:jc w:val="center"/>
               <w:rPr>
-                <w:b/>
-                <w:bCs/>
+                <w:rFonts w:cs="Calibri" w:cstheme="minorAscii"/>
+                <w:b w:val="1"/>
+                <w:bCs w:val="1"/>
                 <w:sz w:val="18"/>
                 <w:szCs w:val="18"/>
               </w:rPr>
             </w:pPr>
+            <w:r>
+              <w:rPr/>
+            </w:r>
           </w:p>
         </w:tc>
         <w:tc>
           <w:tcPr>
             <w:tcW w:w="2557" w:type="dxa"/>
+            <w:tcMar/>
           </w:tcPr>
-          <w:p>
+          <w:p w14:noSpellErr="1">
             <w:pPr>
-              <w:jc w:val="center"/>
-              <w:rPr>
-                <w:rFonts w:cstheme="minorHAnsi"/>
-                <w:b/>
-                <w:bCs/>
-                <w:sz w:val="20"/>
-                <w:szCs w:val="20"/>
+              <w:jc w:val="left"/>
+              <w:rPr>
+                <w:rFonts w:cs="Calibri" w:cstheme="minorAscii"/>
+                <w:b w:val="1"/>
+                <w:bCs w:val="1"/>
+                <w:sz w:val="18"/>
+                <w:szCs w:val="18"/>
               </w:rPr>
             </w:pPr>
             <w:r>
-              <w:rPr>
-                <w:sz w:val="18"/>
-                <w:szCs w:val="18"/>
-              </w:rPr>
-              <w:t xml:space="preserve">He diseñado e implementado un sistema híbrido relacional/borde: SQLite3 local para resiliencia offline y PostgreSQL/Supabase en la nube para series de tiempo operacionales. Los modelos contemplan tablas para eventos, anomalies, raw_telemetry y locations, con índices optimizados para consultas temporales y de ubicación. Integro HL7 FHIR (Patient, Observation) y exporto telemetría en Parquet a OneDrive (Data Lake) para futuros modelos LSTM, siguiendo principios de </w:t>
-            </w:r>
-            <w:r>
-              <w:rPr>
-                <w:sz w:val="18"/>
-                <w:szCs w:val="18"/>
-              </w:rPr>
-              <w:lastRenderedPageBreak/>
-              <w:t>escalabilidad y evolución de esquemas.</w:t>
+              <w:rPr/>
+              <w:t>Diseñé el modelo de datos de eventos, alertas y sensores en PostgreSQL (Supabase) y SQLite para el funcionamiento sin internet, con triggers, políticas de seguridad por fila (RLS) y migraciones. Me falta experiencia con volúmenes grandes de datos y con bases de datos de series de tiempo.</w:t>
             </w:r>
           </w:p>
         </w:tc>
@@ -1602,24 +1727,21 @@
         <w:tc>
           <w:tcPr>
             <w:tcW w:w="1931" w:type="dxa"/>
+            <w:tcMar/>
           </w:tcPr>
-          <w:p>
+          <w:p w14:noSpellErr="1">
             <w:pPr>
               <w:jc w:val="center"/>
               <w:rPr>
-                <w:rFonts w:cstheme="minorHAnsi"/>
-                <w:b/>
-                <w:bCs/>
-                <w:sz w:val="20"/>
-                <w:szCs w:val="20"/>
+                <w:rFonts w:cs="Calibri" w:cstheme="minorAscii"/>
+                <w:b w:val="1"/>
+                <w:bCs w:val="1"/>
+                <w:sz w:val="18"/>
+                <w:szCs w:val="18"/>
               </w:rPr>
             </w:pPr>
             <w:r>
-              <w:rPr>
-                <w:sz w:val="18"/>
-                <w:szCs w:val="18"/>
-              </w:rPr>
-              <w:lastRenderedPageBreak/>
+              <w:rPr/>
               <w:t>Gestionar proyectos informáticos, ofreciendo alternativas para la toma de decisiones de acuerdo a los requerimientos de la organización.</w:t>
             </w:r>
           </w:p>
@@ -1627,22 +1749,43 @@
         <w:tc>
           <w:tcPr>
             <w:tcW w:w="1017" w:type="dxa"/>
+            <w:tcMar/>
           </w:tcPr>
-          <w:p>
+          <w:p w14:noSpellErr="1">
             <w:pPr>
               <w:jc w:val="center"/>
               <w:rPr>
-                <w:rFonts w:cstheme="minorHAnsi"/>
-                <w:b/>
-                <w:bCs/>
-                <w:sz w:val="20"/>
-                <w:szCs w:val="20"/>
+                <w:rFonts w:cs="Calibri" w:cstheme="minorAscii"/>
+                <w:b w:val="1"/>
+                <w:bCs w:val="1"/>
+                <w:sz w:val="18"/>
+                <w:szCs w:val="18"/>
               </w:rPr>
             </w:pPr>
             <w:r>
-              <w:rPr>
+              <w:rPr/>
+            </w:r>
+          </w:p>
+        </w:tc>
+        <w:tc>
+          <w:tcPr>
+            <w:tcW w:w="926" w:type="dxa"/>
+            <w:tcMar/>
+          </w:tcPr>
+          <w:p w14:noSpellErr="1">
+            <w:pPr>
+              <w:jc w:val="center"/>
+              <w:rPr>
+                <w:rFonts w:cs="Calibri" w:cstheme="minorAscii"/>
+                <w:b w:val="1"/>
+                <w:bCs w:val="1"/>
                 <w:sz w:val="18"/>
                 <w:szCs w:val="18"/>
+              </w:rPr>
+            </w:pPr>
+            <w:r>
+              <w:rPr>
+                <w:b/>
               </w:rPr>
               <w:t>X</w:t>
             </w:r>
@@ -1650,89 +1793,86 @@
         </w:tc>
         <w:tc>
           <w:tcPr>
-            <w:tcW w:w="926" w:type="dxa"/>
+            <w:tcW w:w="1055" w:type="dxa"/>
+            <w:tcMar/>
           </w:tcPr>
-          <w:p>
+          <w:p w14:noSpellErr="1">
             <w:pPr>
               <w:jc w:val="center"/>
               <w:rPr>
-                <w:b/>
-                <w:bCs/>
+                <w:rFonts w:cs="Calibri" w:cstheme="minorAscii"/>
+                <w:b w:val="1"/>
+                <w:bCs w:val="1"/>
                 <w:sz w:val="18"/>
                 <w:szCs w:val="18"/>
               </w:rPr>
             </w:pPr>
-          </w:p>
-        </w:tc>
-        <w:tc>
-          <w:tcPr>
-            <w:tcW w:w="1055" w:type="dxa"/>
-          </w:tcPr>
-          <w:p>
-            <w:pPr>
-              <w:jc w:val="center"/>
-              <w:rPr>
-                <w:b/>
-                <w:bCs/>
-                <w:sz w:val="18"/>
-                <w:szCs w:val="18"/>
-              </w:rPr>
-            </w:pPr>
+            <w:r>
+              <w:rPr/>
+            </w:r>
           </w:p>
         </w:tc>
         <w:tc>
           <w:tcPr>
             <w:tcW w:w="1187" w:type="dxa"/>
+            <w:tcMar/>
           </w:tcPr>
-          <w:p>
+          <w:p w14:noSpellErr="1">
             <w:pPr>
               <w:jc w:val="center"/>
               <w:rPr>
-                <w:b/>
-                <w:bCs/>
+                <w:rFonts w:cs="Calibri" w:cstheme="minorAscii"/>
+                <w:b w:val="1"/>
+                <w:bCs w:val="1"/>
                 <w:sz w:val="18"/>
                 <w:szCs w:val="18"/>
               </w:rPr>
             </w:pPr>
+            <w:r>
+              <w:rPr/>
+            </w:r>
           </w:p>
         </w:tc>
         <w:tc>
           <w:tcPr>
             <w:tcW w:w="1250" w:type="dxa"/>
+            <w:tcMar/>
           </w:tcPr>
-          <w:p>
+          <w:p w14:noSpellErr="1">
             <w:pPr>
               <w:jc w:val="center"/>
               <w:rPr>
-                <w:b/>
-                <w:bCs/>
+                <w:rFonts w:cs="Calibri" w:cstheme="minorAscii"/>
+                <w:b w:val="1"/>
+                <w:bCs w:val="1"/>
                 <w:sz w:val="18"/>
                 <w:szCs w:val="18"/>
               </w:rPr>
             </w:pPr>
+            <w:r>
+              <w:rPr/>
+            </w:r>
           </w:p>
         </w:tc>
         <w:tc>
           <w:tcPr>
             <w:tcW w:w="2557" w:type="dxa"/>
+            <w:tcMar/>
           </w:tcPr>
-          <w:p>
+          <w:p w14:noSpellErr="1">
             <w:pPr>
-              <w:jc w:val="center"/>
-              <w:rPr>
-                <w:rFonts w:cstheme="minorHAnsi"/>
-                <w:b/>
-                <w:bCs/>
-                <w:sz w:val="20"/>
-                <w:szCs w:val="20"/>
+              <w:jc w:val="left"/>
+              <w:rPr>
+                <w:rFonts w:cs="Calibri" w:cstheme="minorAscii"/>
+                <w:b w:val="1"/>
+                <w:bCs w:val="1"/>
+                <w:sz w:val="18"/>
+                <w:szCs w:val="18"/>
               </w:rPr>
             </w:pPr>
             <w:r>
-              <w:rPr>
-                <w:sz w:val="18"/>
-                <w:szCs w:val="18"/>
-              </w:rPr>
-              <w:t>Aplico Scrum con sprints quincenales, gestionando el backlog en GitHub Projects sincronizado con VS Code. Uso Git Flow con commits semánticos (feat:, docs:, chore:) y cierro Issues automáticamente desde la terminal (closes #X), garantizando trazabilidad completa. Cada sprint incluye planificación, desarrollo, revisión y retrospectiva adaptada al contexto individual del proyecto. He documentado el avance en bitácora Obsidian y tablero Kanban para control de riesgos y mitigación de sobrealcance.</w:t>
+              <w:rPr/>
+              <w:t>Organizo el proyecto con Scrum en sprints, backlog e historias de usuario en GitHub, y documento las decisiones comparando alternativas con evidencia (por ejemplo, la latencia medida en tres infraestructuras distintas). Necesito reforzar la estimación de tiempos y costos y la gestión de riesgos.</w:t>
             </w:r>
           </w:p>
         </w:tc>
@@ -1745,23 +1885,21 @@
         <w:tc>
           <w:tcPr>
             <w:tcW w:w="1931" w:type="dxa"/>
+            <w:tcMar/>
           </w:tcPr>
-          <w:p>
+          <w:p w14:noSpellErr="1">
             <w:pPr>
               <w:jc w:val="center"/>
               <w:rPr>
-                <w:rFonts w:cstheme="minorHAnsi"/>
-                <w:b/>
-                <w:bCs/>
-                <w:sz w:val="20"/>
-                <w:szCs w:val="20"/>
+                <w:rFonts w:cs="Calibri" w:cstheme="minorAscii"/>
+                <w:b w:val="1"/>
+                <w:bCs w:val="1"/>
+                <w:sz w:val="18"/>
+                <w:szCs w:val="18"/>
               </w:rPr>
             </w:pPr>
             <w:r>
-              <w:rPr>
-                <w:sz w:val="18"/>
-                <w:szCs w:val="18"/>
-              </w:rPr>
+              <w:rPr/>
               <w:t>Realizar pruebas de certificación tanto de los productos como de los procesos utilizando buenas prácticas definidas por la industria.</w:t>
             </w:r>
           </w:p>
@@ -1769,22 +1907,64 @@
         <w:tc>
           <w:tcPr>
             <w:tcW w:w="1017" w:type="dxa"/>
+            <w:tcMar/>
           </w:tcPr>
-          <w:p>
+          <w:p w14:noSpellErr="1">
             <w:pPr>
               <w:jc w:val="center"/>
               <w:rPr>
-                <w:rFonts w:cstheme="minorHAnsi"/>
-                <w:b/>
-                <w:bCs/>
-                <w:sz w:val="20"/>
-                <w:szCs w:val="20"/>
+                <w:rFonts w:cs="Calibri" w:cstheme="minorAscii"/>
+                <w:b w:val="1"/>
+                <w:bCs w:val="1"/>
+                <w:sz w:val="18"/>
+                <w:szCs w:val="18"/>
               </w:rPr>
             </w:pPr>
             <w:r>
-              <w:rPr>
+              <w:rPr/>
+            </w:r>
+          </w:p>
+        </w:tc>
+        <w:tc>
+          <w:tcPr>
+            <w:tcW w:w="926" w:type="dxa"/>
+            <w:tcMar/>
+          </w:tcPr>
+          <w:p w14:noSpellErr="1">
+            <w:pPr>
+              <w:jc w:val="center"/>
+              <w:rPr>
+                <w:rFonts w:cs="Calibri" w:cstheme="minorAscii"/>
+                <w:b w:val="1"/>
+                <w:bCs w:val="1"/>
                 <w:sz w:val="18"/>
                 <w:szCs w:val="18"/>
+              </w:rPr>
+            </w:pPr>
+            <w:r>
+              <w:rPr/>
+            </w:r>
+          </w:p>
+        </w:tc>
+        <w:tc>
+          <w:tcPr>
+            <w:tcW w:w="1055" w:type="dxa"/>
+            <w:tcMar/>
+          </w:tcPr>
+          <w:p w14:noSpellErr="1">
+            <w:pPr>
+              <w:jc w:val="center"/>
+              <w:rPr>
+                <w:rFonts w:cs="Calibri" w:cstheme="minorAscii"/>
+                <w:b w:val="1"/>
+                <w:bCs w:val="1"/>
+                <w:sz w:val="18"/>
+                <w:szCs w:val="18"/>
+              </w:rPr>
+            </w:pPr>
+            <w:r>
+              <w:rPr>
+                <w:b/>
               </w:rPr>
               <w:t>X</w:t>
             </w:r>
@@ -1792,94 +1972,713 @@
         </w:tc>
         <w:tc>
           <w:tcPr>
-            <w:tcW w:w="926" w:type="dxa"/>
+            <w:tcW w:w="1187" w:type="dxa"/>
+            <w:tcMar/>
           </w:tcPr>
-          <w:p>
+          <w:p w14:noSpellErr="1">
             <w:pPr>
               <w:jc w:val="center"/>
               <w:rPr>
-                <w:b/>
-                <w:bCs/>
+                <w:rFonts w:cs="Calibri" w:cstheme="minorAscii"/>
+                <w:b w:val="1"/>
+                <w:bCs w:val="1"/>
                 <w:sz w:val="18"/>
                 <w:szCs w:val="18"/>
               </w:rPr>
             </w:pPr>
+            <w:r>
+              <w:rPr/>
+            </w:r>
+          </w:p>
+        </w:tc>
+        <w:tc>
+          <w:tcPr>
+            <w:tcW w:w="1250" w:type="dxa"/>
+            <w:tcMar/>
+          </w:tcPr>
+          <w:p w14:noSpellErr="1">
+            <w:pPr>
+              <w:jc w:val="center"/>
+              <w:rPr>
+                <w:rFonts w:cs="Calibri" w:cstheme="minorAscii"/>
+                <w:b w:val="1"/>
+                <w:bCs w:val="1"/>
+                <w:sz w:val="18"/>
+                <w:szCs w:val="18"/>
+              </w:rPr>
+            </w:pPr>
+            <w:r>
+              <w:rPr/>
+            </w:r>
+          </w:p>
+        </w:tc>
+        <w:tc>
+          <w:tcPr>
+            <w:tcW w:w="2557" w:type="dxa"/>
+            <w:tcMar/>
+          </w:tcPr>
+          <w:p w14:noSpellErr="1">
+            <w:pPr>
+              <w:jc w:val="left"/>
+              <w:rPr>
+                <w:rFonts w:cs="Calibri" w:cstheme="minorAscii"/>
+                <w:b w:val="1"/>
+                <w:bCs w:val="1"/>
+                <w:sz w:val="18"/>
+                <w:szCs w:val="18"/>
+              </w:rPr>
+            </w:pPr>
+            <w:r>
+              <w:rPr/>
+              <w:t>He realizado pruebas unitarias, de integración, de latencia y de seguridad, registradas en un plan de pruebas, y estoy preparando una prueba de usabilidad con la escala SUS. Aún no domino las pruebas de carga ni la automatización de pruebas en integración continua, por eso marco un nivel aceptable.</w:t>
+            </w:r>
+          </w:p>
+        </w:tc>
+      </w:tr>
+      <w:tr>
+        <w:trPr>
+          <w:trHeight w:val="591"/>
+          <w:jc w:val="center"/>
+        </w:trPr>
+        <w:tc>
+          <w:tcPr>
+            <w:tcW w:w="1931" w:type="dxa"/>
+            <w:tcMar/>
+          </w:tcPr>
+          <w:p w14:noSpellErr="1">
+            <w:pPr>
+              <w:jc w:val="center"/>
+              <w:rPr>
+                <w:rFonts w:cs="Calibri" w:cstheme="minorAscii"/>
+                <w:b w:val="1"/>
+                <w:bCs w:val="1"/>
+                <w:sz w:val="18"/>
+                <w:szCs w:val="18"/>
+              </w:rPr>
+            </w:pPr>
+            <w:r>
+              <w:rPr/>
+              <w:t>Implementar soluciones sistémicas integrales para automatizar u optimizar procesos de negocio de acuerdo a las necesidades de la organización.</w:t>
+            </w:r>
+          </w:p>
+        </w:tc>
+        <w:tc>
+          <w:tcPr>
+            <w:tcW w:w="1017" w:type="dxa"/>
+            <w:tcMar/>
+          </w:tcPr>
+          <w:p w14:noSpellErr="1">
+            <w:pPr>
+              <w:jc w:val="center"/>
+              <w:rPr>
+                <w:rFonts w:cs="Calibri" w:cstheme="minorAscii"/>
+                <w:b w:val="1"/>
+                <w:bCs w:val="1"/>
+                <w:sz w:val="18"/>
+                <w:szCs w:val="18"/>
+              </w:rPr>
+            </w:pPr>
+            <w:r>
+              <w:rPr/>
+            </w:r>
+          </w:p>
+        </w:tc>
+        <w:tc>
+          <w:tcPr>
+            <w:tcW w:w="926" w:type="dxa"/>
+            <w:tcMar/>
+          </w:tcPr>
+          <w:p w14:noSpellErr="1">
+            <w:pPr>
+              <w:jc w:val="center"/>
+              <w:rPr>
+                <w:rFonts w:cs="Calibri" w:cstheme="minorAscii"/>
+                <w:b w:val="1"/>
+                <w:bCs w:val="1"/>
+                <w:sz w:val="18"/>
+                <w:szCs w:val="18"/>
+              </w:rPr>
+            </w:pPr>
+            <w:r>
+              <w:rPr>
+                <w:b/>
+              </w:rPr>
+              <w:t>X</w:t>
+            </w:r>
           </w:p>
         </w:tc>
         <w:tc>
           <w:tcPr>
             <w:tcW w:w="1055" w:type="dxa"/>
+            <w:tcMar/>
           </w:tcPr>
-          <w:p>
+          <w:p w14:noSpellErr="1">
             <w:pPr>
               <w:jc w:val="center"/>
               <w:rPr>
-                <w:b/>
-                <w:bCs/>
+                <w:rFonts w:cs="Calibri" w:cstheme="minorAscii"/>
+                <w:b w:val="1"/>
+                <w:bCs w:val="1"/>
                 <w:sz w:val="18"/>
                 <w:szCs w:val="18"/>
               </w:rPr>
             </w:pPr>
+            <w:r>
+              <w:rPr/>
+            </w:r>
           </w:p>
         </w:tc>
         <w:tc>
           <w:tcPr>
             <w:tcW w:w="1187" w:type="dxa"/>
+            <w:tcMar/>
           </w:tcPr>
-          <w:p>
+          <w:p w14:noSpellErr="1">
             <w:pPr>
               <w:jc w:val="center"/>
               <w:rPr>
-                <w:b/>
-                <w:bCs/>
+                <w:rFonts w:cs="Calibri" w:cstheme="minorAscii"/>
+                <w:b w:val="1"/>
+                <w:bCs w:val="1"/>
                 <w:sz w:val="18"/>
                 <w:szCs w:val="18"/>
               </w:rPr>
             </w:pPr>
+            <w:r>
+              <w:rPr/>
+            </w:r>
           </w:p>
         </w:tc>
         <w:tc>
           <w:tcPr>
             <w:tcW w:w="1250" w:type="dxa"/>
+            <w:tcMar/>
           </w:tcPr>
-          <w:p>
+          <w:p w14:noSpellErr="1">
             <w:pPr>
               <w:jc w:val="center"/>
               <w:rPr>
-                <w:b/>
-                <w:bCs/>
+                <w:rFonts w:cs="Calibri" w:cstheme="minorAscii"/>
+                <w:b w:val="1"/>
+                <w:bCs w:val="1"/>
                 <w:sz w:val="18"/>
                 <w:szCs w:val="18"/>
               </w:rPr>
             </w:pPr>
+            <w:r>
+              <w:rPr/>
+            </w:r>
           </w:p>
         </w:tc>
         <w:tc>
           <w:tcPr>
             <w:tcW w:w="2557" w:type="dxa"/>
+            <w:tcMar/>
           </w:tcPr>
-          <w:p>
+          <w:p w14:noSpellErr="1">
+            <w:pPr>
+              <w:jc w:val="left"/>
+              <w:rPr>
+                <w:rFonts w:cs="Calibri" w:cstheme="minorAscii"/>
+                <w:b w:val="1"/>
+                <w:bCs w:val="1"/>
+                <w:sz w:val="18"/>
+                <w:szCs w:val="18"/>
+              </w:rPr>
+            </w:pPr>
+            <w:r>
+              <w:rPr/>
+              <w:t>DomoVida integra sensores (simulados en el prototipo), una API, base de datos, panel web y notificaciones al celular en un solo flujo que automatiza el aviso al cuidador ante una caída. Debo reforzar la integración con hardware real (Raspberry Pi y MQTT).</w:t>
+            </w:r>
+          </w:p>
+        </w:tc>
+      </w:tr>
+      <w:tr>
+        <w:trPr>
+          <w:trHeight w:val="576"/>
+          <w:jc w:val="center"/>
+        </w:trPr>
+        <w:tc>
+          <w:tcPr>
+            <w:tcW w:w="1931" w:type="dxa"/>
+            <w:tcMar/>
+          </w:tcPr>
+          <w:p w14:noSpellErr="1">
             <w:pPr>
               <w:jc w:val="center"/>
               <w:rPr>
-                <w:rFonts w:cstheme="minorHAnsi"/>
-                <w:b/>
-                <w:bCs/>
-                <w:sz w:val="20"/>
-                <w:szCs w:val="20"/>
+                <w:rFonts w:cs="Calibri" w:cstheme="minorAscii"/>
+                <w:b w:val="1"/>
+                <w:bCs w:val="1"/>
+                <w:sz w:val="18"/>
+                <w:szCs w:val="18"/>
               </w:rPr>
             </w:pPr>
             <w:r>
-              <w:rPr>
+              <w:rPr/>
+              <w:t>Resolver las vulnerabilidades sistémicas para asegurar que el software construido cumple las normas de seguridad exigidas por la industria.</w:t>
+            </w:r>
+          </w:p>
+        </w:tc>
+        <w:tc>
+          <w:tcPr>
+            <w:tcW w:w="1017" w:type="dxa"/>
+            <w:tcMar/>
+          </w:tcPr>
+          <w:p w14:noSpellErr="1">
+            <w:pPr>
+              <w:jc w:val="center"/>
+              <w:rPr>
+                <w:rFonts w:cs="Calibri" w:cstheme="minorAscii"/>
+                <w:b w:val="1"/>
+                <w:bCs w:val="1"/>
                 <w:sz w:val="18"/>
                 <w:szCs w:val="18"/>
               </w:rPr>
-              <w:t>Diseñé un simulador de sensores (simulate_sensors.py) que genera datos sintéticos etiquetados para certificar la precisión del algoritmo Isolation Forest (sensibilidad &gt; 85%). He integrado Twilio para alertas asíncronas con Privacy by Design (Ley N° 21.719), y aplicaré pruebas de carga con Locust para medir latencia de endpoints (&lt; 3 segundos). La validación de esquemas HL7 FHIR se realizará con el validador del CENS, y la usabilidad del panel React se evaluará con la Escala SUS (System Usability Scale) con cuidadores reales.</w:t>
+            </w:pPr>
+            <w:r>
+              <w:rPr/>
+            </w:r>
+          </w:p>
+        </w:tc>
+        <w:tc>
+          <w:tcPr>
+            <w:tcW w:w="926" w:type="dxa"/>
+            <w:tcMar/>
+          </w:tcPr>
+          <w:p w14:noSpellErr="1">
+            <w:pPr>
+              <w:jc w:val="center"/>
+              <w:rPr>
+                <w:rFonts w:cs="Calibri" w:cstheme="minorAscii"/>
+                <w:b w:val="1"/>
+                <w:bCs w:val="1"/>
+                <w:sz w:val="18"/>
+                <w:szCs w:val="18"/>
+              </w:rPr>
+            </w:pPr>
+            <w:r>
+              <w:rPr/>
+            </w:r>
+          </w:p>
+        </w:tc>
+        <w:tc>
+          <w:tcPr>
+            <w:tcW w:w="1055" w:type="dxa"/>
+            <w:tcMar/>
+          </w:tcPr>
+          <w:p w14:noSpellErr="1">
+            <w:pPr>
+              <w:jc w:val="center"/>
+              <w:rPr>
+                <w:rFonts w:cs="Calibri" w:cstheme="minorAscii"/>
+                <w:b w:val="1"/>
+                <w:bCs w:val="1"/>
+                <w:sz w:val="18"/>
+                <w:szCs w:val="18"/>
+              </w:rPr>
+            </w:pPr>
+            <w:r>
+              <w:rPr>
+                <w:b/>
+              </w:rPr>
+              <w:t>X</w:t>
+            </w:r>
+          </w:p>
+        </w:tc>
+        <w:tc>
+          <w:tcPr>
+            <w:tcW w:w="1187" w:type="dxa"/>
+            <w:tcMar/>
+          </w:tcPr>
+          <w:p w14:noSpellErr="1">
+            <w:pPr>
+              <w:jc w:val="center"/>
+              <w:rPr>
+                <w:rFonts w:cs="Calibri" w:cstheme="minorAscii"/>
+                <w:b w:val="1"/>
+                <w:bCs w:val="1"/>
+                <w:sz w:val="18"/>
+                <w:szCs w:val="18"/>
+              </w:rPr>
+            </w:pPr>
+            <w:r>
+              <w:rPr/>
+            </w:r>
+          </w:p>
+        </w:tc>
+        <w:tc>
+          <w:tcPr>
+            <w:tcW w:w="1250" w:type="dxa"/>
+            <w:tcMar/>
+          </w:tcPr>
+          <w:p w14:noSpellErr="1">
+            <w:pPr>
+              <w:jc w:val="center"/>
+              <w:rPr>
+                <w:rFonts w:cs="Calibri" w:cstheme="minorAscii"/>
+                <w:b w:val="1"/>
+                <w:bCs w:val="1"/>
+                <w:sz w:val="18"/>
+                <w:szCs w:val="18"/>
+              </w:rPr>
+            </w:pPr>
+            <w:r>
+              <w:rPr/>
+            </w:r>
+          </w:p>
+        </w:tc>
+        <w:tc>
+          <w:tcPr>
+            <w:tcW w:w="2557" w:type="dxa"/>
+            <w:tcMar/>
+          </w:tcPr>
+          <w:p w14:noSpellErr="1">
+            <w:pPr>
+              <w:jc w:val="left"/>
+              <w:rPr>
+                <w:rFonts w:cs="Calibri" w:cstheme="minorAscii"/>
+                <w:b w:val="1"/>
+                <w:bCs w:val="1"/>
+                <w:sz w:val="18"/>
+                <w:szCs w:val="18"/>
+              </w:rPr>
+            </w:pPr>
+            <w:r>
+              <w:rPr/>
+              <w:t>Apliqué medidas como clave de API para los sensores, HTTPS, seudonimización de datos personales, RLS en la base de datos y manejo de secretos fuera del repositorio, considerando la Ley 21.719. Todavía me falta experiencia en análisis de vulnerabilidades y pruebas de penetración.</w:t>
+            </w:r>
+          </w:p>
+        </w:tc>
+      </w:tr>
+      <w:tr>
+        <w:trPr>
+          <w:trHeight w:val="591"/>
+          <w:jc w:val="center"/>
+        </w:trPr>
+        <w:tc>
+          <w:tcPr>
+            <w:tcW w:w="1931" w:type="dxa"/>
+            <w:tcMar/>
+          </w:tcPr>
+          <w:p w14:noSpellErr="1">
+            <w:pPr>
+              <w:jc w:val="center"/>
+              <w:rPr>
+                <w:rFonts w:cs="Calibri" w:cstheme="minorAscii"/>
+                <w:b w:val="1"/>
+                <w:bCs w:val="1"/>
+                <w:sz w:val="18"/>
+                <w:szCs w:val="18"/>
+              </w:rPr>
+            </w:pPr>
+            <w:r>
+              <w:rPr/>
+              <w:t>Ofrecer propuestas de solución informática analizando de forma integral los procesos de acuerdo a los requerimientos de la organización.</w:t>
+            </w:r>
+          </w:p>
+        </w:tc>
+        <w:tc>
+          <w:tcPr>
+            <w:tcW w:w="1017" w:type="dxa"/>
+            <w:tcMar/>
+          </w:tcPr>
+          <w:p w14:noSpellErr="1">
+            <w:pPr>
+              <w:jc w:val="center"/>
+              <w:rPr>
+                <w:rFonts w:cs="Calibri" w:cstheme="minorAscii"/>
+                <w:b w:val="1"/>
+                <w:bCs w:val="1"/>
+                <w:sz w:val="18"/>
+                <w:szCs w:val="18"/>
+              </w:rPr>
+            </w:pPr>
+            <w:r>
+              <w:rPr/>
+            </w:r>
+          </w:p>
+        </w:tc>
+        <w:tc>
+          <w:tcPr>
+            <w:tcW w:w="926" w:type="dxa"/>
+            <w:tcMar/>
+          </w:tcPr>
+          <w:p w14:noSpellErr="1">
+            <w:pPr>
+              <w:jc w:val="center"/>
+              <w:rPr>
+                <w:rFonts w:cs="Calibri" w:cstheme="minorAscii"/>
+                <w:b w:val="1"/>
+                <w:bCs w:val="1"/>
+                <w:sz w:val="18"/>
+                <w:szCs w:val="18"/>
+              </w:rPr>
+            </w:pPr>
+            <w:r>
+              <w:rPr>
+                <w:b/>
+              </w:rPr>
+              <w:t>X</w:t>
+            </w:r>
+          </w:p>
+        </w:tc>
+        <w:tc>
+          <w:tcPr>
+            <w:tcW w:w="1055" w:type="dxa"/>
+            <w:tcMar/>
+          </w:tcPr>
+          <w:p w14:noSpellErr="1">
+            <w:pPr>
+              <w:jc w:val="center"/>
+              <w:rPr>
+                <w:rFonts w:cs="Calibri" w:cstheme="minorAscii"/>
+                <w:b w:val="1"/>
+                <w:bCs w:val="1"/>
+                <w:sz w:val="18"/>
+                <w:szCs w:val="18"/>
+              </w:rPr>
+            </w:pPr>
+            <w:r>
+              <w:rPr/>
+            </w:r>
+          </w:p>
+        </w:tc>
+        <w:tc>
+          <w:tcPr>
+            <w:tcW w:w="1187" w:type="dxa"/>
+            <w:tcMar/>
+          </w:tcPr>
+          <w:p w14:noSpellErr="1">
+            <w:pPr>
+              <w:jc w:val="center"/>
+              <w:rPr>
+                <w:rFonts w:cs="Calibri" w:cstheme="minorAscii"/>
+                <w:b w:val="1"/>
+                <w:bCs w:val="1"/>
+                <w:sz w:val="18"/>
+                <w:szCs w:val="18"/>
+              </w:rPr>
+            </w:pPr>
+            <w:r>
+              <w:rPr/>
+            </w:r>
+          </w:p>
+        </w:tc>
+        <w:tc>
+          <w:tcPr>
+            <w:tcW w:w="1250" w:type="dxa"/>
+            <w:tcMar/>
+          </w:tcPr>
+          <w:p w14:noSpellErr="1">
+            <w:pPr>
+              <w:jc w:val="center"/>
+              <w:rPr>
+                <w:rFonts w:cs="Calibri" w:cstheme="minorAscii"/>
+                <w:b w:val="1"/>
+                <w:bCs w:val="1"/>
+                <w:sz w:val="18"/>
+                <w:szCs w:val="18"/>
+              </w:rPr>
+            </w:pPr>
+            <w:r>
+              <w:rPr/>
+            </w:r>
+          </w:p>
+        </w:tc>
+        <w:tc>
+          <w:tcPr>
+            <w:tcW w:w="2557" w:type="dxa"/>
+            <w:tcMar/>
+          </w:tcPr>
+          <w:p w14:noSpellErr="1">
+            <w:pPr>
+              <w:jc w:val="left"/>
+              <w:rPr>
+                <w:rFonts w:cs="Calibri" w:cstheme="minorAscii"/>
+                <w:b w:val="1"/>
+                <w:bCs w:val="1"/>
+                <w:sz w:val="18"/>
+                <w:szCs w:val="18"/>
+              </w:rPr>
+            </w:pPr>
+            <w:r>
+              <w:rPr/>
+              <w:t>La propuesta de DomoVida nace del análisis del proceso de cuidado de personas mayores que viven solas, apoyado en mi formación de Tecnólogo en Informática Biomédica y en conversaciones con cuidadores y agencias de cuidado domiciliario. Debo fortalecer el análisis económico y de viabilidad de la propuesta.</w:t>
+            </w:r>
+          </w:p>
+        </w:tc>
+      </w:tr>
+      <w:tr>
+        <w:trPr>
+          <w:trHeight w:val="576"/>
+          <w:jc w:val="center"/>
+        </w:trPr>
+        <w:tc>
+          <w:tcPr>
+            <w:tcW w:w="1931" w:type="dxa"/>
+            <w:tcMar/>
+          </w:tcPr>
+          <w:p w14:noSpellErr="1">
+            <w:pPr>
+              <w:jc w:val="center"/>
+              <w:rPr>
+                <w:rFonts w:cs="Calibri" w:cstheme="minorAscii"/>
+                <w:b w:val="1"/>
+                <w:bCs w:val="1"/>
+                <w:sz w:val="18"/>
+                <w:szCs w:val="18"/>
+              </w:rPr>
+            </w:pPr>
+            <w:r>
+              <w:rPr/>
+              <w:t>Transformar grandes volúmenes de datos para la obtención de información y conocimiento de la organización a fin de apoyar la toma de decisiones y la mejora de los procesos de negocio.</w:t>
+            </w:r>
+          </w:p>
+        </w:tc>
+        <w:tc>
+          <w:tcPr>
+            <w:tcW w:w="1017" w:type="dxa"/>
+            <w:tcMar/>
+          </w:tcPr>
+          <w:p w14:noSpellErr="1">
+            <w:pPr>
+              <w:jc w:val="center"/>
+              <w:rPr>
+                <w:rFonts w:cs="Calibri" w:cstheme="minorAscii"/>
+                <w:b w:val="1"/>
+                <w:bCs w:val="1"/>
+                <w:sz w:val="18"/>
+                <w:szCs w:val="18"/>
+              </w:rPr>
+            </w:pPr>
+            <w:r>
+              <w:rPr/>
+            </w:r>
+          </w:p>
+        </w:tc>
+        <w:tc>
+          <w:tcPr>
+            <w:tcW w:w="926" w:type="dxa"/>
+            <w:tcMar/>
+          </w:tcPr>
+          <w:p w14:noSpellErr="1">
+            <w:pPr>
+              <w:jc w:val="center"/>
+              <w:rPr>
+                <w:rFonts w:cs="Calibri" w:cstheme="minorAscii"/>
+                <w:b w:val="1"/>
+                <w:bCs w:val="1"/>
+                <w:sz w:val="18"/>
+                <w:szCs w:val="18"/>
+              </w:rPr>
+            </w:pPr>
+            <w:r>
+              <w:rPr/>
+            </w:r>
+          </w:p>
+        </w:tc>
+        <w:tc>
+          <w:tcPr>
+            <w:tcW w:w="1055" w:type="dxa"/>
+            <w:tcMar/>
+          </w:tcPr>
+          <w:p w14:noSpellErr="1">
+            <w:pPr>
+              <w:jc w:val="center"/>
+              <w:rPr>
+                <w:rFonts w:cs="Calibri" w:cstheme="minorAscii"/>
+                <w:b w:val="1"/>
+                <w:bCs w:val="1"/>
+                <w:sz w:val="18"/>
+                <w:szCs w:val="18"/>
+              </w:rPr>
+            </w:pPr>
+            <w:r>
+              <w:rPr>
+                <w:b/>
+              </w:rPr>
+              <w:t>X</w:t>
+            </w:r>
+          </w:p>
+        </w:tc>
+        <w:tc>
+          <w:tcPr>
+            <w:tcW w:w="1187" w:type="dxa"/>
+            <w:tcMar/>
+          </w:tcPr>
+          <w:p w14:noSpellErr="1">
+            <w:pPr>
+              <w:jc w:val="center"/>
+              <w:rPr>
+                <w:rFonts w:cs="Calibri" w:cstheme="minorAscii"/>
+                <w:b w:val="1"/>
+                <w:bCs w:val="1"/>
+                <w:sz w:val="18"/>
+                <w:szCs w:val="18"/>
+              </w:rPr>
+            </w:pPr>
+            <w:r>
+              <w:rPr/>
+            </w:r>
+          </w:p>
+        </w:tc>
+        <w:tc>
+          <w:tcPr>
+            <w:tcW w:w="1250" w:type="dxa"/>
+            <w:tcMar/>
+          </w:tcPr>
+          <w:p w14:noSpellErr="1">
+            <w:pPr>
+              <w:jc w:val="center"/>
+              <w:rPr>
+                <w:rFonts w:cs="Calibri" w:cstheme="minorAscii"/>
+                <w:b w:val="1"/>
+                <w:bCs w:val="1"/>
+                <w:sz w:val="18"/>
+                <w:szCs w:val="18"/>
+              </w:rPr>
+            </w:pPr>
+            <w:r>
+              <w:rPr/>
+            </w:r>
+          </w:p>
+        </w:tc>
+        <w:tc>
+          <w:tcPr>
+            <w:tcW w:w="2557" w:type="dxa"/>
+            <w:tcMar/>
+          </w:tcPr>
+          <w:p w14:noSpellErr="1">
+            <w:pPr>
+              <w:jc w:val="left"/>
+              <w:rPr>
+                <w:rFonts w:cs="Calibri" w:cstheme="minorAscii"/>
+                <w:b w:val="1"/>
+                <w:bCs w:val="1"/>
+                <w:sz w:val="18"/>
+                <w:szCs w:val="18"/>
+              </w:rPr>
+            </w:pPr>
+            <w:r>
+              <w:rPr/>
+              <w:t>En el proyecto genero resúmenes e indicadores de actividad a partir de los eventos de los sensores y conozco técnicas de detección de anomalías, pero el prototipo trabaja con volúmenes pequeños de datos. La analítica avanzada y el aprendizaje automático quedan como trabajo futuro, por eso es un área a reforzar.</w:t>
             </w:r>
           </w:p>
         </w:tc>
       </w:tr>
     </w:tbl>
+    <w:p>
+      <w:pPr>
+        <w:pStyle w:val="Prrafodelista"/>
+        <w:ind w:left="435"/>
+        <w:rPr>
+          <w:rFonts w:cstheme="minorHAnsi"/>
+          <w:sz w:val="20"/>
+          <w:szCs w:val="20"/>
+        </w:rPr>
+      </w:pPr>
+    </w:p>
     <w:p>
       <w:pPr>
         <w:rPr>
@@ -1896,7 +2695,7 @@
       <w:footerReference w:type="default" r:id="rId14"/>
       <w:headerReference w:type="first" r:id="rId15"/>
       <w:footerReference w:type="first" r:id="rId16"/>
-      <w:pgSz w:w="12240" w:h="15840" w:code="1"/>
+      <w:pgSz w:w="12240" w:h="15840" w:orient="portrait" w:code="1"/>
       <w:pgMar w:top="1440" w:right="1077" w:bottom="1134" w:left="1077" w:header="567" w:footer="465" w:gutter="0"/>
       <w:pgNumType w:start="0"/>
       <w:cols w:space="708"/>
@@ -1907,7 +2706,7 @@
 </file>
 
 <file path=word/endnotes.xml><?xml version="1.0" encoding="utf-8"?>
-<w:endnotes xmlns:wpc="http://schemas.microsoft.com/office/word/2010/wordprocessingCanvas" xmlns:cx="http://schemas.microsoft.com/office/drawing/2014/chartex" xmlns:cx1="http://schemas.microsoft.com/office/drawing/2015/9/8/chartex" xmlns:cx2="http://schemas.microsoft.com/office/drawing/2015/10/21/chartex" xmlns:cx3="http://schemas.microsoft.com/office/drawing/2016/5/9/chartex" xmlns:cx4="http://schemas.microsoft.com/office/drawing/2016/5/10/chartex" xmlns:cx5="http://schemas.microsoft.com/office/drawing/2016/5/11/chartex" xmlns:cx6="http://schemas.microsoft.com/office/drawing/2016/5/12/chartex" xmlns:cx7="http://schemas.microsoft.com/office/drawing/2016/5/13/chartex" xmlns:cx8="http://schemas.microsoft.com/office/drawing/2016/5/14/chartex" xmlns:mc="http://schemas.openxmlformats.org/markup-compatibility/2006" xmlns:aink="http://schemas.microsoft.com/office/drawing/2016/ink" xmlns:am3d="http://schemas.microsoft.com/office/drawing/2017/model3d" xmlns:o="urn:schemas-microsoft-com:office:office" xmlns:oel="http://schemas.microsoft.com/office/2019/extlst" xmlns:r="http://schemas.openxmlformats.org/officeDocument/2006/relationships" xmlns:m="http://schemas.openxmlformats.org/officeDocument/2006/math" xmlns:v="urn:schemas-microsoft-com:vml" xmlns:wp14="http://schemas.microsoft.com/office/word/2010/wordprocessingDrawing" xmlns:wp="http://schemas.openxmlformats.org/drawingml/2006/wordprocessingDrawing" xmlns:w10="urn:schemas-microsoft-com:office:word" xmlns:w="http://schemas.openxmlformats.org/wordprocessingml/2006/main" xmlns:w14="http://schemas.microsoft.com/office/word/2010/wordml" xmlns:w15="http://schemas.microsoft.com/office/word/2012/wordml" xmlns:w16cex="http://schemas.microsoft.com/office/word/2018/wordml/cex" xmlns:w16cid="http://schemas.microsoft.com/office/word/2016/wordml/cid" xmlns:w16="http://schemas.microsoft.com/office/word/2018/wordml" xmlns:w16du="http://schemas.microsoft.com/office/word/2023/wordml/word16du" xmlns:w16sdtdh="http://schemas.microsoft.com/office/word/2020/wordml/sdtdatahash" xmlns:w16sdtfl="http://schemas.microsoft.com/office/word/2024/wordml/sdtformatlock" xmlns:w16se="http://schemas.microsoft.com/office/word/2015/wordml/symex" xmlns:wpg="http://schemas.microsoft.com/office/word/2010/wordprocessingGroup" xmlns:wpi="http://schemas.microsoft.com/office/word/2010/wordprocessingInk" xmlns:wne="http://schemas.microsoft.com/office/word/2006/wordml" xmlns:wps="http://schemas.microsoft.com/office/word/2010/wordprocessingShape" mc:Ignorable="w14 w15 w16se w16cid w16 w16cex w16sdtdh w16sdtfl w16du wp14">
+<w:endnotes xmlns:wpc="http://schemas.microsoft.com/office/word/2010/wordprocessingCanvas" xmlns:cx="http://schemas.microsoft.com/office/drawing/2014/chartex" xmlns:mc="http://schemas.openxmlformats.org/markup-compatibility/2006" xmlns:o="urn:schemas-microsoft-com:office:office" xmlns:r="http://schemas.openxmlformats.org/officeDocument/2006/relationships" xmlns:m="http://schemas.openxmlformats.org/officeDocument/2006/math" xmlns:v="urn:schemas-microsoft-com:vml" xmlns:wp14="http://schemas.microsoft.com/office/word/2010/wordprocessingDrawing" xmlns:wp="http://schemas.openxmlformats.org/drawingml/2006/wordprocessingDrawing" xmlns:w10="urn:schemas-microsoft-com:office:word" xmlns:w="http://schemas.openxmlformats.org/wordprocessingml/2006/main" xmlns:w14="http://schemas.microsoft.com/office/word/2010/wordml" xmlns:w15="http://schemas.microsoft.com/office/word/2012/wordml" xmlns:w16se="http://schemas.microsoft.com/office/word/2015/wordml/symex" xmlns:wpg="http://schemas.microsoft.com/office/word/2010/wordprocessingGroup" xmlns:wpi="http://schemas.microsoft.com/office/word/2010/wordprocessingInk" xmlns:wne="http://schemas.microsoft.com/office/word/2006/wordml" xmlns:wps="http://schemas.microsoft.com/office/word/2010/wordprocessingShape" mc:Ignorable="w14 w15 w16se wp14">
   <w:endnote w:type="separator" w:id="-1">
     <w:p>
       <w:pPr>
@@ -1932,7 +2731,7 @@
 </file>
 
 <file path=word/footer1.xml><?xml version="1.0" encoding="utf-8"?>
-<w:ftr xmlns:wpc="http://schemas.microsoft.com/office/word/2010/wordprocessingCanvas" xmlns:cx="http://schemas.microsoft.com/office/drawing/2014/chartex" xmlns:cx1="http://schemas.microsoft.com/office/drawing/2015/9/8/chartex" xmlns:cx2="http://schemas.microsoft.com/office/drawing/2015/10/21/chartex" xmlns:cx3="http://schemas.microsoft.com/office/drawing/2016/5/9/chartex" xmlns:cx4="http://schemas.microsoft.com/office/drawing/2016/5/10/chartex" xmlns:cx5="http://schemas.microsoft.com/office/drawing/2016/5/11/chartex" xmlns:cx6="http://schemas.microsoft.com/office/drawing/2016/5/12/chartex" xmlns:cx7="http://schemas.microsoft.com/office/drawing/2016/5/13/chartex" xmlns:cx8="http://schemas.microsoft.com/office/drawing/2016/5/14/chartex" xmlns:mc="http://schemas.openxmlformats.org/markup-compatibility/2006" xmlns:aink="http://schemas.microsoft.com/office/drawing/2016/ink" xmlns:am3d="http://schemas.microsoft.com/office/drawing/2017/model3d" xmlns:o="urn:schemas-microsoft-com:office:office" xmlns:oel="http://schemas.microsoft.com/office/2019/extlst" xmlns:r="http://schemas.openxmlformats.org/officeDocument/2006/relationships" xmlns:m="http://schemas.openxmlformats.org/officeDocument/2006/math" xmlns:v="urn:schemas-microsoft-com:vml" xmlns:wp14="http://schemas.microsoft.com/office/word/2010/wordprocessingDrawing" xmlns:wp="http://schemas.openxmlformats.org/drawingml/2006/wordprocessingDrawing" xmlns:w10="urn:schemas-microsoft-com:office:word" xmlns:w="http://schemas.openxmlformats.org/wordprocessingml/2006/main" xmlns:w14="http://schemas.microsoft.com/office/word/2010/wordml" xmlns:w15="http://schemas.microsoft.com/office/word/2012/wordml" xmlns:w16cex="http://schemas.microsoft.com/office/word/2018/wordml/cex" xmlns:w16cid="http://schemas.microsoft.com/office/word/2016/wordml/cid" xmlns:w16="http://schemas.microsoft.com/office/word/2018/wordml" xmlns:w16du="http://schemas.microsoft.com/office/word/2023/wordml/word16du" xmlns:w16sdtdh="http://schemas.microsoft.com/office/word/2020/wordml/sdtdatahash" xmlns:w16sdtfl="http://schemas.microsoft.com/office/word/2024/wordml/sdtformatlock" xmlns:w16se="http://schemas.microsoft.com/office/word/2015/wordml/symex" xmlns:wpg="http://schemas.microsoft.com/office/word/2010/wordprocessingGroup" xmlns:wpi="http://schemas.microsoft.com/office/word/2010/wordprocessingInk" xmlns:wne="http://schemas.microsoft.com/office/word/2006/wordml" xmlns:wps="http://schemas.microsoft.com/office/word/2010/wordprocessingShape" mc:Ignorable="w14 w15 w16se w16cid w16 w16cex w16sdtdh w16sdtfl w16du wp14">
+<w:ftr xmlns:wpc="http://schemas.microsoft.com/office/word/2010/wordprocessingCanvas" xmlns:cx="http://schemas.microsoft.com/office/drawing/2014/chartex" xmlns:mc="http://schemas.openxmlformats.org/markup-compatibility/2006" xmlns:o="urn:schemas-microsoft-com:office:office" xmlns:r="http://schemas.openxmlformats.org/officeDocument/2006/relationships" xmlns:m="http://schemas.openxmlformats.org/officeDocument/2006/math" xmlns:v="urn:schemas-microsoft-com:vml" xmlns:wp14="http://schemas.microsoft.com/office/word/2010/wordprocessingDrawing" xmlns:wp="http://schemas.openxmlformats.org/drawingml/2006/wordprocessingDrawing" xmlns:w10="urn:schemas-microsoft-com:office:word" xmlns:w="http://schemas.openxmlformats.org/wordprocessingml/2006/main" xmlns:w14="http://schemas.microsoft.com/office/word/2010/wordml" xmlns:w15="http://schemas.microsoft.com/office/word/2012/wordml" xmlns:w16se="http://schemas.microsoft.com/office/word/2015/wordml/symex" xmlns:wpg="http://schemas.microsoft.com/office/word/2010/wordprocessingGroup" xmlns:wpi="http://schemas.microsoft.com/office/word/2010/wordprocessingInk" xmlns:wne="http://schemas.microsoft.com/office/word/2006/wordml" xmlns:wps="http://schemas.microsoft.com/office/word/2010/wordprocessingShape" mc:Ignorable="w14 w15 w16se wp14">
   <w:p>
     <w:pPr>
       <w:pStyle w:val="Piedepgina"/>
@@ -1942,7 +2741,7 @@
 </file>
 
 <file path=word/footer2.xml><?xml version="1.0" encoding="utf-8"?>
-<w:ftr xmlns:wpc="http://schemas.microsoft.com/office/word/2010/wordprocessingCanvas" xmlns:cx="http://schemas.microsoft.com/office/drawing/2014/chartex" xmlns:cx1="http://schemas.microsoft.com/office/drawing/2015/9/8/chartex" xmlns:cx2="http://schemas.microsoft.com/office/drawing/2015/10/21/chartex" xmlns:cx3="http://schemas.microsoft.com/office/drawing/2016/5/9/chartex" xmlns:cx4="http://schemas.microsoft.com/office/drawing/2016/5/10/chartex" xmlns:cx5="http://schemas.microsoft.com/office/drawing/2016/5/11/chartex" xmlns:cx6="http://schemas.microsoft.com/office/drawing/2016/5/12/chartex" xmlns:cx7="http://schemas.microsoft.com/office/drawing/2016/5/13/chartex" xmlns:cx8="http://schemas.microsoft.com/office/drawing/2016/5/14/chartex" xmlns:mc="http://schemas.openxmlformats.org/markup-compatibility/2006" xmlns:aink="http://schemas.microsoft.com/office/drawing/2016/ink" xmlns:am3d="http://schemas.microsoft.com/office/drawing/2017/model3d" xmlns:o="urn:schemas-microsoft-com:office:office" xmlns:oel="http://schemas.microsoft.com/office/2019/extlst" xmlns:r="http://schemas.openxmlformats.org/officeDocument/2006/relationships" xmlns:m="http://schemas.openxmlformats.org/officeDocument/2006/math" xmlns:v="urn:schemas-microsoft-com:vml" xmlns:wp14="http://schemas.microsoft.com/office/word/2010/wordprocessingDrawing" xmlns:wp="http://schemas.openxmlformats.org/drawingml/2006/wordprocessingDrawing" xmlns:w10="urn:schemas-microsoft-com:office:word" xmlns:w="http://schemas.openxmlformats.org/wordprocessingml/2006/main" xmlns:w14="http://schemas.microsoft.com/office/word/2010/wordml" xmlns:w15="http://schemas.microsoft.com/office/word/2012/wordml" xmlns:w16cex="http://schemas.microsoft.com/office/word/2018/wordml/cex" xmlns:w16cid="http://schemas.microsoft.com/office/word/2016/wordml/cid" xmlns:w16="http://schemas.microsoft.com/office/word/2018/wordml" xmlns:w16du="http://schemas.microsoft.com/office/word/2023/wordml/word16du" xmlns:w16sdtdh="http://schemas.microsoft.com/office/word/2020/wordml/sdtdatahash" xmlns:w16sdtfl="http://schemas.microsoft.com/office/word/2024/wordml/sdtformatlock" xmlns:w16se="http://schemas.microsoft.com/office/word/2015/wordml/symex" xmlns:wpg="http://schemas.microsoft.com/office/word/2010/wordprocessingGroup" xmlns:wpi="http://schemas.microsoft.com/office/word/2010/wordprocessingInk" xmlns:wne="http://schemas.microsoft.com/office/word/2006/wordml" xmlns:wps="http://schemas.microsoft.com/office/word/2010/wordprocessingShape" mc:Ignorable="w14 w15 w16se w16cid w16 w16cex w16sdtdh w16sdtfl w16du wp14">
+<w:ftr xmlns:wpc="http://schemas.microsoft.com/office/word/2010/wordprocessingCanvas" xmlns:cx="http://schemas.microsoft.com/office/drawing/2014/chartex" xmlns:mc="http://schemas.openxmlformats.org/markup-compatibility/2006" xmlns:o="urn:schemas-microsoft-com:office:office" xmlns:r="http://schemas.openxmlformats.org/officeDocument/2006/relationships" xmlns:m="http://schemas.openxmlformats.org/officeDocument/2006/math" xmlns:v="urn:schemas-microsoft-com:vml" xmlns:wp14="http://schemas.microsoft.com/office/word/2010/wordprocessingDrawing" xmlns:wp="http://schemas.openxmlformats.org/drawingml/2006/wordprocessingDrawing" xmlns:w10="urn:schemas-microsoft-com:office:word" xmlns:w="http://schemas.openxmlformats.org/wordprocessingml/2006/main" xmlns:w14="http://schemas.microsoft.com/office/word/2010/wordml" xmlns:w15="http://schemas.microsoft.com/office/word/2012/wordml" xmlns:w16se="http://schemas.microsoft.com/office/word/2015/wordml/symex" xmlns:wpg="http://schemas.microsoft.com/office/word/2010/wordprocessingGroup" xmlns:wpi="http://schemas.microsoft.com/office/word/2010/wordprocessingInk" xmlns:wne="http://schemas.microsoft.com/office/word/2006/wordml" xmlns:wps="http://schemas.microsoft.com/office/word/2010/wordprocessingShape" xmlns:a="http://schemas.openxmlformats.org/drawingml/2006/main" xmlns:a14="http://schemas.microsoft.com/office/drawing/2010/main" mc:Ignorable="w14 w15 w16se wp14">
   <w:sdt>
     <w:sdtPr>
       <w:id w:val="-1904276369"/>
@@ -2163,12 +2962,12 @@
             </mc:Choice>
             <mc:Fallback>
               <w:pict>
-                <v:group w14:anchorId="51D00065" id="Grupo 32" o:spid="_x0000_s1026" style="position:absolute;margin-left:0;margin-top:0;width:610.5pt;height:15pt;z-index:251659264;mso-width-percent:1000;mso-position-horizontal:center;mso-position-horizontal-relative:page;mso-position-vertical:center;mso-position-vertical-relative:bottom-margin-area;mso-width-percent:1000" coordorigin=",14970" coordsize="12255,300" o:gfxdata="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">
+                <v:group id="Grupo 32" style="position:absolute;margin-left:0;margin-top:0;width:610.5pt;height:15pt;z-index:251659264;mso-width-percent:1000;mso-position-horizontal:center;mso-position-horizontal-relative:page;mso-position-vertical:center;mso-position-vertical-relative:bottom-margin-area;mso-width-percent:1000" coordsize="12255,300" coordorigin=",14970" o:spid="_x0000_s1026" w14:anchorId="51D00065" o:gfxdata="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">
                   <v:shapetype id="_x0000_t202" coordsize="21600,21600" o:spt="202" path="m,l,21600r21600,l21600,xe">
                     <v:stroke joinstyle="miter"/>
                     <v:path gradientshapeok="t" o:connecttype="rect"/>
                   </v:shapetype>
-                  <v:shape id="Text Box 25" o:spid="_x0000_s1027" type="#_x0000_t202" style="position:absolute;left:10803;top:14982;width:659;height:288;visibility:visible;mso-wrap-style:square;v-text-anchor:top" o:gfxdata="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" filled="f" stroked="f">
+                  <v:shape id="Text Box 25" style="position:absolute;left:10803;top:14982;width:659;height:288;visibility:visible;mso-wrap-style:square;v-text-anchor:top" o:spid="_x0000_s1027" filled="f" stroked="f" type="#_x0000_t202" o:gfxdata="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">
                     <v:textbox inset="0,0,0,0">
                       <w:txbxContent>
                         <w:p>
@@ -2202,20 +3001,20 @@
                       </w:txbxContent>
                     </v:textbox>
                   </v:shape>
-                  <v:group id="Group 31" o:spid="_x0000_s1028" style="position:absolute;top:14970;width:12255;height:230;flip:x" coordorigin="-8,14978" coordsize="12255,230" o:gfxdata="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">
-                    <v:shapetype id="_x0000_t34" coordsize="21600,21600" o:spt="34" o:oned="t" adj="10800" path="m,l@0,0@0,21600,21600,21600e" filled="f">
+                  <v:group id="Group 31" style="position:absolute;top:14970;width:12255;height:230;flip:x" coordsize="12255,230" coordorigin="-8,14978" o:spid="_x0000_s1028" o:gfxdata="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">
+                    <v:shapetype id="_x0000_t34" coordsize="21600,21600" o:oned="t" filled="f" o:spt="34" adj="10800" path="m,l@0,0@0,21600,21600,21600e">
                       <v:stroke joinstyle="miter"/>
                       <v:formulas>
                         <v:f eqn="val #0"/>
                       </v:formulas>
-                      <v:path arrowok="t" fillok="f" o:connecttype="none"/>
+                      <v:path fillok="f" arrowok="t" o:connecttype="none"/>
                       <v:handles>
                         <v:h position="#0,center"/>
                       </v:handles>
                       <o:lock v:ext="edit" shapetype="t"/>
                     </v:shapetype>
-                    <v:shape id="AutoShape 27" o:spid="_x0000_s1029" type="#_x0000_t34" style="position:absolute;left:-8;top:14978;width:1260;height:230;flip:y;visibility:visible;mso-wrap-style:square" o:connectortype="elbow" o:gfxdata="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" strokecolor="#a5a5a5"/>
-                    <v:shape id="AutoShape 28" o:spid="_x0000_s1030" type="#_x0000_t34" style="position:absolute;left:1252;top:14978;width:10995;height:230;rotation:180;visibility:visible;mso-wrap-style:square" o:connectortype="elbow" o:gfxdata="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" adj="20904" strokecolor="#a5a5a5"/>
+                    <v:shape id="AutoShape 27" style="position:absolute;left:-8;top:14978;width:1260;height:230;flip:y;visibility:visible;mso-wrap-style:square" o:spid="_x0000_s1029" strokecolor="#a5a5a5" o:connectortype="elbow" type="#_x0000_t34" o:gfxdata="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"/>
+                    <v:shape id="AutoShape 28" style="position:absolute;left:1252;top:14978;width:10995;height:230;rotation:180;visibility:visible;mso-wrap-style:square" o:spid="_x0000_s1030" strokecolor="#a5a5a5" o:connectortype="elbow" type="#_x0000_t34" adj="20904" o:gfxdata="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"/>
                   </v:group>
                   <w10:wrap anchorx="page" anchory="margin"/>
                 </v:group>
@@ -2230,7 +3029,7 @@
 </file>
 
 <file path=word/footer3.xml><?xml version="1.0" encoding="utf-8"?>
-<w:ftr xmlns:wpc="http://schemas.microsoft.com/office/word/2010/wordprocessingCanvas" xmlns:cx="http://schemas.microsoft.com/office/drawing/2014/chartex" xmlns:cx1="http://schemas.microsoft.com/office/drawing/2015/9/8/chartex" xmlns:cx2="http://schemas.microsoft.com/office/drawing/2015/10/21/chartex" xmlns:cx3="http://schemas.microsoft.com/office/drawing/2016/5/9/chartex" xmlns:cx4="http://schemas.microsoft.com/office/drawing/2016/5/10/chartex" xmlns:cx5="http://schemas.microsoft.com/office/drawing/2016/5/11/chartex" xmlns:cx6="http://schemas.microsoft.com/office/drawing/2016/5/12/chartex" xmlns:cx7="http://schemas.microsoft.com/office/drawing/2016/5/13/chartex" xmlns:cx8="http://schemas.microsoft.com/office/drawing/2016/5/14/chartex" xmlns:mc="http://schemas.openxmlformats.org/markup-compatibility/2006" xmlns:aink="http://schemas.microsoft.com/office/drawing/2016/ink" xmlns:am3d="http://schemas.microsoft.com/office/drawing/2017/model3d" xmlns:o="urn:schemas-microsoft-com:office:office" xmlns:oel="http://schemas.microsoft.com/office/2019/extlst" xmlns:r="http://schemas.openxmlformats.org/officeDocument/2006/relationships" xmlns:m="http://schemas.openxmlformats.org/officeDocument/2006/math" xmlns:v="urn:schemas-microsoft-com:vml" xmlns:wp14="http://schemas.microsoft.com/office/word/2010/wordprocessingDrawing" xmlns:wp="http://schemas.openxmlformats.org/drawingml/2006/wordprocessingDrawing" xmlns:w10="urn:schemas-microsoft-com:office:word" xmlns:w="http://schemas.openxmlformats.org/wordprocessingml/2006/main" xmlns:w14="http://schemas.microsoft.com/office/word/2010/wordml" xmlns:w15="http://schemas.microsoft.com/office/word/2012/wordml" xmlns:w16cex="http://schemas.microsoft.com/office/word/2018/wordml/cex" xmlns:w16cid="http://schemas.microsoft.com/office/word/2016/wordml/cid" xmlns:w16="http://schemas.microsoft.com/office/word/2018/wordml" xmlns:w16du="http://schemas.microsoft.com/office/word/2023/wordml/word16du" xmlns:w16sdtdh="http://schemas.microsoft.com/office/word/2020/wordml/sdtdatahash" xmlns:w16sdtfl="http://schemas.microsoft.com/office/word/2024/wordml/sdtformatlock" xmlns:w16se="http://schemas.microsoft.com/office/word/2015/wordml/symex" xmlns:wpg="http://schemas.microsoft.com/office/word/2010/wordprocessingGroup" xmlns:wpi="http://schemas.microsoft.com/office/word/2010/wordprocessingInk" xmlns:wne="http://schemas.microsoft.com/office/word/2006/wordml" xmlns:wps="http://schemas.microsoft.com/office/word/2010/wordprocessingShape" mc:Ignorable="w14 w15 w16se w16cid w16 w16cex w16sdtdh w16sdtfl w16du wp14">
+<w:ftr xmlns:wpc="http://schemas.microsoft.com/office/word/2010/wordprocessingCanvas" xmlns:cx="http://schemas.microsoft.com/office/drawing/2014/chartex" xmlns:mc="http://schemas.openxmlformats.org/markup-compatibility/2006" xmlns:o="urn:schemas-microsoft-com:office:office" xmlns:r="http://schemas.openxmlformats.org/officeDocument/2006/relationships" xmlns:m="http://schemas.openxmlformats.org/officeDocument/2006/math" xmlns:v="urn:schemas-microsoft-com:vml" xmlns:wp14="http://schemas.microsoft.com/office/word/2010/wordprocessingDrawing" xmlns:wp="http://schemas.openxmlformats.org/drawingml/2006/wordprocessingDrawing" xmlns:w10="urn:schemas-microsoft-com:office:word" xmlns:w="http://schemas.openxmlformats.org/wordprocessingml/2006/main" xmlns:w14="http://schemas.microsoft.com/office/word/2010/wordml" xmlns:w15="http://schemas.microsoft.com/office/word/2012/wordml" xmlns:w16se="http://schemas.microsoft.com/office/word/2015/wordml/symex" xmlns:wpg="http://schemas.microsoft.com/office/word/2010/wordprocessingGroup" xmlns:wpi="http://schemas.microsoft.com/office/word/2010/wordprocessingInk" xmlns:wne="http://schemas.microsoft.com/office/word/2006/wordml" xmlns:wps="http://schemas.microsoft.com/office/word/2010/wordprocessingShape" mc:Ignorable="w14 w15 w16se wp14">
   <w:p>
     <w:pPr>
       <w:pStyle w:val="Piedepgina"/>
@@ -2240,7 +3039,7 @@
 </file>
 
 <file path=word/footnotes.xml><?xml version="1.0" encoding="utf-8"?>
-<w:footnotes xmlns:wpc="http://schemas.microsoft.com/office/word/2010/wordprocessingCanvas" xmlns:cx="http://schemas.microsoft.com/office/drawing/2014/chartex" xmlns:cx1="http://schemas.microsoft.com/office/drawing/2015/9/8/chartex" xmlns:cx2="http://schemas.microsoft.com/office/drawing/2015/10/21/chartex" xmlns:cx3="http://schemas.microsoft.com/office/drawing/2016/5/9/chartex" xmlns:cx4="http://schemas.microsoft.com/office/drawing/2016/5/10/chartex" xmlns:cx5="http://schemas.microsoft.com/office/drawing/2016/5/11/chartex" xmlns:cx6="http://schemas.microsoft.com/office/drawing/2016/5/12/chartex" xmlns:cx7="http://schemas.microsoft.com/office/drawing/2016/5/13/chartex" xmlns:cx8="http://schemas.microsoft.com/office/drawing/2016/5/14/chartex" xmlns:mc="http://schemas.openxmlformats.org/markup-compatibility/2006" xmlns:aink="http://schemas.microsoft.com/office/drawing/2016/ink" xmlns:am3d="http://schemas.microsoft.com/office/drawing/2017/model3d" xmlns:o="urn:schemas-microsoft-com:office:office" xmlns:oel="http://schemas.microsoft.com/office/2019/extlst" xmlns:r="http://schemas.openxmlformats.org/officeDocument/2006/relationships" xmlns:m="http://schemas.openxmlformats.org/officeDocument/2006/math" xmlns:v="urn:schemas-microsoft-com:vml" xmlns:wp14="http://schemas.microsoft.com/office/word/2010/wordprocessingDrawing" xmlns:wp="http://schemas.openxmlformats.org/drawingml/2006/wordprocessingDrawing" xmlns:w10="urn:schemas-microsoft-com:office:word" xmlns:w="http://schemas.openxmlformats.org/wordprocessingml/2006/main" xmlns:w14="http://schemas.microsoft.com/office/word/2010/wordml" xmlns:w15="http://schemas.microsoft.com/office/word/2012/wordml" xmlns:w16cex="http://schemas.microsoft.com/office/word/2018/wordml/cex" xmlns:w16cid="http://schemas.microsoft.com/office/word/2016/wordml/cid" xmlns:w16="http://schemas.microsoft.com/office/word/2018/wordml" xmlns:w16du="http://schemas.microsoft.com/office/word/2023/wordml/word16du" xmlns:w16sdtdh="http://schemas.microsoft.com/office/word/2020/wordml/sdtdatahash" xmlns:w16sdtfl="http://schemas.microsoft.com/office/word/2024/wordml/sdtformatlock" xmlns:w16se="http://schemas.microsoft.com/office/word/2015/wordml/symex" xmlns:wpg="http://schemas.microsoft.com/office/word/2010/wordprocessingGroup" xmlns:wpi="http://schemas.microsoft.com/office/word/2010/wordprocessingInk" xmlns:wne="http://schemas.microsoft.com/office/word/2006/wordml" xmlns:wps="http://schemas.microsoft.com/office/word/2010/wordprocessingShape" mc:Ignorable="w14 w15 w16se w16cid w16 w16cex w16sdtdh w16sdtfl w16du wp14">
+<w:footnotes xmlns:wpc="http://schemas.microsoft.com/office/word/2010/wordprocessingCanvas" xmlns:cx="http://schemas.microsoft.com/office/drawing/2014/chartex" xmlns:mc="http://schemas.openxmlformats.org/markup-compatibility/2006" xmlns:o="urn:schemas-microsoft-com:office:office" xmlns:r="http://schemas.openxmlformats.org/officeDocument/2006/relationships" xmlns:m="http://schemas.openxmlformats.org/officeDocument/2006/math" xmlns:v="urn:schemas-microsoft-com:vml" xmlns:wp14="http://schemas.microsoft.com/office/word/2010/wordprocessingDrawing" xmlns:wp="http://schemas.openxmlformats.org/drawingml/2006/wordprocessingDrawing" xmlns:w10="urn:schemas-microsoft-com:office:word" xmlns:w="http://schemas.openxmlformats.org/wordprocessingml/2006/main" xmlns:w14="http://schemas.microsoft.com/office/word/2010/wordml" xmlns:w15="http://schemas.microsoft.com/office/word/2012/wordml" xmlns:w16se="http://schemas.microsoft.com/office/word/2015/wordml/symex" xmlns:wpg="http://schemas.microsoft.com/office/word/2010/wordprocessingGroup" xmlns:wpi="http://schemas.microsoft.com/office/word/2010/wordprocessingInk" xmlns:wne="http://schemas.microsoft.com/office/word/2006/wordml" xmlns:wps="http://schemas.microsoft.com/office/word/2010/wordprocessingShape" mc:Ignorable="w14 w15 w16se wp14">
   <w:footnote w:type="separator" w:id="-1">
     <w:p>
       <w:pPr>
@@ -2265,7 +3064,7 @@
 </file>
 
 <file path=word/header1.xml><?xml version="1.0" encoding="utf-8"?>
-<w:hdr xmlns:wpc="http://schemas.microsoft.com/office/word/2010/wordprocessingCanvas" xmlns:cx="http://schemas.microsoft.com/office/drawing/2014/chartex" xmlns:cx1="http://schemas.microsoft.com/office/drawing/2015/9/8/chartex" xmlns:cx2="http://schemas.microsoft.com/office/drawing/2015/10/21/chartex" xmlns:cx3="http://schemas.microsoft.com/office/drawing/2016/5/9/chartex" xmlns:cx4="http://schemas.microsoft.com/office/drawing/2016/5/10/chartex" xmlns:cx5="http://schemas.microsoft.com/office/drawing/2016/5/11/chartex" xmlns:cx6="http://schemas.microsoft.com/office/drawing/2016/5/12/chartex" xmlns:cx7="http://schemas.microsoft.com/office/drawing/2016/5/13/chartex" xmlns:cx8="http://schemas.microsoft.com/office/drawing/2016/5/14/chartex" xmlns:mc="http://schemas.openxmlformats.org/markup-compatibility/2006" xmlns:aink="http://schemas.microsoft.com/office/drawing/2016/ink" xmlns:am3d="http://schemas.microsoft.com/office/drawing/2017/model3d" xmlns:o="urn:schemas-microsoft-com:office:office" xmlns:oel="http://schemas.microsoft.com/office/2019/extlst" xmlns:r="http://schemas.openxmlformats.org/officeDocument/2006/relationships" xmlns:m="http://schemas.openxmlformats.org/officeDocument/2006/math" xmlns:v="urn:schemas-microsoft-com:vml" xmlns:wp14="http://schemas.microsoft.com/office/word/2010/wordprocessingDrawing" xmlns:wp="http://schemas.openxmlformats.org/drawingml/2006/wordprocessingDrawing" xmlns:w10="urn:schemas-microsoft-com:office:word" xmlns:w="http://schemas.openxmlformats.org/wordprocessingml/2006/main" xmlns:w14="http://schemas.microsoft.com/office/word/2010/wordml" xmlns:w15="http://schemas.microsoft.com/office/word/2012/wordml" xmlns:w16cex="http://schemas.microsoft.com/office/word/2018/wordml/cex" xmlns:w16cid="http://schemas.microsoft.com/office/word/2016/wordml/cid" xmlns:w16="http://schemas.microsoft.com/office/word/2018/wordml" xmlns:w16du="http://schemas.microsoft.com/office/word/2023/wordml/word16du" xmlns:w16sdtdh="http://schemas.microsoft.com/office/word/2020/wordml/sdtdatahash" xmlns:w16sdtfl="http://schemas.microsoft.com/office/word/2024/wordml/sdtformatlock" xmlns:w16se="http://schemas.microsoft.com/office/word/2015/wordml/symex" xmlns:wpg="http://schemas.microsoft.com/office/word/2010/wordprocessingGroup" xmlns:wpi="http://schemas.microsoft.com/office/word/2010/wordprocessingInk" xmlns:wne="http://schemas.microsoft.com/office/word/2006/wordml" xmlns:wps="http://schemas.microsoft.com/office/word/2010/wordprocessingShape" mc:Ignorable="w14 w15 w16se w16cid w16 w16cex w16sdtdh w16sdtfl w16du wp14">
+<w:hdr xmlns:wpc="http://schemas.microsoft.com/office/word/2010/wordprocessingCanvas" xmlns:cx="http://schemas.microsoft.com/office/drawing/2014/chartex" xmlns:mc="http://schemas.openxmlformats.org/markup-compatibility/2006" xmlns:o="urn:schemas-microsoft-com:office:office" xmlns:r="http://schemas.openxmlformats.org/officeDocument/2006/relationships" xmlns:m="http://schemas.openxmlformats.org/officeDocument/2006/math" xmlns:v="urn:schemas-microsoft-com:vml" xmlns:wp14="http://schemas.microsoft.com/office/word/2010/wordprocessingDrawing" xmlns:wp="http://schemas.openxmlformats.org/drawingml/2006/wordprocessingDrawing" xmlns:w10="urn:schemas-microsoft-com:office:word" xmlns:w="http://schemas.openxmlformats.org/wordprocessingml/2006/main" xmlns:w14="http://schemas.microsoft.com/office/word/2010/wordml" xmlns:w15="http://schemas.microsoft.com/office/word/2012/wordml" xmlns:w16se="http://schemas.microsoft.com/office/word/2015/wordml/symex" xmlns:wpg="http://schemas.microsoft.com/office/word/2010/wordprocessingGroup" xmlns:wpi="http://schemas.microsoft.com/office/word/2010/wordprocessingInk" xmlns:wne="http://schemas.microsoft.com/office/word/2006/wordml" xmlns:wps="http://schemas.microsoft.com/office/word/2010/wordprocessingShape" mc:Ignorable="w14 w15 w16se wp14">
   <w:p>
     <w:pPr>
       <w:pStyle w:val="Encabezado"/>
@@ -2275,7 +3074,7 @@
 </file>
 
 <file path=word/header2.xml><?xml version="1.0" encoding="utf-8"?>
-<w:hdr xmlns:wpc="http://schemas.microsoft.com/office/word/2010/wordprocessingCanvas" xmlns:cx="http://schemas.microsoft.com/office/drawing/2014/chartex" xmlns:cx1="http://schemas.microsoft.com/office/drawing/2015/9/8/chartex" xmlns:cx2="http://schemas.microsoft.com/office/drawing/2015/10/21/chartex" xmlns:cx3="http://schemas.microsoft.com/office/drawing/2016/5/9/chartex" xmlns:cx4="http://schemas.microsoft.com/office/drawing/2016/5/10/chartex" xmlns:cx5="http://schemas.microsoft.com/office/drawing/2016/5/11/chartex" xmlns:cx6="http://schemas.microsoft.com/office/drawing/2016/5/12/chartex" xmlns:cx7="http://schemas.microsoft.com/office/drawing/2016/5/13/chartex" xmlns:cx8="http://schemas.microsoft.com/office/drawing/2016/5/14/chartex" xmlns:mc="http://schemas.openxmlformats.org/markup-compatibility/2006" xmlns:aink="http://schemas.microsoft.com/office/drawing/2016/ink" xmlns:am3d="http://schemas.microsoft.com/office/drawing/2017/model3d" xmlns:o="urn:schemas-microsoft-com:office:office" xmlns:oel="http://schemas.microsoft.com/office/2019/extlst" xmlns:r="http://schemas.openxmlformats.org/officeDocument/2006/relationships" xmlns:m="http://schemas.openxmlformats.org/officeDocument/2006/math" xmlns:v="urn:schemas-microsoft-com:vml" xmlns:wp14="http://schemas.microsoft.com/office/word/2010/wordprocessingDrawing" xmlns:wp="http://schemas.openxmlformats.org/drawingml/2006/wordprocessingDrawing" xmlns:w10="urn:schemas-microsoft-com:office:word" xmlns:w="http://schemas.openxmlformats.org/wordprocessingml/2006/main" xmlns:w14="http://schemas.microsoft.com/office/word/2010/wordml" xmlns:w15="http://schemas.microsoft.com/office/word/2012/wordml" xmlns:w16cex="http://schemas.microsoft.com/office/word/2018/wordml/cex" xmlns:w16cid="http://schemas.microsoft.com/office/word/2016/wordml/cid" xmlns:w16="http://schemas.microsoft.com/office/word/2018/wordml" xmlns:w16du="http://schemas.microsoft.com/office/word/2023/wordml/word16du" xmlns:w16sdtdh="http://schemas.microsoft.com/office/word/2020/wordml/sdtdatahash" xmlns:w16sdtfl="http://schemas.microsoft.com/office/word/2024/wordml/sdtformatlock" xmlns:w16se="http://schemas.microsoft.com/office/word/2015/wordml/symex" xmlns:wpg="http://schemas.microsoft.com/office/word/2010/wordprocessingGroup" xmlns:wpi="http://schemas.microsoft.com/office/word/2010/wordprocessingInk" xmlns:wne="http://schemas.microsoft.com/office/word/2006/wordml" xmlns:wps="http://schemas.microsoft.com/office/word/2010/wordprocessingShape" mc:Ignorable="w14 w15 w16se w16cid w16 w16cex w16sdtdh w16sdtfl w16du wp14">
+<w:hdr xmlns:wpc="http://schemas.microsoft.com/office/word/2010/wordprocessingCanvas" xmlns:cx="http://schemas.microsoft.com/office/drawing/2014/chartex" xmlns:mc="http://schemas.openxmlformats.org/markup-compatibility/2006" xmlns:o="urn:schemas-microsoft-com:office:office" xmlns:r="http://schemas.openxmlformats.org/officeDocument/2006/relationships" xmlns:m="http://schemas.openxmlformats.org/officeDocument/2006/math" xmlns:v="urn:schemas-microsoft-com:vml" xmlns:wp14="http://schemas.microsoft.com/office/word/2010/wordprocessingDrawing" xmlns:wp="http://schemas.openxmlformats.org/drawingml/2006/wordprocessingDrawing" xmlns:w10="urn:schemas-microsoft-com:office:word" xmlns:w="http://schemas.openxmlformats.org/wordprocessingml/2006/main" xmlns:w14="http://schemas.microsoft.com/office/word/2010/wordml" xmlns:w15="http://schemas.microsoft.com/office/word/2012/wordml" xmlns:w16se="http://schemas.microsoft.com/office/word/2015/wordml/symex" xmlns:wpg="http://schemas.microsoft.com/office/word/2010/wordprocessingGroup" xmlns:wpi="http://schemas.microsoft.com/office/word/2010/wordprocessingInk" xmlns:wne="http://schemas.microsoft.com/office/word/2006/wordml" xmlns:wps="http://schemas.microsoft.com/office/word/2010/wordprocessingShape" xmlns:a="http://schemas.openxmlformats.org/drawingml/2006/main" xmlns:pic="http://schemas.openxmlformats.org/drawingml/2006/picture" xmlns:a14="http://schemas.microsoft.com/office/drawing/2010/main" mc:Ignorable="w14 w15 w16se wp14">
   <w:tbl>
     <w:tblPr>
       <w:tblStyle w:val="Tablaconcuadrcula"/>
@@ -2303,7 +3102,7 @@
         <w:p>
           <w:pPr>
             <w:rPr>
-              <w:rFonts w:ascii="Century Gothic" w:eastAsia="Century Gothic" w:hAnsi="Century Gothic" w:cs="Century Gothic"/>
+              <w:rFonts w:ascii="Century Gothic" w:hAnsi="Century Gothic" w:eastAsia="Century Gothic" w:cs="Century Gothic"/>
               <w:b/>
               <w:color w:val="1D2763"/>
               <w:sz w:val="24"/>
@@ -2312,7 +3111,7 @@
           </w:pPr>
           <w:r>
             <w:rPr>
-              <w:rFonts w:ascii="Century Gothic" w:eastAsia="Century Gothic" w:hAnsi="Century Gothic" w:cs="Century Gothic"/>
+              <w:rFonts w:ascii="Century Gothic" w:hAnsi="Century Gothic" w:eastAsia="Century Gothic" w:cs="Century Gothic"/>
               <w:b/>
               <w:color w:val="1D2763"/>
               <w:sz w:val="24"/>
@@ -2322,7 +3121,7 @@
           </w:r>
           <w:r>
             <w:rPr>
-              <w:rFonts w:ascii="Century Gothic" w:eastAsia="Century Gothic" w:hAnsi="Century Gothic" w:cs="Century Gothic"/>
+              <w:rFonts w:ascii="Century Gothic" w:hAnsi="Century Gothic" w:eastAsia="Century Gothic" w:cs="Century Gothic"/>
               <w:b/>
               <w:color w:val="1D2763"/>
               <w:sz w:val="24"/>
@@ -2334,7 +3133,7 @@
         <w:p>
           <w:pPr>
             <w:rPr>
-              <w:rFonts w:ascii="Century Gothic" w:eastAsiaTheme="minorEastAsia" w:hAnsi="Century Gothic"/>
+              <w:rFonts w:ascii="Century Gothic" w:hAnsi="Century Gothic" w:eastAsiaTheme="minorEastAsia"/>
               <w:sz w:val="2"/>
               <w:szCs w:val="2"/>
               <w:lang w:val="es-ES_tradnl" w:eastAsia="es-ES"/>
@@ -2342,7 +3141,7 @@
           </w:pPr>
           <w:r>
             <w:rPr>
-              <w:rFonts w:ascii="Century Gothic" w:eastAsia="Century Gothic" w:hAnsi="Century Gothic" w:cs="Century Gothic"/>
+              <w:rFonts w:ascii="Century Gothic" w:hAnsi="Century Gothic" w:eastAsia="Century Gothic" w:cs="Century Gothic"/>
               <w:b/>
               <w:color w:val="1D2763"/>
               <w:sz w:val="24"/>
@@ -2366,7 +3165,7 @@
           <w:pPr>
             <w:jc w:val="right"/>
             <w:rPr>
-              <w:rFonts w:ascii="Century Gothic" w:eastAsiaTheme="minorEastAsia" w:hAnsi="Century Gothic"/>
+              <w:rFonts w:ascii="Century Gothic" w:hAnsi="Century Gothic" w:eastAsiaTheme="minorEastAsia"/>
               <w:b/>
               <w:sz w:val="30"/>
               <w:szCs w:val="30"/>
@@ -2436,7 +3235,7 @@
 </file>
 
 <file path=word/header3.xml><?xml version="1.0" encoding="utf-8"?>
-<w:hdr xmlns:wpc="http://schemas.microsoft.com/office/word/2010/wordprocessingCanvas" xmlns:cx="http://schemas.microsoft.com/office/drawing/2014/chartex" xmlns:cx1="http://schemas.microsoft.com/office/drawing/2015/9/8/chartex" xmlns:cx2="http://schemas.microsoft.com/office/drawing/2015/10/21/chartex" xmlns:cx3="http://schemas.microsoft.com/office/drawing/2016/5/9/chartex" xmlns:cx4="http://schemas.microsoft.com/office/drawing/2016/5/10/chartex" xmlns:cx5="http://schemas.microsoft.com/office/drawing/2016/5/11/chartex" xmlns:cx6="http://schemas.microsoft.com/office/drawing/2016/5/12/chartex" xmlns:cx7="http://schemas.microsoft.com/office/drawing/2016/5/13/chartex" xmlns:cx8="http://schemas.microsoft.com/office/drawing/2016/5/14/chartex" xmlns:mc="http://schemas.openxmlformats.org/markup-compatibility/2006" xmlns:aink="http://schemas.microsoft.com/office/drawing/2016/ink" xmlns:am3d="http://schemas.microsoft.com/office/drawing/2017/model3d" xmlns:o="urn:schemas-microsoft-com:office:office" xmlns:oel="http://schemas.microsoft.com/office/2019/extlst" xmlns:r="http://schemas.openxmlformats.org/officeDocument/2006/relationships" xmlns:m="http://schemas.openxmlformats.org/officeDocument/2006/math" xmlns:v="urn:schemas-microsoft-com:vml" xmlns:wp14="http://schemas.microsoft.com/office/word/2010/wordprocessingDrawing" xmlns:wp="http://schemas.openxmlformats.org/drawingml/2006/wordprocessingDrawing" xmlns:w10="urn:schemas-microsoft-com:office:word" xmlns:w="http://schemas.openxmlformats.org/wordprocessingml/2006/main" xmlns:w14="http://schemas.microsoft.com/office/word/2010/wordml" xmlns:w15="http://schemas.microsoft.com/office/word/2012/wordml" xmlns:w16cex="http://schemas.microsoft.com/office/word/2018/wordml/cex" xmlns:w16cid="http://schemas.microsoft.com/office/word/2016/wordml/cid" xmlns:w16="http://schemas.microsoft.com/office/word/2018/wordml" xmlns:w16du="http://schemas.microsoft.com/office/word/2023/wordml/word16du" xmlns:w16sdtdh="http://schemas.microsoft.com/office/word/2020/wordml/sdtdatahash" xmlns:w16sdtfl="http://schemas.microsoft.com/office/word/2024/wordml/sdtformatlock" xmlns:w16se="http://schemas.microsoft.com/office/word/2015/wordml/symex" xmlns:wpg="http://schemas.microsoft.com/office/word/2010/wordprocessingGroup" xmlns:wpi="http://schemas.microsoft.com/office/word/2010/wordprocessingInk" xmlns:wne="http://schemas.microsoft.com/office/word/2006/wordml" xmlns:wps="http://schemas.microsoft.com/office/word/2010/wordprocessingShape" mc:Ignorable="w14 w15 w16se w16cid w16 w16cex w16sdtdh w16sdtfl w16du wp14">
+<w:hdr xmlns:wpc="http://schemas.microsoft.com/office/word/2010/wordprocessingCanvas" xmlns:cx="http://schemas.microsoft.com/office/drawing/2014/chartex" xmlns:mc="http://schemas.openxmlformats.org/markup-compatibility/2006" xmlns:o="urn:schemas-microsoft-com:office:office" xmlns:r="http://schemas.openxmlformats.org/officeDocument/2006/relationships" xmlns:m="http://schemas.openxmlformats.org/officeDocument/2006/math" xmlns:v="urn:schemas-microsoft-com:vml" xmlns:wp14="http://schemas.microsoft.com/office/word/2010/wordprocessingDrawing" xmlns:wp="http://schemas.openxmlformats.org/drawingml/2006/wordprocessingDrawing" xmlns:w10="urn:schemas-microsoft-com:office:word" xmlns:w="http://schemas.openxmlformats.org/wordprocessingml/2006/main" xmlns:w14="http://schemas.microsoft.com/office/word/2010/wordml" xmlns:w15="http://schemas.microsoft.com/office/word/2012/wordml" xmlns:w16se="http://schemas.microsoft.com/office/word/2015/wordml/symex" xmlns:wpg="http://schemas.microsoft.com/office/word/2010/wordprocessingGroup" xmlns:wpi="http://schemas.microsoft.com/office/word/2010/wordprocessingInk" xmlns:wne="http://schemas.microsoft.com/office/word/2006/wordml" xmlns:wps="http://schemas.microsoft.com/office/word/2010/wordprocessingShape" xmlns:a="http://schemas.openxmlformats.org/drawingml/2006/main" xmlns:pic="http://schemas.openxmlformats.org/drawingml/2006/picture" xmlns:a14="http://schemas.microsoft.com/office/drawing/2010/main" mc:Ignorable="w14 w15 w16se wp14">
   <w:tbl>
     <w:tblPr>
       <w:tblStyle w:val="Tablaconcuadrcula"/>
@@ -2465,7 +3264,7 @@
         <w:p>
           <w:pPr>
             <w:rPr>
-              <w:rFonts w:ascii="Century Gothic" w:eastAsiaTheme="minorEastAsia" w:hAnsi="Century Gothic"/>
+              <w:rFonts w:ascii="Century Gothic" w:hAnsi="Century Gothic" w:eastAsiaTheme="minorEastAsia"/>
               <w:b/>
               <w:sz w:val="30"/>
               <w:szCs w:val="30"/>
@@ -2474,7 +3273,7 @@
           </w:pPr>
           <w:r>
             <w:rPr>
-              <w:rFonts w:ascii="Century Gothic" w:eastAsiaTheme="minorEastAsia" w:hAnsi="Century Gothic"/>
+              <w:rFonts w:ascii="Century Gothic" w:hAnsi="Century Gothic" w:eastAsiaTheme="minorEastAsia"/>
               <w:b/>
               <w:noProof/>
               <w:sz w:val="30"/>
@@ -2545,7 +3344,7 @@
         <w:p>
           <w:pPr>
             <w:rPr>
-              <w:rFonts w:ascii="Century Gothic" w:eastAsiaTheme="minorEastAsia" w:hAnsi="Century Gothic"/>
+              <w:rFonts w:ascii="Century Gothic" w:hAnsi="Century Gothic" w:eastAsiaTheme="minorEastAsia"/>
               <w:b/>
               <w:color w:val="1D2763"/>
               <w:sz w:val="24"/>
@@ -2555,7 +3354,7 @@
           </w:pPr>
           <w:r>
             <w:rPr>
-              <w:rFonts w:ascii="Century Gothic" w:eastAsiaTheme="minorEastAsia" w:hAnsi="Century Gothic"/>
+              <w:rFonts w:ascii="Century Gothic" w:hAnsi="Century Gothic" w:eastAsiaTheme="minorEastAsia"/>
               <w:b/>
               <w:color w:val="1D2763"/>
               <w:sz w:val="24"/>
@@ -2568,7 +3367,7 @@
         <w:p>
           <w:pPr>
             <w:rPr>
-              <w:rFonts w:ascii="Century Gothic" w:eastAsia="Century Gothic" w:hAnsi="Century Gothic" w:cs="Century Gothic"/>
+              <w:rFonts w:ascii="Century Gothic" w:hAnsi="Century Gothic" w:eastAsia="Century Gothic" w:cs="Century Gothic"/>
               <w:color w:val="1D2763"/>
               <w:sz w:val="24"/>
               <w:szCs w:val="24"/>
@@ -2576,7 +3375,7 @@
           </w:pPr>
           <w:r>
             <w:rPr>
-              <w:rFonts w:ascii="Century Gothic" w:eastAsia="Century Gothic" w:hAnsi="Century Gothic" w:cs="Century Gothic"/>
+              <w:rFonts w:ascii="Century Gothic" w:hAnsi="Century Gothic" w:eastAsia="Century Gothic" w:cs="Century Gothic"/>
               <w:color w:val="1D2763"/>
               <w:sz w:val="24"/>
               <w:szCs w:val="24"/>
@@ -2585,27 +3384,29 @@
           </w:r>
           <w:r>
             <w:rPr>
-              <w:rFonts w:ascii="Century Gothic" w:eastAsia="Century Gothic" w:hAnsi="Century Gothic" w:cs="Century Gothic"/>
+              <w:rFonts w:ascii="Century Gothic" w:hAnsi="Century Gothic" w:eastAsia="Century Gothic" w:cs="Century Gothic"/>
               <w:color w:val="1D2763"/>
               <w:sz w:val="24"/>
               <w:szCs w:val="24"/>
             </w:rPr>
             <w:t xml:space="preserve">en </w:t>
           </w:r>
+          <w:proofErr w:type="spellStart"/>
           <w:r>
             <w:rPr>
-              <w:rFonts w:ascii="Century Gothic" w:eastAsia="Century Gothic" w:hAnsi="Century Gothic" w:cs="Century Gothic"/>
+              <w:rFonts w:ascii="Century Gothic" w:hAnsi="Century Gothic" w:eastAsia="Century Gothic" w:cs="Century Gothic"/>
               <w:color w:val="1D2763"/>
               <w:sz w:val="24"/>
               <w:szCs w:val="24"/>
             </w:rPr>
             <w:t>Geomática</w:t>
           </w:r>
+          <w:proofErr w:type="spellEnd"/>
         </w:p>
         <w:p>
           <w:pPr>
             <w:rPr>
-              <w:rFonts w:ascii="Century Gothic" w:eastAsiaTheme="minorEastAsia" w:hAnsi="Century Gothic"/>
+              <w:rFonts w:ascii="Century Gothic" w:hAnsi="Century Gothic" w:eastAsiaTheme="minorEastAsia"/>
               <w:color w:val="1D2763"/>
               <w:sz w:val="24"/>
               <w:szCs w:val="24"/>
@@ -2614,7 +3415,7 @@
           </w:pPr>
           <w:r>
             <w:rPr>
-              <w:rFonts w:ascii="Century Gothic" w:eastAsiaTheme="minorEastAsia" w:hAnsi="Century Gothic"/>
+              <w:rFonts w:ascii="Century Gothic" w:hAnsi="Century Gothic" w:eastAsiaTheme="minorEastAsia"/>
               <w:color w:val="1D2763"/>
               <w:sz w:val="24"/>
               <w:szCs w:val="24"/>
@@ -2626,7 +3427,7 @@
         <w:p>
           <w:pPr>
             <w:rPr>
-              <w:rFonts w:ascii="Century Gothic" w:eastAsiaTheme="minorEastAsia" w:hAnsi="Century Gothic"/>
+              <w:rFonts w:ascii="Century Gothic" w:hAnsi="Century Gothic" w:eastAsiaTheme="minorEastAsia"/>
               <w:sz w:val="2"/>
               <w:szCs w:val="2"/>
               <w:lang w:val="es-ES_tradnl" w:eastAsia="es-ES"/>
@@ -2648,7 +3449,7 @@
           <w:pPr>
             <w:jc w:val="right"/>
             <w:rPr>
-              <w:rFonts w:ascii="Century Gothic" w:eastAsiaTheme="minorEastAsia" w:hAnsi="Century Gothic"/>
+              <w:rFonts w:ascii="Century Gothic" w:hAnsi="Century Gothic" w:eastAsiaTheme="minorEastAsia"/>
               <w:b/>
               <w:sz w:val="30"/>
               <w:szCs w:val="30"/>
@@ -2657,7 +3458,7 @@
           </w:pPr>
           <w:r>
             <w:rPr>
-              <w:rFonts w:ascii="Century Gothic" w:eastAsiaTheme="minorEastAsia" w:hAnsi="Century Gothic"/>
+              <w:rFonts w:ascii="Century Gothic" w:hAnsi="Century Gothic" w:eastAsiaTheme="minorEastAsia"/>
               <w:b/>
               <w:noProof/>
               <w:sz w:val="30"/>
@@ -2727,7 +3528,7 @@
 </file>
 
 <file path=word/numbering.xml><?xml version="1.0" encoding="utf-8"?>
-<w:numbering xmlns:wpc="http://schemas.microsoft.com/office/word/2010/wordprocessingCanvas" xmlns:cx="http://schemas.microsoft.com/office/drawing/2014/chartex" xmlns:cx1="http://schemas.microsoft.com/office/drawing/2015/9/8/chartex" xmlns:cx2="http://schemas.microsoft.com/office/drawing/2015/10/21/chartex" xmlns:cx3="http://schemas.microsoft.com/office/drawing/2016/5/9/chartex" xmlns:cx4="http://schemas.microsoft.com/office/drawing/2016/5/10/chartex" xmlns:cx5="http://schemas.microsoft.com/office/drawing/2016/5/11/chartex" xmlns:cx6="http://schemas.microsoft.com/office/drawing/2016/5/12/chartex" xmlns:cx7="http://schemas.microsoft.com/office/drawing/2016/5/13/chartex" xmlns:cx8="http://schemas.microsoft.com/office/drawing/2016/5/14/chartex" xmlns:mc="http://schemas.openxmlformats.org/markup-compatibility/2006" xmlns:aink="http://schemas.microsoft.com/office/drawing/2016/ink" xmlns:am3d="http://schemas.microsoft.com/office/drawing/2017/model3d" xmlns:o="urn:schemas-microsoft-com:office:office" xmlns:oel="http://schemas.microsoft.com/office/2019/extlst" xmlns:r="http://schemas.openxmlformats.org/officeDocument/2006/relationships" xmlns:m="http://schemas.openxmlformats.org/officeDocument/2006/math" xmlns:v="urn:schemas-microsoft-com:vml" xmlns:wp14="http://schemas.microsoft.com/office/word/2010/wordprocessingDrawing" xmlns:wp="http://schemas.openxmlformats.org/drawingml/2006/wordprocessingDrawing" xmlns:w10="urn:schemas-microsoft-com:office:word" xmlns:w="http://schemas.openxmlformats.org/wordprocessingml/2006/main" xmlns:w14="http://schemas.microsoft.com/office/word/2010/wordml" xmlns:w15="http://schemas.microsoft.com/office/word/2012/wordml" xmlns:w16cex="http://schemas.microsoft.com/office/word/2018/wordml/cex" xmlns:w16cid="http://schemas.microsoft.com/office/word/2016/wordml/cid" xmlns:w16="http://schemas.microsoft.com/office/word/2018/wordml" xmlns:w16du="http://schemas.microsoft.com/office/word/2023/wordml/word16du" xmlns:w16sdtdh="http://schemas.microsoft.com/office/word/2020/wordml/sdtdatahash" xmlns:w16sdtfl="http://schemas.microsoft.com/office/word/2024/wordml/sdtformatlock" xmlns:w16se="http://schemas.microsoft.com/office/word/2015/wordml/symex" xmlns:wpg="http://schemas.microsoft.com/office/word/2010/wordprocessingGroup" xmlns:wpi="http://schemas.microsoft.com/office/word/2010/wordprocessingInk" xmlns:wne="http://schemas.microsoft.com/office/word/2006/wordml" xmlns:wps="http://schemas.microsoft.com/office/word/2010/wordprocessingShape" mc:Ignorable="w14 w15 w16se w16cid w16 w16cex w16sdtdh w16sdtfl w16du wp14">
+<w:numbering xmlns:wpc="http://schemas.microsoft.com/office/word/2010/wordprocessingCanvas" xmlns:cx="http://schemas.microsoft.com/office/drawing/2014/chartex" xmlns:mc="http://schemas.openxmlformats.org/markup-compatibility/2006" xmlns:o="urn:schemas-microsoft-com:office:office" xmlns:r="http://schemas.openxmlformats.org/officeDocument/2006/relationships" xmlns:m="http://schemas.openxmlformats.org/officeDocument/2006/math" xmlns:v="urn:schemas-microsoft-com:vml" xmlns:wp14="http://schemas.microsoft.com/office/word/2010/wordprocessingDrawing" xmlns:wp="http://schemas.openxmlformats.org/drawingml/2006/wordprocessingDrawing" xmlns:w10="urn:schemas-microsoft-com:office:word" xmlns:w="http://schemas.openxmlformats.org/wordprocessingml/2006/main" xmlns:w14="http://schemas.microsoft.com/office/word/2010/wordml" xmlns:w15="http://schemas.microsoft.com/office/word/2012/wordml" xmlns:w16se="http://schemas.microsoft.com/office/word/2015/wordml/symex" xmlns:wpg="http://schemas.microsoft.com/office/word/2010/wordprocessingGroup" xmlns:wpi="http://schemas.microsoft.com/office/word/2010/wordprocessingInk" xmlns:wne="http://schemas.microsoft.com/office/word/2006/wordml" xmlns:wps="http://schemas.microsoft.com/office/word/2010/wordprocessingShape" mc:Ignorable="w14 w15 w16se wp14">
   <w:abstractNum w:abstractNumId="0" w15:restartNumberingAfterBreak="0">
     <w:nsid w:val="049156A1"/>
     <w:multiLevelType w:val="hybridMultilevel"/>
@@ -2741,7 +3542,7 @@
         <w:ind w:left="720" w:hanging="360"/>
       </w:pPr>
       <w:rPr>
-        <w:rFonts w:ascii="Calibri" w:hAnsi="Calibri" w:hint="default"/>
+        <w:rFonts w:hint="default" w:ascii="Calibri" w:hAnsi="Calibri"/>
       </w:rPr>
     </w:lvl>
     <w:lvl w:ilvl="1" w:tplc="664283CA">
@@ -2753,7 +3554,7 @@
         <w:ind w:left="1440" w:hanging="360"/>
       </w:pPr>
       <w:rPr>
-        <w:rFonts w:ascii="Courier New" w:hAnsi="Courier New" w:hint="default"/>
+        <w:rFonts w:hint="default" w:ascii="Courier New" w:hAnsi="Courier New"/>
       </w:rPr>
     </w:lvl>
     <w:lvl w:ilvl="2" w:tplc="64FEBACE">
@@ -2765,7 +3566,7 @@
         <w:ind w:left="2160" w:hanging="360"/>
       </w:pPr>
       <w:rPr>
-        <w:rFonts w:ascii="Wingdings" w:hAnsi="Wingdings" w:hint="default"/>
+        <w:rFonts w:hint="default" w:ascii="Wingdings" w:hAnsi="Wingdings"/>
       </w:rPr>
     </w:lvl>
     <w:lvl w:ilvl="3" w:tplc="EBBADAFE">
@@ -2777,7 +3578,7 @@
         <w:ind w:left="2880" w:hanging="360"/>
       </w:pPr>
       <w:rPr>
-        <w:rFonts w:ascii="Symbol" w:hAnsi="Symbol" w:hint="default"/>
+        <w:rFonts w:hint="default" w:ascii="Symbol" w:hAnsi="Symbol"/>
       </w:rPr>
     </w:lvl>
     <w:lvl w:ilvl="4" w:tplc="BF20C764">
@@ -2789,7 +3590,7 @@
         <w:ind w:left="3600" w:hanging="360"/>
       </w:pPr>
       <w:rPr>
-        <w:rFonts w:ascii="Courier New" w:hAnsi="Courier New" w:hint="default"/>
+        <w:rFonts w:hint="default" w:ascii="Courier New" w:hAnsi="Courier New"/>
       </w:rPr>
     </w:lvl>
     <w:lvl w:ilvl="5" w:tplc="DF9E714A">
@@ -2801,7 +3602,7 @@
         <w:ind w:left="4320" w:hanging="360"/>
       </w:pPr>
       <w:rPr>
-        <w:rFonts w:ascii="Wingdings" w:hAnsi="Wingdings" w:hint="default"/>
+        <w:rFonts w:hint="default" w:ascii="Wingdings" w:hAnsi="Wingdings"/>
       </w:rPr>
     </w:lvl>
     <w:lvl w:ilvl="6" w:tplc="97DC3BFE">
@@ -2813,7 +3614,7 @@
         <w:ind w:left="5040" w:hanging="360"/>
       </w:pPr>
       <w:rPr>
-        <w:rFonts w:ascii="Symbol" w:hAnsi="Symbol" w:hint="default"/>
+        <w:rFonts w:hint="default" w:ascii="Symbol" w:hAnsi="Symbol"/>
       </w:rPr>
     </w:lvl>
     <w:lvl w:ilvl="7" w:tplc="F54C19C8">
@@ -2825,7 +3626,7 @@
         <w:ind w:left="5760" w:hanging="360"/>
       </w:pPr>
       <w:rPr>
-        <w:rFonts w:ascii="Courier New" w:hAnsi="Courier New" w:hint="default"/>
+        <w:rFonts w:hint="default" w:ascii="Courier New" w:hAnsi="Courier New"/>
       </w:rPr>
     </w:lvl>
     <w:lvl w:ilvl="8" w:tplc="767018FA">
@@ -2837,7 +3638,7 @@
         <w:ind w:left="6480" w:hanging="360"/>
       </w:pPr>
       <w:rPr>
-        <w:rFonts w:ascii="Wingdings" w:hAnsi="Wingdings" w:hint="default"/>
+        <w:rFonts w:hint="default" w:ascii="Wingdings" w:hAnsi="Wingdings"/>
       </w:rPr>
     </w:lvl>
   </w:abstractNum>
@@ -3056,7 +3857,7 @@
         <w:ind w:left="720" w:hanging="360"/>
       </w:pPr>
       <w:rPr>
-        <w:rFonts w:ascii="Courier New" w:hAnsi="Courier New" w:cs="Courier New" w:hint="default"/>
+        <w:rFonts w:hint="default" w:ascii="Courier New" w:hAnsi="Courier New" w:cs="Courier New"/>
       </w:rPr>
     </w:lvl>
     <w:lvl w:ilvl="1" w:tplc="340A0003">
@@ -3068,7 +3869,7 @@
         <w:ind w:left="1440" w:hanging="360"/>
       </w:pPr>
       <w:rPr>
-        <w:rFonts w:ascii="Courier New" w:hAnsi="Courier New" w:cs="Courier New" w:hint="default"/>
+        <w:rFonts w:hint="default" w:ascii="Courier New" w:hAnsi="Courier New" w:cs="Courier New"/>
       </w:rPr>
     </w:lvl>
     <w:lvl w:ilvl="2" w:tplc="340A0005" w:tentative="1">
@@ -3080,7 +3881,7 @@
         <w:ind w:left="2160" w:hanging="360"/>
       </w:pPr>
       <w:rPr>
-        <w:rFonts w:ascii="Wingdings" w:hAnsi="Wingdings" w:hint="default"/>
+        <w:rFonts w:hint="default" w:ascii="Wingdings" w:hAnsi="Wingdings"/>
       </w:rPr>
     </w:lvl>
     <w:lvl w:ilvl="3" w:tplc="340A0001" w:tentative="1">
@@ -3092,7 +3893,7 @@
         <w:ind w:left="2880" w:hanging="360"/>
       </w:pPr>
       <w:rPr>
-        <w:rFonts w:ascii="Symbol" w:hAnsi="Symbol" w:hint="default"/>
+        <w:rFonts w:hint="default" w:ascii="Symbol" w:hAnsi="Symbol"/>
       </w:rPr>
     </w:lvl>
     <w:lvl w:ilvl="4" w:tplc="340A0003" w:tentative="1">
@@ -3104,7 +3905,7 @@
         <w:ind w:left="3600" w:hanging="360"/>
       </w:pPr>
       <w:rPr>
-        <w:rFonts w:ascii="Courier New" w:hAnsi="Courier New" w:cs="Courier New" w:hint="default"/>
+        <w:rFonts w:hint="default" w:ascii="Courier New" w:hAnsi="Courier New" w:cs="Courier New"/>
       </w:rPr>
     </w:lvl>
     <w:lvl w:ilvl="5" w:tplc="340A0005" w:tentative="1">
@@ -3116,7 +3917,7 @@
         <w:ind w:left="4320" w:hanging="360"/>
       </w:pPr>
       <w:rPr>
-        <w:rFonts w:ascii="Wingdings" w:hAnsi="Wingdings" w:hint="default"/>
+        <w:rFonts w:hint="default" w:ascii="Wingdings" w:hAnsi="Wingdings"/>
       </w:rPr>
     </w:lvl>
     <w:lvl w:ilvl="6" w:tplc="340A0001" w:tentative="1">
@@ -3128,7 +3929,7 @@
         <w:ind w:left="5040" w:hanging="360"/>
       </w:pPr>
       <w:rPr>
-        <w:rFonts w:ascii="Symbol" w:hAnsi="Symbol" w:hint="default"/>
+        <w:rFonts w:hint="default" w:ascii="Symbol" w:hAnsi="Symbol"/>
       </w:rPr>
     </w:lvl>
     <w:lvl w:ilvl="7" w:tplc="340A0003" w:tentative="1">
@@ -3140,7 +3941,7 @@
         <w:ind w:left="5760" w:hanging="360"/>
       </w:pPr>
       <w:rPr>
-        <w:rFonts w:ascii="Courier New" w:hAnsi="Courier New" w:cs="Courier New" w:hint="default"/>
+        <w:rFonts w:hint="default" w:ascii="Courier New" w:hAnsi="Courier New" w:cs="Courier New"/>
       </w:rPr>
     </w:lvl>
     <w:lvl w:ilvl="8" w:tplc="340A0005" w:tentative="1">
@@ -3152,7 +3953,7 @@
         <w:ind w:left="6480" w:hanging="360"/>
       </w:pPr>
       <w:rPr>
-        <w:rFonts w:ascii="Wingdings" w:hAnsi="Wingdings" w:hint="default"/>
+        <w:rFonts w:hint="default" w:ascii="Wingdings" w:hAnsi="Wingdings"/>
       </w:rPr>
     </w:lvl>
   </w:abstractNum>
@@ -3169,7 +3970,7 @@
         <w:ind w:left="1080" w:hanging="360"/>
       </w:pPr>
       <w:rPr>
-        <w:rFonts w:ascii="Symbol" w:hAnsi="Symbol" w:hint="default"/>
+        <w:rFonts w:hint="default" w:ascii="Symbol" w:hAnsi="Symbol"/>
       </w:rPr>
     </w:lvl>
     <w:lvl w:ilvl="1" w:tplc="340A0019" w:tentative="1">
@@ -3258,7 +4059,7 @@
         <w:ind w:left="720" w:hanging="360"/>
       </w:pPr>
       <w:rPr>
-        <w:rFonts w:ascii="Calibri" w:hAnsi="Calibri" w:hint="default"/>
+        <w:rFonts w:hint="default" w:ascii="Calibri" w:hAnsi="Calibri"/>
       </w:rPr>
     </w:lvl>
     <w:lvl w:ilvl="1" w:tplc="3A16C246">
@@ -3270,7 +4071,7 @@
         <w:ind w:left="1440" w:hanging="360"/>
       </w:pPr>
       <w:rPr>
-        <w:rFonts w:ascii="Courier New" w:hAnsi="Courier New" w:hint="default"/>
+        <w:rFonts w:hint="default" w:ascii="Courier New" w:hAnsi="Courier New"/>
       </w:rPr>
     </w:lvl>
     <w:lvl w:ilvl="2" w:tplc="8D0223E8">
@@ -3282,7 +4083,7 @@
         <w:ind w:left="2160" w:hanging="360"/>
       </w:pPr>
       <w:rPr>
-        <w:rFonts w:ascii="Wingdings" w:hAnsi="Wingdings" w:hint="default"/>
+        <w:rFonts w:hint="default" w:ascii="Wingdings" w:hAnsi="Wingdings"/>
       </w:rPr>
     </w:lvl>
     <w:lvl w:ilvl="3" w:tplc="EB828ABC">
@@ -3294,7 +4095,7 @@
         <w:ind w:left="2880" w:hanging="360"/>
       </w:pPr>
       <w:rPr>
-        <w:rFonts w:ascii="Symbol" w:hAnsi="Symbol" w:hint="default"/>
+        <w:rFonts w:hint="default" w:ascii="Symbol" w:hAnsi="Symbol"/>
       </w:rPr>
     </w:lvl>
     <w:lvl w:ilvl="4" w:tplc="D72C6452">
@@ -3306,7 +4107,7 @@
         <w:ind w:left="3600" w:hanging="360"/>
       </w:pPr>
       <w:rPr>
-        <w:rFonts w:ascii="Courier New" w:hAnsi="Courier New" w:hint="default"/>
+        <w:rFonts w:hint="default" w:ascii="Courier New" w:hAnsi="Courier New"/>
       </w:rPr>
     </w:lvl>
     <w:lvl w:ilvl="5" w:tplc="2DAA3848">
@@ -3318,7 +4119,7 @@
         <w:ind w:left="4320" w:hanging="360"/>
       </w:pPr>
       <w:rPr>
-        <w:rFonts w:ascii="Wingdings" w:hAnsi="Wingdings" w:hint="default"/>
+        <w:rFonts w:hint="default" w:ascii="Wingdings" w:hAnsi="Wingdings"/>
       </w:rPr>
     </w:lvl>
     <w:lvl w:ilvl="6" w:tplc="AF3C392E">
@@ -3330,7 +4131,7 @@
         <w:ind w:left="5040" w:hanging="360"/>
       </w:pPr>
       <w:rPr>
-        <w:rFonts w:ascii="Symbol" w:hAnsi="Symbol" w:hint="default"/>
+        <w:rFonts w:hint="default" w:ascii="Symbol" w:hAnsi="Symbol"/>
       </w:rPr>
     </w:lvl>
     <w:lvl w:ilvl="7" w:tplc="E5C2F6FA">
@@ -3342,7 +4143,7 @@
         <w:ind w:left="5760" w:hanging="360"/>
       </w:pPr>
       <w:rPr>
-        <w:rFonts w:ascii="Courier New" w:hAnsi="Courier New" w:hint="default"/>
+        <w:rFonts w:hint="default" w:ascii="Courier New" w:hAnsi="Courier New"/>
       </w:rPr>
     </w:lvl>
     <w:lvl w:ilvl="8" w:tplc="556A4EE8">
@@ -3354,7 +4155,7 @@
         <w:ind w:left="6480" w:hanging="360"/>
       </w:pPr>
       <w:rPr>
-        <w:rFonts w:ascii="Wingdings" w:hAnsi="Wingdings" w:hint="default"/>
+        <w:rFonts w:hint="default" w:ascii="Wingdings" w:hAnsi="Wingdings"/>
       </w:rPr>
     </w:lvl>
   </w:abstractNum>
@@ -3374,7 +4175,7 @@
         <w:ind w:left="720" w:hanging="360"/>
       </w:pPr>
       <w:rPr>
-        <w:rFonts w:ascii="Symbol" w:hAnsi="Symbol" w:hint="default"/>
+        <w:rFonts w:hint="default" w:ascii="Symbol" w:hAnsi="Symbol"/>
         <w:sz w:val="20"/>
       </w:rPr>
     </w:lvl>
@@ -3390,7 +4191,7 @@
         <w:ind w:left="1440" w:hanging="360"/>
       </w:pPr>
       <w:rPr>
-        <w:rFonts w:ascii="Courier New" w:hAnsi="Courier New" w:hint="default"/>
+        <w:rFonts w:hint="default" w:ascii="Courier New" w:hAnsi="Courier New"/>
         <w:sz w:val="20"/>
       </w:rPr>
     </w:lvl>
@@ -3406,7 +4207,7 @@
         <w:ind w:left="2160" w:hanging="360"/>
       </w:pPr>
       <w:rPr>
-        <w:rFonts w:ascii="Wingdings" w:hAnsi="Wingdings" w:hint="default"/>
+        <w:rFonts w:hint="default" w:ascii="Wingdings" w:hAnsi="Wingdings"/>
         <w:sz w:val="20"/>
       </w:rPr>
     </w:lvl>
@@ -3422,7 +4223,7 @@
         <w:ind w:left="2880" w:hanging="360"/>
       </w:pPr>
       <w:rPr>
-        <w:rFonts w:ascii="Wingdings" w:hAnsi="Wingdings" w:hint="default"/>
+        <w:rFonts w:hint="default" w:ascii="Wingdings" w:hAnsi="Wingdings"/>
         <w:sz w:val="20"/>
       </w:rPr>
     </w:lvl>
@@ -3438,7 +4239,7 @@
         <w:ind w:left="3600" w:hanging="360"/>
       </w:pPr>
       <w:rPr>
-        <w:rFonts w:ascii="Wingdings" w:hAnsi="Wingdings" w:hint="default"/>
+        <w:rFonts w:hint="default" w:ascii="Wingdings" w:hAnsi="Wingdings"/>
         <w:sz w:val="20"/>
       </w:rPr>
     </w:lvl>
@@ -3454,7 +4255,7 @@
         <w:ind w:left="4320" w:hanging="360"/>
       </w:pPr>
       <w:rPr>
-        <w:rFonts w:ascii="Wingdings" w:hAnsi="Wingdings" w:hint="default"/>
+        <w:rFonts w:hint="default" w:ascii="Wingdings" w:hAnsi="Wingdings"/>
         <w:sz w:val="20"/>
       </w:rPr>
     </w:lvl>
@@ -3470,7 +4271,7 @@
         <w:ind w:left="5040" w:hanging="360"/>
       </w:pPr>
       <w:rPr>
-        <w:rFonts w:ascii="Wingdings" w:hAnsi="Wingdings" w:hint="default"/>
+        <w:rFonts w:hint="default" w:ascii="Wingdings" w:hAnsi="Wingdings"/>
         <w:sz w:val="20"/>
       </w:rPr>
     </w:lvl>
@@ -3486,7 +4287,7 @@
         <w:ind w:left="5760" w:hanging="360"/>
       </w:pPr>
       <w:rPr>
-        <w:rFonts w:ascii="Wingdings" w:hAnsi="Wingdings" w:hint="default"/>
+        <w:rFonts w:hint="default" w:ascii="Wingdings" w:hAnsi="Wingdings"/>
         <w:sz w:val="20"/>
       </w:rPr>
     </w:lvl>
@@ -3502,7 +4303,7 @@
         <w:ind w:left="6480" w:hanging="360"/>
       </w:pPr>
       <w:rPr>
-        <w:rFonts w:ascii="Wingdings" w:hAnsi="Wingdings" w:hint="default"/>
+        <w:rFonts w:hint="default" w:ascii="Wingdings" w:hAnsi="Wingdings"/>
         <w:sz w:val="20"/>
       </w:rPr>
     </w:lvl>
@@ -3523,7 +4324,7 @@
         <w:ind w:left="720" w:hanging="360"/>
       </w:pPr>
       <w:rPr>
-        <w:rFonts w:ascii="Symbol" w:hAnsi="Symbol" w:hint="default"/>
+        <w:rFonts w:hint="default" w:ascii="Symbol" w:hAnsi="Symbol"/>
         <w:sz w:val="20"/>
       </w:rPr>
     </w:lvl>
@@ -3539,7 +4340,7 @@
         <w:ind w:left="1440" w:hanging="360"/>
       </w:pPr>
       <w:rPr>
-        <w:rFonts w:ascii="Courier New" w:hAnsi="Courier New" w:hint="default"/>
+        <w:rFonts w:hint="default" w:ascii="Courier New" w:hAnsi="Courier New"/>
         <w:sz w:val="20"/>
       </w:rPr>
     </w:lvl>
@@ -3555,7 +4356,7 @@
         <w:ind w:left="2160" w:hanging="360"/>
       </w:pPr>
       <w:rPr>
-        <w:rFonts w:ascii="Wingdings" w:hAnsi="Wingdings" w:hint="default"/>
+        <w:rFonts w:hint="default" w:ascii="Wingdings" w:hAnsi="Wingdings"/>
         <w:sz w:val="20"/>
       </w:rPr>
     </w:lvl>
@@ -3571,7 +4372,7 @@
         <w:ind w:left="2880" w:hanging="360"/>
       </w:pPr>
       <w:rPr>
-        <w:rFonts w:ascii="Wingdings" w:hAnsi="Wingdings" w:hint="default"/>
+        <w:rFonts w:hint="default" w:ascii="Wingdings" w:hAnsi="Wingdings"/>
         <w:sz w:val="20"/>
       </w:rPr>
     </w:lvl>
@@ -3587,7 +4388,7 @@
         <w:ind w:left="3600" w:hanging="360"/>
       </w:pPr>
       <w:rPr>
-        <w:rFonts w:ascii="Wingdings" w:hAnsi="Wingdings" w:hint="default"/>
+        <w:rFonts w:hint="default" w:ascii="Wingdings" w:hAnsi="Wingdings"/>
         <w:sz w:val="20"/>
       </w:rPr>
     </w:lvl>
@@ -3603,7 +4404,7 @@
         <w:ind w:left="4320" w:hanging="360"/>
       </w:pPr>
       <w:rPr>
-        <w:rFonts w:ascii="Wingdings" w:hAnsi="Wingdings" w:hint="default"/>
+        <w:rFonts w:hint="default" w:ascii="Wingdings" w:hAnsi="Wingdings"/>
         <w:sz w:val="20"/>
       </w:rPr>
     </w:lvl>
@@ -3619,7 +4420,7 @@
         <w:ind w:left="5040" w:hanging="360"/>
       </w:pPr>
       <w:rPr>
-        <w:rFonts w:ascii="Wingdings" w:hAnsi="Wingdings" w:hint="default"/>
+        <w:rFonts w:hint="default" w:ascii="Wingdings" w:hAnsi="Wingdings"/>
         <w:sz w:val="20"/>
       </w:rPr>
     </w:lvl>
@@ -3635,7 +4436,7 @@
         <w:ind w:left="5760" w:hanging="360"/>
       </w:pPr>
       <w:rPr>
-        <w:rFonts w:ascii="Wingdings" w:hAnsi="Wingdings" w:hint="default"/>
+        <w:rFonts w:hint="default" w:ascii="Wingdings" w:hAnsi="Wingdings"/>
         <w:sz w:val="20"/>
       </w:rPr>
     </w:lvl>
@@ -3651,7 +4452,7 @@
         <w:ind w:left="6480" w:hanging="360"/>
       </w:pPr>
       <w:rPr>
-        <w:rFonts w:ascii="Wingdings" w:hAnsi="Wingdings" w:hint="default"/>
+        <w:rFonts w:hint="default" w:ascii="Wingdings" w:hAnsi="Wingdings"/>
         <w:sz w:val="20"/>
       </w:rPr>
     </w:lvl>
@@ -3668,7 +4469,7 @@
         <w:ind w:left="795" w:hanging="360"/>
       </w:pPr>
       <w:rPr>
-        <w:rFonts w:ascii="Calibri" w:eastAsiaTheme="majorEastAsia" w:hAnsi="Calibri" w:cs="Calibri" w:hint="default"/>
+        <w:rFonts w:hint="default" w:ascii="Calibri" w:hAnsi="Calibri" w:cs="Calibri" w:eastAsiaTheme="majorEastAsia"/>
       </w:rPr>
     </w:lvl>
     <w:lvl w:ilvl="1" w:tplc="340A0003" w:tentative="1">
@@ -3680,7 +4481,7 @@
         <w:ind w:left="1515" w:hanging="360"/>
       </w:pPr>
       <w:rPr>
-        <w:rFonts w:ascii="Courier New" w:hAnsi="Courier New" w:cs="Courier New" w:hint="default"/>
+        <w:rFonts w:hint="default" w:ascii="Courier New" w:hAnsi="Courier New" w:cs="Courier New"/>
       </w:rPr>
     </w:lvl>
     <w:lvl w:ilvl="2" w:tplc="340A0005" w:tentative="1">
@@ -3692,7 +4493,7 @@
         <w:ind w:left="2235" w:hanging="360"/>
       </w:pPr>
       <w:rPr>
-        <w:rFonts w:ascii="Wingdings" w:hAnsi="Wingdings" w:hint="default"/>
+        <w:rFonts w:hint="default" w:ascii="Wingdings" w:hAnsi="Wingdings"/>
       </w:rPr>
     </w:lvl>
     <w:lvl w:ilvl="3" w:tplc="340A0001" w:tentative="1">
@@ -3704,7 +4505,7 @@
         <w:ind w:left="2955" w:hanging="360"/>
       </w:pPr>
       <w:rPr>
-        <w:rFonts w:ascii="Symbol" w:hAnsi="Symbol" w:hint="default"/>
+        <w:rFonts w:hint="default" w:ascii="Symbol" w:hAnsi="Symbol"/>
       </w:rPr>
     </w:lvl>
     <w:lvl w:ilvl="4" w:tplc="340A0003" w:tentative="1">
@@ -3716,7 +4517,7 @@
         <w:ind w:left="3675" w:hanging="360"/>
       </w:pPr>
       <w:rPr>
-        <w:rFonts w:ascii="Courier New" w:hAnsi="Courier New" w:cs="Courier New" w:hint="default"/>
+        <w:rFonts w:hint="default" w:ascii="Courier New" w:hAnsi="Courier New" w:cs="Courier New"/>
       </w:rPr>
     </w:lvl>
     <w:lvl w:ilvl="5" w:tplc="340A0005" w:tentative="1">
@@ -3728,7 +4529,7 @@
         <w:ind w:left="4395" w:hanging="360"/>
       </w:pPr>
       <w:rPr>
-        <w:rFonts w:ascii="Wingdings" w:hAnsi="Wingdings" w:hint="default"/>
+        <w:rFonts w:hint="default" w:ascii="Wingdings" w:hAnsi="Wingdings"/>
       </w:rPr>
     </w:lvl>
     <w:lvl w:ilvl="6" w:tplc="340A0001" w:tentative="1">
@@ -3740,7 +4541,7 @@
         <w:ind w:left="5115" w:hanging="360"/>
       </w:pPr>
       <w:rPr>
-        <w:rFonts w:ascii="Symbol" w:hAnsi="Symbol" w:hint="default"/>
+        <w:rFonts w:hint="default" w:ascii="Symbol" w:hAnsi="Symbol"/>
       </w:rPr>
     </w:lvl>
     <w:lvl w:ilvl="7" w:tplc="340A0003" w:tentative="1">
@@ -3752,7 +4553,7 @@
         <w:ind w:left="5835" w:hanging="360"/>
       </w:pPr>
       <w:rPr>
-        <w:rFonts w:ascii="Courier New" w:hAnsi="Courier New" w:cs="Courier New" w:hint="default"/>
+        <w:rFonts w:hint="default" w:ascii="Courier New" w:hAnsi="Courier New" w:cs="Courier New"/>
       </w:rPr>
     </w:lvl>
     <w:lvl w:ilvl="8" w:tplc="340A0005" w:tentative="1">
@@ -3764,7 +4565,7 @@
         <w:ind w:left="6555" w:hanging="360"/>
       </w:pPr>
       <w:rPr>
-        <w:rFonts w:ascii="Wingdings" w:hAnsi="Wingdings" w:hint="default"/>
+        <w:rFonts w:hint="default" w:ascii="Wingdings" w:hAnsi="Wingdings"/>
       </w:rPr>
     </w:lvl>
   </w:abstractNum>
@@ -3962,7 +4763,7 @@
         <w:ind w:left="720" w:hanging="360"/>
       </w:pPr>
       <w:rPr>
-        <w:rFonts w:ascii="Calibri" w:hAnsi="Calibri" w:hint="default"/>
+        <w:rFonts w:hint="default" w:ascii="Calibri" w:hAnsi="Calibri"/>
       </w:rPr>
     </w:lvl>
     <w:lvl w:ilvl="1" w:tplc="7BA8418C">
@@ -3974,7 +4775,7 @@
         <w:ind w:left="1440" w:hanging="360"/>
       </w:pPr>
       <w:rPr>
-        <w:rFonts w:ascii="Courier New" w:hAnsi="Courier New" w:hint="default"/>
+        <w:rFonts w:hint="default" w:ascii="Courier New" w:hAnsi="Courier New"/>
       </w:rPr>
     </w:lvl>
     <w:lvl w:ilvl="2" w:tplc="28FA6E70">
@@ -3986,7 +4787,7 @@
         <w:ind w:left="2160" w:hanging="360"/>
       </w:pPr>
       <w:rPr>
-        <w:rFonts w:ascii="Wingdings" w:hAnsi="Wingdings" w:hint="default"/>
+        <w:rFonts w:hint="default" w:ascii="Wingdings" w:hAnsi="Wingdings"/>
       </w:rPr>
     </w:lvl>
     <w:lvl w:ilvl="3" w:tplc="5C3E139A">
@@ -3998,7 +4799,7 @@
         <w:ind w:left="2880" w:hanging="360"/>
       </w:pPr>
       <w:rPr>
-        <w:rFonts w:ascii="Symbol" w:hAnsi="Symbol" w:hint="default"/>
+        <w:rFonts w:hint="default" w:ascii="Symbol" w:hAnsi="Symbol"/>
       </w:rPr>
     </w:lvl>
     <w:lvl w:ilvl="4" w:tplc="69207BEE">
@@ -4010,7 +4811,7 @@
         <w:ind w:left="3600" w:hanging="360"/>
       </w:pPr>
       <w:rPr>
-        <w:rFonts w:ascii="Courier New" w:hAnsi="Courier New" w:hint="default"/>
+        <w:rFonts w:hint="default" w:ascii="Courier New" w:hAnsi="Courier New"/>
       </w:rPr>
     </w:lvl>
     <w:lvl w:ilvl="5" w:tplc="D2D23D0A">
@@ -4022,7 +4823,7 @@
         <w:ind w:left="4320" w:hanging="360"/>
       </w:pPr>
       <w:rPr>
-        <w:rFonts w:ascii="Wingdings" w:hAnsi="Wingdings" w:hint="default"/>
+        <w:rFonts w:hint="default" w:ascii="Wingdings" w:hAnsi="Wingdings"/>
       </w:rPr>
     </w:lvl>
     <w:lvl w:ilvl="6" w:tplc="331C20AC">
@@ -4034,7 +4835,7 @@
         <w:ind w:left="5040" w:hanging="360"/>
       </w:pPr>
       <w:rPr>
-        <w:rFonts w:ascii="Symbol" w:hAnsi="Symbol" w:hint="default"/>
+        <w:rFonts w:hint="default" w:ascii="Symbol" w:hAnsi="Symbol"/>
       </w:rPr>
     </w:lvl>
     <w:lvl w:ilvl="7" w:tplc="CCB25040">
@@ -4046,7 +4847,7 @@
         <w:ind w:left="5760" w:hanging="360"/>
       </w:pPr>
       <w:rPr>
-        <w:rFonts w:ascii="Courier New" w:hAnsi="Courier New" w:hint="default"/>
+        <w:rFonts w:hint="default" w:ascii="Courier New" w:hAnsi="Courier New"/>
       </w:rPr>
     </w:lvl>
     <w:lvl w:ilvl="8" w:tplc="1504BBB0">
@@ -4058,7 +4859,7 @@
         <w:ind w:left="6480" w:hanging="360"/>
       </w:pPr>
       <w:rPr>
-        <w:rFonts w:ascii="Wingdings" w:hAnsi="Wingdings" w:hint="default"/>
+        <w:rFonts w:hint="default" w:ascii="Wingdings" w:hAnsi="Wingdings"/>
       </w:rPr>
     </w:lvl>
   </w:abstractNum>
@@ -4176,7 +4977,7 @@
         <w:ind w:left="1440" w:hanging="360"/>
       </w:pPr>
       <w:rPr>
-        <w:rFonts w:ascii="Courier New" w:hAnsi="Courier New" w:cs="Courier New" w:hint="default"/>
+        <w:rFonts w:hint="default" w:ascii="Courier New" w:hAnsi="Courier New" w:cs="Courier New"/>
       </w:rPr>
     </w:lvl>
     <w:lvl w:ilvl="2" w:tplc="0C0A0005">
@@ -4188,7 +4989,7 @@
         <w:ind w:left="2160" w:hanging="360"/>
       </w:pPr>
       <w:rPr>
-        <w:rFonts w:ascii="Wingdings" w:hAnsi="Wingdings" w:hint="default"/>
+        <w:rFonts w:hint="default" w:ascii="Wingdings" w:hAnsi="Wingdings"/>
       </w:rPr>
     </w:lvl>
     <w:lvl w:ilvl="3" w:tplc="0C0A0001">
@@ -4200,7 +5001,7 @@
         <w:ind w:left="2880" w:hanging="360"/>
       </w:pPr>
       <w:rPr>
-        <w:rFonts w:ascii="Symbol" w:hAnsi="Symbol" w:hint="default"/>
+        <w:rFonts w:hint="default" w:ascii="Symbol" w:hAnsi="Symbol"/>
       </w:rPr>
     </w:lvl>
     <w:lvl w:ilvl="4" w:tplc="0C0A0003" w:tentative="1">
@@ -4212,7 +5013,7 @@
         <w:ind w:left="3600" w:hanging="360"/>
       </w:pPr>
       <w:rPr>
-        <w:rFonts w:ascii="Courier New" w:hAnsi="Courier New" w:cs="Courier New" w:hint="default"/>
+        <w:rFonts w:hint="default" w:ascii="Courier New" w:hAnsi="Courier New" w:cs="Courier New"/>
       </w:rPr>
     </w:lvl>
     <w:lvl w:ilvl="5" w:tplc="0C0A0005" w:tentative="1">
@@ -4224,7 +5025,7 @@
         <w:ind w:left="4320" w:hanging="360"/>
       </w:pPr>
       <w:rPr>
-        <w:rFonts w:ascii="Wingdings" w:hAnsi="Wingdings" w:hint="default"/>
+        <w:rFonts w:hint="default" w:ascii="Wingdings" w:hAnsi="Wingdings"/>
       </w:rPr>
     </w:lvl>
     <w:lvl w:ilvl="6" w:tplc="0C0A0001" w:tentative="1">
@@ -4236,7 +5037,7 @@
         <w:ind w:left="5040" w:hanging="360"/>
       </w:pPr>
       <w:rPr>
-        <w:rFonts w:ascii="Symbol" w:hAnsi="Symbol" w:hint="default"/>
+        <w:rFonts w:hint="default" w:ascii="Symbol" w:hAnsi="Symbol"/>
       </w:rPr>
     </w:lvl>
     <w:lvl w:ilvl="7" w:tplc="0C0A0003" w:tentative="1">
@@ -4248,7 +5049,7 @@
         <w:ind w:left="5760" w:hanging="360"/>
       </w:pPr>
       <w:rPr>
-        <w:rFonts w:ascii="Courier New" w:hAnsi="Courier New" w:cs="Courier New" w:hint="default"/>
+        <w:rFonts w:hint="default" w:ascii="Courier New" w:hAnsi="Courier New" w:cs="Courier New"/>
       </w:rPr>
     </w:lvl>
     <w:lvl w:ilvl="8" w:tplc="0C0A0005" w:tentative="1">
@@ -4260,7 +5061,7 @@
         <w:ind w:left="6480" w:hanging="360"/>
       </w:pPr>
       <w:rPr>
-        <w:rFonts w:ascii="Wingdings" w:hAnsi="Wingdings" w:hint="default"/>
+        <w:rFonts w:hint="default" w:ascii="Wingdings" w:hAnsi="Wingdings"/>
       </w:rPr>
     </w:lvl>
   </w:abstractNum>
@@ -4277,7 +5078,7 @@
         <w:ind w:left="720" w:hanging="360"/>
       </w:pPr>
       <w:rPr>
-        <w:rFonts w:ascii="Calibri" w:hAnsi="Calibri" w:hint="default"/>
+        <w:rFonts w:hint="default" w:ascii="Calibri" w:hAnsi="Calibri"/>
       </w:rPr>
     </w:lvl>
     <w:lvl w:ilvl="1" w:tplc="1924CBEE">
@@ -4289,7 +5090,7 @@
         <w:ind w:left="1440" w:hanging="360"/>
       </w:pPr>
       <w:rPr>
-        <w:rFonts w:ascii="Courier New" w:hAnsi="Courier New" w:hint="default"/>
+        <w:rFonts w:hint="default" w:ascii="Courier New" w:hAnsi="Courier New"/>
       </w:rPr>
     </w:lvl>
     <w:lvl w:ilvl="2" w:tplc="26C01D30">
@@ -4301,7 +5102,7 @@
         <w:ind w:left="2160" w:hanging="360"/>
       </w:pPr>
       <w:rPr>
-        <w:rFonts w:ascii="Wingdings" w:hAnsi="Wingdings" w:hint="default"/>
+        <w:rFonts w:hint="default" w:ascii="Wingdings" w:hAnsi="Wingdings"/>
       </w:rPr>
     </w:lvl>
     <w:lvl w:ilvl="3" w:tplc="3C806738">
@@ -4313,7 +5114,7 @@
         <w:ind w:left="2880" w:hanging="360"/>
       </w:pPr>
       <w:rPr>
-        <w:rFonts w:ascii="Symbol" w:hAnsi="Symbol" w:hint="default"/>
+        <w:rFonts w:hint="default" w:ascii="Symbol" w:hAnsi="Symbol"/>
       </w:rPr>
     </w:lvl>
     <w:lvl w:ilvl="4" w:tplc="5E2E886A">
@@ -4325,7 +5126,7 @@
         <w:ind w:left="3600" w:hanging="360"/>
       </w:pPr>
       <w:rPr>
-        <w:rFonts w:ascii="Courier New" w:hAnsi="Courier New" w:hint="default"/>
+        <w:rFonts w:hint="default" w:ascii="Courier New" w:hAnsi="Courier New"/>
       </w:rPr>
     </w:lvl>
     <w:lvl w:ilvl="5" w:tplc="F5626C18">
@@ -4337,7 +5138,7 @@
         <w:ind w:left="4320" w:hanging="360"/>
       </w:pPr>
       <w:rPr>
-        <w:rFonts w:ascii="Wingdings" w:hAnsi="Wingdings" w:hint="default"/>
+        <w:rFonts w:hint="default" w:ascii="Wingdings" w:hAnsi="Wingdings"/>
       </w:rPr>
     </w:lvl>
     <w:lvl w:ilvl="6" w:tplc="6D68B1B2">
@@ -4349,7 +5150,7 @@
         <w:ind w:left="5040" w:hanging="360"/>
       </w:pPr>
       <w:rPr>
-        <w:rFonts w:ascii="Symbol" w:hAnsi="Symbol" w:hint="default"/>
+        <w:rFonts w:hint="default" w:ascii="Symbol" w:hAnsi="Symbol"/>
       </w:rPr>
     </w:lvl>
     <w:lvl w:ilvl="7" w:tplc="937EB90E">
@@ -4361,7 +5162,7 @@
         <w:ind w:left="5760" w:hanging="360"/>
       </w:pPr>
       <w:rPr>
-        <w:rFonts w:ascii="Courier New" w:hAnsi="Courier New" w:hint="default"/>
+        <w:rFonts w:hint="default" w:ascii="Courier New" w:hAnsi="Courier New"/>
       </w:rPr>
     </w:lvl>
     <w:lvl w:ilvl="8" w:tplc="F53E049E">
@@ -4373,7 +5174,7 @@
         <w:ind w:left="6480" w:hanging="360"/>
       </w:pPr>
       <w:rPr>
-        <w:rFonts w:ascii="Wingdings" w:hAnsi="Wingdings" w:hint="default"/>
+        <w:rFonts w:hint="default" w:ascii="Wingdings" w:hAnsi="Wingdings"/>
       </w:rPr>
     </w:lvl>
   </w:abstractNum>
@@ -4390,7 +5191,7 @@
         <w:ind w:left="720" w:hanging="360"/>
       </w:pPr>
       <w:rPr>
-        <w:rFonts w:ascii="Calibri" w:hAnsi="Calibri" w:hint="default"/>
+        <w:rFonts w:hint="default" w:ascii="Calibri" w:hAnsi="Calibri"/>
       </w:rPr>
     </w:lvl>
     <w:lvl w:ilvl="1" w:tplc="D6D2AEA4">
@@ -4402,7 +5203,7 @@
         <w:ind w:left="1440" w:hanging="360"/>
       </w:pPr>
       <w:rPr>
-        <w:rFonts w:ascii="Courier New" w:hAnsi="Courier New" w:hint="default"/>
+        <w:rFonts w:hint="default" w:ascii="Courier New" w:hAnsi="Courier New"/>
       </w:rPr>
     </w:lvl>
     <w:lvl w:ilvl="2" w:tplc="6B7020D8">
@@ -4414,7 +5215,7 @@
         <w:ind w:left="2160" w:hanging="360"/>
       </w:pPr>
       <w:rPr>
-        <w:rFonts w:ascii="Wingdings" w:hAnsi="Wingdings" w:hint="default"/>
+        <w:rFonts w:hint="default" w:ascii="Wingdings" w:hAnsi="Wingdings"/>
       </w:rPr>
     </w:lvl>
     <w:lvl w:ilvl="3" w:tplc="572A7BA0">
@@ -4426,7 +5227,7 @@
         <w:ind w:left="2880" w:hanging="360"/>
       </w:pPr>
       <w:rPr>
-        <w:rFonts w:ascii="Symbol" w:hAnsi="Symbol" w:hint="default"/>
+        <w:rFonts w:hint="default" w:ascii="Symbol" w:hAnsi="Symbol"/>
       </w:rPr>
     </w:lvl>
     <w:lvl w:ilvl="4" w:tplc="068C773C">
@@ -4438,7 +5239,7 @@
         <w:ind w:left="3600" w:hanging="360"/>
       </w:pPr>
       <w:rPr>
-        <w:rFonts w:ascii="Courier New" w:hAnsi="Courier New" w:hint="default"/>
+        <w:rFonts w:hint="default" w:ascii="Courier New" w:hAnsi="Courier New"/>
       </w:rPr>
     </w:lvl>
     <w:lvl w:ilvl="5" w:tplc="9F68D9FE">
@@ -4450,7 +5251,7 @@
         <w:ind w:left="4320" w:hanging="360"/>
       </w:pPr>
       <w:rPr>
-        <w:rFonts w:ascii="Wingdings" w:hAnsi="Wingdings" w:hint="default"/>
+        <w:rFonts w:hint="default" w:ascii="Wingdings" w:hAnsi="Wingdings"/>
       </w:rPr>
     </w:lvl>
     <w:lvl w:ilvl="6" w:tplc="92E83A76">
@@ -4462,7 +5263,7 @@
         <w:ind w:left="5040" w:hanging="360"/>
       </w:pPr>
       <w:rPr>
-        <w:rFonts w:ascii="Symbol" w:hAnsi="Symbol" w:hint="default"/>
+        <w:rFonts w:hint="default" w:ascii="Symbol" w:hAnsi="Symbol"/>
       </w:rPr>
     </w:lvl>
     <w:lvl w:ilvl="7" w:tplc="33D860E8">
@@ -4474,7 +5275,7 @@
         <w:ind w:left="5760" w:hanging="360"/>
       </w:pPr>
       <w:rPr>
-        <w:rFonts w:ascii="Courier New" w:hAnsi="Courier New" w:hint="default"/>
+        <w:rFonts w:hint="default" w:ascii="Courier New" w:hAnsi="Courier New"/>
       </w:rPr>
     </w:lvl>
     <w:lvl w:ilvl="8" w:tplc="11D0D446">
@@ -4486,7 +5287,7 @@
         <w:ind w:left="6480" w:hanging="360"/>
       </w:pPr>
       <w:rPr>
-        <w:rFonts w:ascii="Wingdings" w:hAnsi="Wingdings" w:hint="default"/>
+        <w:rFonts w:hint="default" w:ascii="Wingdings" w:hAnsi="Wingdings"/>
       </w:rPr>
     </w:lvl>
   </w:abstractNum>
@@ -4624,7 +5425,7 @@
         <w:ind w:left="720" w:hanging="360"/>
       </w:pPr>
       <w:rPr>
-        <w:rFonts w:ascii="Calibri" w:hAnsi="Calibri" w:hint="default"/>
+        <w:rFonts w:hint="default" w:ascii="Calibri" w:hAnsi="Calibri"/>
       </w:rPr>
     </w:lvl>
     <w:lvl w:ilvl="1" w:tplc="675A797A">
@@ -4636,7 +5437,7 @@
         <w:ind w:left="1440" w:hanging="360"/>
       </w:pPr>
       <w:rPr>
-        <w:rFonts w:ascii="Courier New" w:hAnsi="Courier New" w:hint="default"/>
+        <w:rFonts w:hint="default" w:ascii="Courier New" w:hAnsi="Courier New"/>
       </w:rPr>
     </w:lvl>
     <w:lvl w:ilvl="2" w:tplc="AC665D0C">
@@ -4648,7 +5449,7 @@
         <w:ind w:left="2160" w:hanging="360"/>
       </w:pPr>
       <w:rPr>
-        <w:rFonts w:ascii="Wingdings" w:hAnsi="Wingdings" w:hint="default"/>
+        <w:rFonts w:hint="default" w:ascii="Wingdings" w:hAnsi="Wingdings"/>
       </w:rPr>
     </w:lvl>
     <w:lvl w:ilvl="3" w:tplc="0CD0F12A">
@@ -4660,7 +5461,7 @@
         <w:ind w:left="2880" w:hanging="360"/>
       </w:pPr>
       <w:rPr>
-        <w:rFonts w:ascii="Symbol" w:hAnsi="Symbol" w:hint="default"/>
+        <w:rFonts w:hint="default" w:ascii="Symbol" w:hAnsi="Symbol"/>
       </w:rPr>
     </w:lvl>
     <w:lvl w:ilvl="4" w:tplc="781C248C">
@@ -4672,7 +5473,7 @@
         <w:ind w:left="3600" w:hanging="360"/>
       </w:pPr>
       <w:rPr>
-        <w:rFonts w:ascii="Courier New" w:hAnsi="Courier New" w:hint="default"/>
+        <w:rFonts w:hint="default" w:ascii="Courier New" w:hAnsi="Courier New"/>
       </w:rPr>
     </w:lvl>
     <w:lvl w:ilvl="5" w:tplc="5FCC81E6">
@@ -4684,7 +5485,7 @@
         <w:ind w:left="4320" w:hanging="360"/>
       </w:pPr>
       <w:rPr>
-        <w:rFonts w:ascii="Wingdings" w:hAnsi="Wingdings" w:hint="default"/>
+        <w:rFonts w:hint="default" w:ascii="Wingdings" w:hAnsi="Wingdings"/>
       </w:rPr>
     </w:lvl>
     <w:lvl w:ilvl="6" w:tplc="C1661BD2">
@@ -4696,7 +5497,7 @@
         <w:ind w:left="5040" w:hanging="360"/>
       </w:pPr>
       <w:rPr>
-        <w:rFonts w:ascii="Symbol" w:hAnsi="Symbol" w:hint="default"/>
+        <w:rFonts w:hint="default" w:ascii="Symbol" w:hAnsi="Symbol"/>
       </w:rPr>
     </w:lvl>
     <w:lvl w:ilvl="7" w:tplc="A8DEDA9C">
@@ -4708,7 +5509,7 @@
         <w:ind w:left="5760" w:hanging="360"/>
       </w:pPr>
       <w:rPr>
-        <w:rFonts w:ascii="Courier New" w:hAnsi="Courier New" w:hint="default"/>
+        <w:rFonts w:hint="default" w:ascii="Courier New" w:hAnsi="Courier New"/>
       </w:rPr>
     </w:lvl>
     <w:lvl w:ilvl="8" w:tplc="1CF6867A">
@@ -4720,7 +5521,7 @@
         <w:ind w:left="6480" w:hanging="360"/>
       </w:pPr>
       <w:rPr>
-        <w:rFonts w:ascii="Wingdings" w:hAnsi="Wingdings" w:hint="default"/>
+        <w:rFonts w:hint="default" w:ascii="Wingdings" w:hAnsi="Wingdings"/>
       </w:rPr>
     </w:lvl>
   </w:abstractNum>
@@ -4823,7 +5624,7 @@
         <w:ind w:left="720" w:hanging="360"/>
       </w:pPr>
       <w:rPr>
-        <w:rFonts w:ascii="Calibri" w:hAnsi="Calibri" w:hint="default"/>
+        <w:rFonts w:hint="default" w:ascii="Calibri" w:hAnsi="Calibri"/>
       </w:rPr>
     </w:lvl>
     <w:lvl w:ilvl="1" w:tplc="DB9A30B2">
@@ -4835,7 +5636,7 @@
         <w:ind w:left="1440" w:hanging="360"/>
       </w:pPr>
       <w:rPr>
-        <w:rFonts w:ascii="Courier New" w:hAnsi="Courier New" w:hint="default"/>
+        <w:rFonts w:hint="default" w:ascii="Courier New" w:hAnsi="Courier New"/>
       </w:rPr>
     </w:lvl>
     <w:lvl w:ilvl="2" w:tplc="7DE2CFC6">
@@ -4847,7 +5648,7 @@
         <w:ind w:left="2160" w:hanging="360"/>
       </w:pPr>
       <w:rPr>
-        <w:rFonts w:ascii="Wingdings" w:hAnsi="Wingdings" w:hint="default"/>
+        <w:rFonts w:hint="default" w:ascii="Wingdings" w:hAnsi="Wingdings"/>
       </w:rPr>
     </w:lvl>
     <w:lvl w:ilvl="3" w:tplc="871E1674">
@@ -4859,7 +5660,7 @@
         <w:ind w:left="2880" w:hanging="360"/>
       </w:pPr>
       <w:rPr>
-        <w:rFonts w:ascii="Symbol" w:hAnsi="Symbol" w:hint="default"/>
+        <w:rFonts w:hint="default" w:ascii="Symbol" w:hAnsi="Symbol"/>
       </w:rPr>
     </w:lvl>
     <w:lvl w:ilvl="4" w:tplc="A63A9624">
@@ -4871,7 +5672,7 @@
         <w:ind w:left="3600" w:hanging="360"/>
       </w:pPr>
       <w:rPr>
-        <w:rFonts w:ascii="Courier New" w:hAnsi="Courier New" w:hint="default"/>
+        <w:rFonts w:hint="default" w:ascii="Courier New" w:hAnsi="Courier New"/>
       </w:rPr>
     </w:lvl>
     <w:lvl w:ilvl="5" w:tplc="6958F4FA">
@@ -4883,7 +5684,7 @@
         <w:ind w:left="4320" w:hanging="360"/>
       </w:pPr>
       <w:rPr>
-        <w:rFonts w:ascii="Wingdings" w:hAnsi="Wingdings" w:hint="default"/>
+        <w:rFonts w:hint="default" w:ascii="Wingdings" w:hAnsi="Wingdings"/>
       </w:rPr>
     </w:lvl>
     <w:lvl w:ilvl="6" w:tplc="C73E509E">
@@ -4895,7 +5696,7 @@
         <w:ind w:left="5040" w:hanging="360"/>
       </w:pPr>
       <w:rPr>
-        <w:rFonts w:ascii="Symbol" w:hAnsi="Symbol" w:hint="default"/>
+        <w:rFonts w:hint="default" w:ascii="Symbol" w:hAnsi="Symbol"/>
       </w:rPr>
     </w:lvl>
     <w:lvl w:ilvl="7" w:tplc="3A424AFA">
@@ -4907,7 +5708,7 @@
         <w:ind w:left="5760" w:hanging="360"/>
       </w:pPr>
       <w:rPr>
-        <w:rFonts w:ascii="Courier New" w:hAnsi="Courier New" w:hint="default"/>
+        <w:rFonts w:hint="default" w:ascii="Courier New" w:hAnsi="Courier New"/>
       </w:rPr>
     </w:lvl>
     <w:lvl w:ilvl="8" w:tplc="EB384440">
@@ -4919,7 +5720,7 @@
         <w:ind w:left="6480" w:hanging="360"/>
       </w:pPr>
       <w:rPr>
-        <w:rFonts w:ascii="Wingdings" w:hAnsi="Wingdings" w:hint="default"/>
+        <w:rFonts w:hint="default" w:ascii="Wingdings" w:hAnsi="Wingdings"/>
       </w:rPr>
     </w:lvl>
   </w:abstractNum>
@@ -4936,7 +5737,7 @@
         <w:ind w:left="720" w:hanging="360"/>
       </w:pPr>
       <w:rPr>
-        <w:rFonts w:ascii="Courier New" w:hAnsi="Courier New" w:cs="Courier New" w:hint="default"/>
+        <w:rFonts w:hint="default" w:ascii="Courier New" w:hAnsi="Courier New" w:cs="Courier New"/>
       </w:rPr>
     </w:lvl>
     <w:lvl w:ilvl="1" w:tplc="340A0003" w:tentative="1">
@@ -4948,7 +5749,7 @@
         <w:ind w:left="1440" w:hanging="360"/>
       </w:pPr>
       <w:rPr>
-        <w:rFonts w:ascii="Courier New" w:hAnsi="Courier New" w:cs="Courier New" w:hint="default"/>
+        <w:rFonts w:hint="default" w:ascii="Courier New" w:hAnsi="Courier New" w:cs="Courier New"/>
       </w:rPr>
     </w:lvl>
     <w:lvl w:ilvl="2" w:tplc="340A0005" w:tentative="1">
@@ -4960,7 +5761,7 @@
         <w:ind w:left="2160" w:hanging="360"/>
       </w:pPr>
       <w:rPr>
-        <w:rFonts w:ascii="Wingdings" w:hAnsi="Wingdings" w:hint="default"/>
+        <w:rFonts w:hint="default" w:ascii="Wingdings" w:hAnsi="Wingdings"/>
       </w:rPr>
     </w:lvl>
     <w:lvl w:ilvl="3" w:tplc="340A0001" w:tentative="1">
@@ -4972,7 +5773,7 @@
         <w:ind w:left="2880" w:hanging="360"/>
       </w:pPr>
       <w:rPr>
-        <w:rFonts w:ascii="Symbol" w:hAnsi="Symbol" w:hint="default"/>
+        <w:rFonts w:hint="default" w:ascii="Symbol" w:hAnsi="Symbol"/>
       </w:rPr>
     </w:lvl>
     <w:lvl w:ilvl="4" w:tplc="340A0003" w:tentative="1">
@@ -4984,7 +5785,7 @@
         <w:ind w:left="3600" w:hanging="360"/>
       </w:pPr>
       <w:rPr>
-        <w:rFonts w:ascii="Courier New" w:hAnsi="Courier New" w:cs="Courier New" w:hint="default"/>
+        <w:rFonts w:hint="default" w:ascii="Courier New" w:hAnsi="Courier New" w:cs="Courier New"/>
       </w:rPr>
     </w:lvl>
     <w:lvl w:ilvl="5" w:tplc="340A0005" w:tentative="1">
@@ -4996,7 +5797,7 @@
         <w:ind w:left="4320" w:hanging="360"/>
       </w:pPr>
       <w:rPr>
-        <w:rFonts w:ascii="Wingdings" w:hAnsi="Wingdings" w:hint="default"/>
+        <w:rFonts w:hint="default" w:ascii="Wingdings" w:hAnsi="Wingdings"/>
       </w:rPr>
     </w:lvl>
     <w:lvl w:ilvl="6" w:tplc="340A0001" w:tentative="1">
@@ -5008,7 +5809,7 @@
         <w:ind w:left="5040" w:hanging="360"/>
       </w:pPr>
       <w:rPr>
-        <w:rFonts w:ascii="Symbol" w:hAnsi="Symbol" w:hint="default"/>
+        <w:rFonts w:hint="default" w:ascii="Symbol" w:hAnsi="Symbol"/>
       </w:rPr>
     </w:lvl>
     <w:lvl w:ilvl="7" w:tplc="340A0003" w:tentative="1">
@@ -5020,7 +5821,7 @@
         <w:ind w:left="5760" w:hanging="360"/>
       </w:pPr>
       <w:rPr>
-        <w:rFonts w:ascii="Courier New" w:hAnsi="Courier New" w:cs="Courier New" w:hint="default"/>
+        <w:rFonts w:hint="default" w:ascii="Courier New" w:hAnsi="Courier New" w:cs="Courier New"/>
       </w:rPr>
     </w:lvl>
     <w:lvl w:ilvl="8" w:tplc="340A0005" w:tentative="1">
@@ -5032,7 +5833,7 @@
         <w:ind w:left="6480" w:hanging="360"/>
       </w:pPr>
       <w:rPr>
-        <w:rFonts w:ascii="Wingdings" w:hAnsi="Wingdings" w:hint="default"/>
+        <w:rFonts w:hint="default" w:ascii="Wingdings" w:hAnsi="Wingdings"/>
       </w:rPr>
     </w:lvl>
   </w:abstractNum>
@@ -5049,7 +5850,7 @@
         <w:ind w:left="720" w:hanging="360"/>
       </w:pPr>
       <w:rPr>
-        <w:rFonts w:ascii="Calibri" w:hAnsi="Calibri" w:hint="default"/>
+        <w:rFonts w:hint="default" w:ascii="Calibri" w:hAnsi="Calibri"/>
       </w:rPr>
     </w:lvl>
     <w:lvl w:ilvl="1" w:tplc="999A4F62">
@@ -5061,7 +5862,7 @@
         <w:ind w:left="1440" w:hanging="360"/>
       </w:pPr>
       <w:rPr>
-        <w:rFonts w:ascii="Courier New" w:hAnsi="Courier New" w:hint="default"/>
+        <w:rFonts w:hint="default" w:ascii="Courier New" w:hAnsi="Courier New"/>
       </w:rPr>
     </w:lvl>
     <w:lvl w:ilvl="2" w:tplc="E1868F08">
@@ -5073,7 +5874,7 @@
         <w:ind w:left="2160" w:hanging="360"/>
       </w:pPr>
       <w:rPr>
-        <w:rFonts w:ascii="Wingdings" w:hAnsi="Wingdings" w:hint="default"/>
+        <w:rFonts w:hint="default" w:ascii="Wingdings" w:hAnsi="Wingdings"/>
       </w:rPr>
     </w:lvl>
     <w:lvl w:ilvl="3" w:tplc="8794AE56">
@@ -5085,7 +5886,7 @@
         <w:ind w:left="2880" w:hanging="360"/>
       </w:pPr>
       <w:rPr>
-        <w:rFonts w:ascii="Symbol" w:hAnsi="Symbol" w:hint="default"/>
+        <w:rFonts w:hint="default" w:ascii="Symbol" w:hAnsi="Symbol"/>
       </w:rPr>
     </w:lvl>
     <w:lvl w:ilvl="4" w:tplc="8D6AB998">
@@ -5097,7 +5898,7 @@
         <w:ind w:left="3600" w:hanging="360"/>
       </w:pPr>
       <w:rPr>
-        <w:rFonts w:ascii="Courier New" w:hAnsi="Courier New" w:hint="default"/>
+        <w:rFonts w:hint="default" w:ascii="Courier New" w:hAnsi="Courier New"/>
       </w:rPr>
     </w:lvl>
     <w:lvl w:ilvl="5" w:tplc="A4B0706A">
@@ -5109,7 +5910,7 @@
         <w:ind w:left="4320" w:hanging="360"/>
       </w:pPr>
       <w:rPr>
-        <w:rFonts w:ascii="Wingdings" w:hAnsi="Wingdings" w:hint="default"/>
+        <w:rFonts w:hint="default" w:ascii="Wingdings" w:hAnsi="Wingdings"/>
       </w:rPr>
     </w:lvl>
     <w:lvl w:ilvl="6" w:tplc="2376BCD2">
@@ -5121,7 +5922,7 @@
         <w:ind w:left="5040" w:hanging="360"/>
       </w:pPr>
       <w:rPr>
-        <w:rFonts w:ascii="Symbol" w:hAnsi="Symbol" w:hint="default"/>
+        <w:rFonts w:hint="default" w:ascii="Symbol" w:hAnsi="Symbol"/>
       </w:rPr>
     </w:lvl>
     <w:lvl w:ilvl="7" w:tplc="48F8A7A2">
@@ -5133,7 +5934,7 @@
         <w:ind w:left="5760" w:hanging="360"/>
       </w:pPr>
       <w:rPr>
-        <w:rFonts w:ascii="Courier New" w:hAnsi="Courier New" w:hint="default"/>
+        <w:rFonts w:hint="default" w:ascii="Courier New" w:hAnsi="Courier New"/>
       </w:rPr>
     </w:lvl>
     <w:lvl w:ilvl="8" w:tplc="8F1CA8EA">
@@ -5145,7 +5946,7 @@
         <w:ind w:left="6480" w:hanging="360"/>
       </w:pPr>
       <w:rPr>
-        <w:rFonts w:ascii="Wingdings" w:hAnsi="Wingdings" w:hint="default"/>
+        <w:rFonts w:hint="default" w:ascii="Wingdings" w:hAnsi="Wingdings"/>
       </w:rPr>
     </w:lvl>
   </w:abstractNum>
@@ -5162,7 +5963,7 @@
         <w:ind w:left="720" w:hanging="360"/>
       </w:pPr>
       <w:rPr>
-        <w:rFonts w:ascii="Symbol" w:hAnsi="Symbol" w:hint="default"/>
+        <w:rFonts w:hint="default" w:ascii="Symbol" w:hAnsi="Symbol"/>
       </w:rPr>
     </w:lvl>
     <w:lvl w:ilvl="1" w:tplc="340A0003" w:tentative="1">
@@ -5174,7 +5975,7 @@
         <w:ind w:left="1440" w:hanging="360"/>
       </w:pPr>
       <w:rPr>
-        <w:rFonts w:ascii="Courier New" w:hAnsi="Courier New" w:cs="Courier New" w:hint="default"/>
+        <w:rFonts w:hint="default" w:ascii="Courier New" w:hAnsi="Courier New" w:cs="Courier New"/>
       </w:rPr>
     </w:lvl>
     <w:lvl w:ilvl="2" w:tplc="340A0005" w:tentative="1">
@@ -5186,7 +5987,7 @@
         <w:ind w:left="2160" w:hanging="360"/>
       </w:pPr>
       <w:rPr>
-        <w:rFonts w:ascii="Wingdings" w:hAnsi="Wingdings" w:hint="default"/>
+        <w:rFonts w:hint="default" w:ascii="Wingdings" w:hAnsi="Wingdings"/>
       </w:rPr>
     </w:lvl>
     <w:lvl w:ilvl="3" w:tplc="340A0001" w:tentative="1">
@@ -5198,7 +5999,7 @@
         <w:ind w:left="2880" w:hanging="360"/>
       </w:pPr>
       <w:rPr>
-        <w:rFonts w:ascii="Symbol" w:hAnsi="Symbol" w:hint="default"/>
+        <w:rFonts w:hint="default" w:ascii="Symbol" w:hAnsi="Symbol"/>
       </w:rPr>
     </w:lvl>
     <w:lvl w:ilvl="4" w:tplc="340A0003" w:tentative="1">
@@ -5210,7 +6011,7 @@
         <w:ind w:left="3600" w:hanging="360"/>
       </w:pPr>
       <w:rPr>
-        <w:rFonts w:ascii="Courier New" w:hAnsi="Courier New" w:cs="Courier New" w:hint="default"/>
+        <w:rFonts w:hint="default" w:ascii="Courier New" w:hAnsi="Courier New" w:cs="Courier New"/>
       </w:rPr>
     </w:lvl>
     <w:lvl w:ilvl="5" w:tplc="340A0005" w:tentative="1">
@@ -5222,7 +6023,7 @@
         <w:ind w:left="4320" w:hanging="360"/>
       </w:pPr>
       <w:rPr>
-        <w:rFonts w:ascii="Wingdings" w:hAnsi="Wingdings" w:hint="default"/>
+        <w:rFonts w:hint="default" w:ascii="Wingdings" w:hAnsi="Wingdings"/>
       </w:rPr>
     </w:lvl>
     <w:lvl w:ilvl="6" w:tplc="340A0001" w:tentative="1">
@@ -5234,7 +6035,7 @@
         <w:ind w:left="5040" w:hanging="360"/>
       </w:pPr>
       <w:rPr>
-        <w:rFonts w:ascii="Symbol" w:hAnsi="Symbol" w:hint="default"/>
+        <w:rFonts w:hint="default" w:ascii="Symbol" w:hAnsi="Symbol"/>
       </w:rPr>
     </w:lvl>
     <w:lvl w:ilvl="7" w:tplc="340A0003" w:tentative="1">
@@ -5246,7 +6047,7 @@
         <w:ind w:left="5760" w:hanging="360"/>
       </w:pPr>
       <w:rPr>
-        <w:rFonts w:ascii="Courier New" w:hAnsi="Courier New" w:cs="Courier New" w:hint="default"/>
+        <w:rFonts w:hint="default" w:ascii="Courier New" w:hAnsi="Courier New" w:cs="Courier New"/>
       </w:rPr>
     </w:lvl>
     <w:lvl w:ilvl="8" w:tplc="340A0005" w:tentative="1">
@@ -5258,7 +6059,7 @@
         <w:ind w:left="6480" w:hanging="360"/>
       </w:pPr>
       <w:rPr>
-        <w:rFonts w:ascii="Wingdings" w:hAnsi="Wingdings" w:hint="default"/>
+        <w:rFonts w:hint="default" w:ascii="Wingdings" w:hAnsi="Wingdings"/>
       </w:rPr>
     </w:lvl>
   </w:abstractNum>
@@ -5275,7 +6076,7 @@
         <w:ind w:left="720" w:hanging="360"/>
       </w:pPr>
       <w:rPr>
-        <w:rFonts w:ascii="Calibri" w:hAnsi="Calibri" w:hint="default"/>
+        <w:rFonts w:hint="default" w:ascii="Calibri" w:hAnsi="Calibri"/>
       </w:rPr>
     </w:lvl>
     <w:lvl w:ilvl="1" w:tplc="87B83D86">
@@ -5287,7 +6088,7 @@
         <w:ind w:left="1440" w:hanging="360"/>
       </w:pPr>
       <w:rPr>
-        <w:rFonts w:ascii="Courier New" w:hAnsi="Courier New" w:hint="default"/>
+        <w:rFonts w:hint="default" w:ascii="Courier New" w:hAnsi="Courier New"/>
       </w:rPr>
     </w:lvl>
     <w:lvl w:ilvl="2" w:tplc="987A2E38">
@@ -5299,7 +6100,7 @@
         <w:ind w:left="2160" w:hanging="360"/>
       </w:pPr>
       <w:rPr>
-        <w:rFonts w:ascii="Wingdings" w:hAnsi="Wingdings" w:hint="default"/>
+        <w:rFonts w:hint="default" w:ascii="Wingdings" w:hAnsi="Wingdings"/>
       </w:rPr>
     </w:lvl>
     <w:lvl w:ilvl="3" w:tplc="96DC0B46">
@@ -5311,7 +6112,7 @@
         <w:ind w:left="2880" w:hanging="360"/>
       </w:pPr>
       <w:rPr>
-        <w:rFonts w:ascii="Symbol" w:hAnsi="Symbol" w:hint="default"/>
+        <w:rFonts w:hint="default" w:ascii="Symbol" w:hAnsi="Symbol"/>
       </w:rPr>
     </w:lvl>
     <w:lvl w:ilvl="4" w:tplc="F1C480B2">
@@ -5323,7 +6124,7 @@
         <w:ind w:left="3600" w:hanging="360"/>
       </w:pPr>
       <w:rPr>
-        <w:rFonts w:ascii="Courier New" w:hAnsi="Courier New" w:hint="default"/>
+        <w:rFonts w:hint="default" w:ascii="Courier New" w:hAnsi="Courier New"/>
       </w:rPr>
     </w:lvl>
     <w:lvl w:ilvl="5" w:tplc="9EDCD9EA">
@@ -5335,7 +6136,7 @@
         <w:ind w:left="4320" w:hanging="360"/>
       </w:pPr>
       <w:rPr>
-        <w:rFonts w:ascii="Wingdings" w:hAnsi="Wingdings" w:hint="default"/>
+        <w:rFonts w:hint="default" w:ascii="Wingdings" w:hAnsi="Wingdings"/>
       </w:rPr>
     </w:lvl>
     <w:lvl w:ilvl="6" w:tplc="9D569B4C">
@@ -5347,7 +6148,7 @@
         <w:ind w:left="5040" w:hanging="360"/>
       </w:pPr>
       <w:rPr>
-        <w:rFonts w:ascii="Symbol" w:hAnsi="Symbol" w:hint="default"/>
+        <w:rFonts w:hint="default" w:ascii="Symbol" w:hAnsi="Symbol"/>
       </w:rPr>
     </w:lvl>
     <w:lvl w:ilvl="7" w:tplc="31E0AFE6">
@@ -5359,7 +6160,7 @@
         <w:ind w:left="5760" w:hanging="360"/>
       </w:pPr>
       <w:rPr>
-        <w:rFonts w:ascii="Courier New" w:hAnsi="Courier New" w:hint="default"/>
+        <w:rFonts w:hint="default" w:ascii="Courier New" w:hAnsi="Courier New"/>
       </w:rPr>
     </w:lvl>
     <w:lvl w:ilvl="8" w:tplc="879A905E">
@@ -5371,7 +6172,7 @@
         <w:ind w:left="6480" w:hanging="360"/>
       </w:pPr>
       <w:rPr>
-        <w:rFonts w:ascii="Wingdings" w:hAnsi="Wingdings" w:hint="default"/>
+        <w:rFonts w:hint="default" w:ascii="Wingdings" w:hAnsi="Wingdings"/>
       </w:rPr>
     </w:lvl>
   </w:abstractNum>
@@ -5388,7 +6189,7 @@
         <w:ind w:left="720" w:hanging="360"/>
       </w:pPr>
       <w:rPr>
-        <w:rFonts w:ascii="Calibri" w:hAnsi="Calibri" w:hint="default"/>
+        <w:rFonts w:hint="default" w:ascii="Calibri" w:hAnsi="Calibri"/>
       </w:rPr>
     </w:lvl>
     <w:lvl w:ilvl="1" w:tplc="C95A1BDA">
@@ -5400,7 +6201,7 @@
         <w:ind w:left="1440" w:hanging="360"/>
       </w:pPr>
       <w:rPr>
-        <w:rFonts w:ascii="Courier New" w:hAnsi="Courier New" w:hint="default"/>
+        <w:rFonts w:hint="default" w:ascii="Courier New" w:hAnsi="Courier New"/>
       </w:rPr>
     </w:lvl>
     <w:lvl w:ilvl="2" w:tplc="F9D60A72">
@@ -5412,7 +6213,7 @@
         <w:ind w:left="2160" w:hanging="360"/>
       </w:pPr>
       <w:rPr>
-        <w:rFonts w:ascii="Wingdings" w:hAnsi="Wingdings" w:hint="default"/>
+        <w:rFonts w:hint="default" w:ascii="Wingdings" w:hAnsi="Wingdings"/>
       </w:rPr>
     </w:lvl>
     <w:lvl w:ilvl="3" w:tplc="F320D2DC">
@@ -5424,7 +6225,7 @@
         <w:ind w:left="2880" w:hanging="360"/>
       </w:pPr>
       <w:rPr>
-        <w:rFonts w:ascii="Symbol" w:hAnsi="Symbol" w:hint="default"/>
+        <w:rFonts w:hint="default" w:ascii="Symbol" w:hAnsi="Symbol"/>
       </w:rPr>
     </w:lvl>
     <w:lvl w:ilvl="4" w:tplc="FD901FAC">
@@ -5436,7 +6237,7 @@
         <w:ind w:left="3600" w:hanging="360"/>
       </w:pPr>
       <w:rPr>
-        <w:rFonts w:ascii="Courier New" w:hAnsi="Courier New" w:hint="default"/>
+        <w:rFonts w:hint="default" w:ascii="Courier New" w:hAnsi="Courier New"/>
       </w:rPr>
     </w:lvl>
     <w:lvl w:ilvl="5" w:tplc="785258B8">
@@ -5448,7 +6249,7 @@
         <w:ind w:left="4320" w:hanging="360"/>
       </w:pPr>
       <w:rPr>
-        <w:rFonts w:ascii="Wingdings" w:hAnsi="Wingdings" w:hint="default"/>
+        <w:rFonts w:hint="default" w:ascii="Wingdings" w:hAnsi="Wingdings"/>
       </w:rPr>
     </w:lvl>
     <w:lvl w:ilvl="6" w:tplc="E57EC41E">
@@ -5460,7 +6261,7 @@
         <w:ind w:left="5040" w:hanging="360"/>
       </w:pPr>
       <w:rPr>
-        <w:rFonts w:ascii="Symbol" w:hAnsi="Symbol" w:hint="default"/>
+        <w:rFonts w:hint="default" w:ascii="Symbol" w:hAnsi="Symbol"/>
       </w:rPr>
     </w:lvl>
     <w:lvl w:ilvl="7" w:tplc="2CD8AE24">
@@ -5472,7 +6273,7 @@
         <w:ind w:left="5760" w:hanging="360"/>
       </w:pPr>
       <w:rPr>
-        <w:rFonts w:ascii="Courier New" w:hAnsi="Courier New" w:hint="default"/>
+        <w:rFonts w:hint="default" w:ascii="Courier New" w:hAnsi="Courier New"/>
       </w:rPr>
     </w:lvl>
     <w:lvl w:ilvl="8" w:tplc="3CE80D20">
@@ -5484,7 +6285,7 @@
         <w:ind w:left="6480" w:hanging="360"/>
       </w:pPr>
       <w:rPr>
-        <w:rFonts w:ascii="Wingdings" w:hAnsi="Wingdings" w:hint="default"/>
+        <w:rFonts w:hint="default" w:ascii="Wingdings" w:hAnsi="Wingdings"/>
       </w:rPr>
     </w:lvl>
   </w:abstractNum>
@@ -5617,7 +6418,7 @@
         <w:ind w:left="720" w:hanging="360"/>
       </w:pPr>
       <w:rPr>
-        <w:rFonts w:ascii="Symbol" w:hAnsi="Symbol" w:hint="default"/>
+        <w:rFonts w:hint="default" w:ascii="Symbol" w:hAnsi="Symbol"/>
         <w:sz w:val="20"/>
       </w:rPr>
     </w:lvl>
@@ -5633,7 +6434,7 @@
         <w:ind w:left="1440" w:hanging="360"/>
       </w:pPr>
       <w:rPr>
-        <w:rFonts w:ascii="Courier New" w:hAnsi="Courier New" w:hint="default"/>
+        <w:rFonts w:hint="default" w:ascii="Courier New" w:hAnsi="Courier New"/>
         <w:sz w:val="20"/>
       </w:rPr>
     </w:lvl>
@@ -5649,7 +6450,7 @@
         <w:ind w:left="2160" w:hanging="360"/>
       </w:pPr>
       <w:rPr>
-        <w:rFonts w:ascii="Wingdings" w:hAnsi="Wingdings" w:hint="default"/>
+        <w:rFonts w:hint="default" w:ascii="Wingdings" w:hAnsi="Wingdings"/>
         <w:sz w:val="20"/>
       </w:rPr>
     </w:lvl>
@@ -5665,7 +6466,7 @@
         <w:ind w:left="2880" w:hanging="360"/>
       </w:pPr>
       <w:rPr>
-        <w:rFonts w:ascii="Wingdings" w:hAnsi="Wingdings" w:hint="default"/>
+        <w:rFonts w:hint="default" w:ascii="Wingdings" w:hAnsi="Wingdings"/>
         <w:sz w:val="20"/>
       </w:rPr>
     </w:lvl>
@@ -5681,7 +6482,7 @@
         <w:ind w:left="3600" w:hanging="360"/>
       </w:pPr>
       <w:rPr>
-        <w:rFonts w:ascii="Wingdings" w:hAnsi="Wingdings" w:hint="default"/>
+        <w:rFonts w:hint="default" w:ascii="Wingdings" w:hAnsi="Wingdings"/>
         <w:sz w:val="20"/>
       </w:rPr>
     </w:lvl>
@@ -5697,7 +6498,7 @@
         <w:ind w:left="4320" w:hanging="360"/>
       </w:pPr>
       <w:rPr>
-        <w:rFonts w:ascii="Wingdings" w:hAnsi="Wingdings" w:hint="default"/>
+        <w:rFonts w:hint="default" w:ascii="Wingdings" w:hAnsi="Wingdings"/>
         <w:sz w:val="20"/>
       </w:rPr>
     </w:lvl>
@@ -5713,7 +6514,7 @@
         <w:ind w:left="5040" w:hanging="360"/>
       </w:pPr>
       <w:rPr>
-        <w:rFonts w:ascii="Wingdings" w:hAnsi="Wingdings" w:hint="default"/>
+        <w:rFonts w:hint="default" w:ascii="Wingdings" w:hAnsi="Wingdings"/>
         <w:sz w:val="20"/>
       </w:rPr>
     </w:lvl>
@@ -5729,7 +6530,7 @@
         <w:ind w:left="5760" w:hanging="360"/>
       </w:pPr>
       <w:rPr>
-        <w:rFonts w:ascii="Wingdings" w:hAnsi="Wingdings" w:hint="default"/>
+        <w:rFonts w:hint="default" w:ascii="Wingdings" w:hAnsi="Wingdings"/>
         <w:sz w:val="20"/>
       </w:rPr>
     </w:lvl>
@@ -5745,7 +6546,7 @@
         <w:ind w:left="6480" w:hanging="360"/>
       </w:pPr>
       <w:rPr>
-        <w:rFonts w:ascii="Wingdings" w:hAnsi="Wingdings" w:hint="default"/>
+        <w:rFonts w:hint="default" w:ascii="Wingdings" w:hAnsi="Wingdings"/>
         <w:sz w:val="20"/>
       </w:rPr>
     </w:lvl>
@@ -5766,7 +6567,7 @@
         <w:ind w:left="720" w:hanging="360"/>
       </w:pPr>
       <w:rPr>
-        <w:rFonts w:ascii="Symbol" w:hAnsi="Symbol" w:hint="default"/>
+        <w:rFonts w:hint="default" w:ascii="Symbol" w:hAnsi="Symbol"/>
         <w:sz w:val="20"/>
       </w:rPr>
     </w:lvl>
@@ -5782,7 +6583,7 @@
         <w:ind w:left="1440" w:hanging="360"/>
       </w:pPr>
       <w:rPr>
-        <w:rFonts w:ascii="Courier New" w:hAnsi="Courier New" w:hint="default"/>
+        <w:rFonts w:hint="default" w:ascii="Courier New" w:hAnsi="Courier New"/>
         <w:sz w:val="20"/>
       </w:rPr>
     </w:lvl>
@@ -5798,7 +6599,7 @@
         <w:ind w:left="2160" w:hanging="360"/>
       </w:pPr>
       <w:rPr>
-        <w:rFonts w:ascii="Wingdings" w:hAnsi="Wingdings" w:hint="default"/>
+        <w:rFonts w:hint="default" w:ascii="Wingdings" w:hAnsi="Wingdings"/>
         <w:sz w:val="20"/>
       </w:rPr>
     </w:lvl>
@@ -5814,7 +6615,7 @@
         <w:ind w:left="2880" w:hanging="360"/>
       </w:pPr>
       <w:rPr>
-        <w:rFonts w:ascii="Wingdings" w:hAnsi="Wingdings" w:hint="default"/>
+        <w:rFonts w:hint="default" w:ascii="Wingdings" w:hAnsi="Wingdings"/>
         <w:sz w:val="20"/>
       </w:rPr>
     </w:lvl>
@@ -5830,7 +6631,7 @@
         <w:ind w:left="3600" w:hanging="360"/>
       </w:pPr>
       <w:rPr>
-        <w:rFonts w:ascii="Wingdings" w:hAnsi="Wingdings" w:hint="default"/>
+        <w:rFonts w:hint="default" w:ascii="Wingdings" w:hAnsi="Wingdings"/>
         <w:sz w:val="20"/>
       </w:rPr>
     </w:lvl>
@@ -5846,7 +6647,7 @@
         <w:ind w:left="4320" w:hanging="360"/>
       </w:pPr>
       <w:rPr>
-        <w:rFonts w:ascii="Wingdings" w:hAnsi="Wingdings" w:hint="default"/>
+        <w:rFonts w:hint="default" w:ascii="Wingdings" w:hAnsi="Wingdings"/>
         <w:sz w:val="20"/>
       </w:rPr>
     </w:lvl>
@@ -5862,7 +6663,7 @@
         <w:ind w:left="5040" w:hanging="360"/>
       </w:pPr>
       <w:rPr>
-        <w:rFonts w:ascii="Wingdings" w:hAnsi="Wingdings" w:hint="default"/>
+        <w:rFonts w:hint="default" w:ascii="Wingdings" w:hAnsi="Wingdings"/>
         <w:sz w:val="20"/>
       </w:rPr>
     </w:lvl>
@@ -5878,7 +6679,7 @@
         <w:ind w:left="5760" w:hanging="360"/>
       </w:pPr>
       <w:rPr>
-        <w:rFonts w:ascii="Wingdings" w:hAnsi="Wingdings" w:hint="default"/>
+        <w:rFonts w:hint="default" w:ascii="Wingdings" w:hAnsi="Wingdings"/>
         <w:sz w:val="20"/>
       </w:rPr>
     </w:lvl>
@@ -5894,7 +6695,7 @@
         <w:ind w:left="6480" w:hanging="360"/>
       </w:pPr>
       <w:rPr>
-        <w:rFonts w:ascii="Wingdings" w:hAnsi="Wingdings" w:hint="default"/>
+        <w:rFonts w:hint="default" w:ascii="Wingdings" w:hAnsi="Wingdings"/>
         <w:sz w:val="20"/>
       </w:rPr>
     </w:lvl>
@@ -5915,7 +6716,7 @@
         <w:ind w:left="720" w:hanging="360"/>
       </w:pPr>
       <w:rPr>
-        <w:rFonts w:ascii="Symbol" w:hAnsi="Symbol" w:hint="default"/>
+        <w:rFonts w:hint="default" w:ascii="Symbol" w:hAnsi="Symbol"/>
         <w:sz w:val="20"/>
       </w:rPr>
     </w:lvl>
@@ -5931,7 +6732,7 @@
         <w:ind w:left="1440" w:hanging="360"/>
       </w:pPr>
       <w:rPr>
-        <w:rFonts w:ascii="Courier New" w:hAnsi="Courier New" w:hint="default"/>
+        <w:rFonts w:hint="default" w:ascii="Courier New" w:hAnsi="Courier New"/>
         <w:sz w:val="20"/>
       </w:rPr>
     </w:lvl>
@@ -5947,7 +6748,7 @@
         <w:ind w:left="2160" w:hanging="360"/>
       </w:pPr>
       <w:rPr>
-        <w:rFonts w:ascii="Wingdings" w:hAnsi="Wingdings" w:hint="default"/>
+        <w:rFonts w:hint="default" w:ascii="Wingdings" w:hAnsi="Wingdings"/>
         <w:sz w:val="20"/>
       </w:rPr>
     </w:lvl>
@@ -5963,7 +6764,7 @@
         <w:ind w:left="2880" w:hanging="360"/>
       </w:pPr>
       <w:rPr>
-        <w:rFonts w:ascii="Wingdings" w:hAnsi="Wingdings" w:hint="default"/>
+        <w:rFonts w:hint="default" w:ascii="Wingdings" w:hAnsi="Wingdings"/>
         <w:sz w:val="20"/>
       </w:rPr>
     </w:lvl>
@@ -5979,7 +6780,7 @@
         <w:ind w:left="3600" w:hanging="360"/>
       </w:pPr>
       <w:rPr>
-        <w:rFonts w:ascii="Wingdings" w:hAnsi="Wingdings" w:hint="default"/>
+        <w:rFonts w:hint="default" w:ascii="Wingdings" w:hAnsi="Wingdings"/>
         <w:sz w:val="20"/>
       </w:rPr>
     </w:lvl>
@@ -5995,7 +6796,7 @@
         <w:ind w:left="4320" w:hanging="360"/>
       </w:pPr>
       <w:rPr>
-        <w:rFonts w:ascii="Wingdings" w:hAnsi="Wingdings" w:hint="default"/>
+        <w:rFonts w:hint="default" w:ascii="Wingdings" w:hAnsi="Wingdings"/>
         <w:sz w:val="20"/>
       </w:rPr>
     </w:lvl>
@@ -6011,7 +6812,7 @@
         <w:ind w:left="5040" w:hanging="360"/>
       </w:pPr>
       <w:rPr>
-        <w:rFonts w:ascii="Wingdings" w:hAnsi="Wingdings" w:hint="default"/>
+        <w:rFonts w:hint="default" w:ascii="Wingdings" w:hAnsi="Wingdings"/>
         <w:sz w:val="20"/>
       </w:rPr>
     </w:lvl>
@@ -6027,7 +6828,7 @@
         <w:ind w:left="5760" w:hanging="360"/>
       </w:pPr>
       <w:rPr>
-        <w:rFonts w:ascii="Wingdings" w:hAnsi="Wingdings" w:hint="default"/>
+        <w:rFonts w:hint="default" w:ascii="Wingdings" w:hAnsi="Wingdings"/>
         <w:sz w:val="20"/>
       </w:rPr>
     </w:lvl>
@@ -6043,7 +6844,7 @@
         <w:ind w:left="6480" w:hanging="360"/>
       </w:pPr>
       <w:rPr>
-        <w:rFonts w:ascii="Wingdings" w:hAnsi="Wingdings" w:hint="default"/>
+        <w:rFonts w:hint="default" w:ascii="Wingdings" w:hAnsi="Wingdings"/>
         <w:sz w:val="20"/>
       </w:rPr>
     </w:lvl>
@@ -6061,7 +6862,7 @@
         <w:ind w:left="720" w:hanging="360"/>
       </w:pPr>
       <w:rPr>
-        <w:rFonts w:asciiTheme="minorHAnsi" w:eastAsiaTheme="minorHAnsi" w:hAnsiTheme="minorHAnsi" w:cstheme="minorBidi"/>
+        <w:rFonts w:asciiTheme="minorHAnsi" w:hAnsiTheme="minorHAnsi" w:eastAsiaTheme="minorHAnsi" w:cstheme="minorBidi"/>
       </w:rPr>
     </w:lvl>
     <w:lvl w:ilvl="1" w:tplc="340A0019" w:tentative="1">
@@ -6150,7 +6951,7 @@
         <w:ind w:left="720" w:hanging="360"/>
       </w:pPr>
       <w:rPr>
-        <w:rFonts w:ascii="Courier New" w:hAnsi="Courier New" w:cs="Courier New" w:hint="default"/>
+        <w:rFonts w:hint="default" w:ascii="Courier New" w:hAnsi="Courier New" w:cs="Courier New"/>
       </w:rPr>
     </w:lvl>
     <w:lvl w:ilvl="1" w:tplc="04090003" w:tentative="1">
@@ -6162,7 +6963,7 @@
         <w:ind w:left="1440" w:hanging="360"/>
       </w:pPr>
       <w:rPr>
-        <w:rFonts w:ascii="Courier New" w:hAnsi="Courier New" w:cs="Courier New" w:hint="default"/>
+        <w:rFonts w:hint="default" w:ascii="Courier New" w:hAnsi="Courier New" w:cs="Courier New"/>
       </w:rPr>
     </w:lvl>
     <w:lvl w:ilvl="2" w:tplc="04090005" w:tentative="1">
@@ -6174,7 +6975,7 @@
         <w:ind w:left="2160" w:hanging="360"/>
       </w:pPr>
       <w:rPr>
-        <w:rFonts w:ascii="Wingdings" w:hAnsi="Wingdings" w:hint="default"/>
+        <w:rFonts w:hint="default" w:ascii="Wingdings" w:hAnsi="Wingdings"/>
       </w:rPr>
     </w:lvl>
     <w:lvl w:ilvl="3" w:tplc="04090001" w:tentative="1">
@@ -6186,7 +6987,7 @@
         <w:ind w:left="2880" w:hanging="360"/>
       </w:pPr>
       <w:rPr>
-        <w:rFonts w:ascii="Symbol" w:hAnsi="Symbol" w:hint="default"/>
+        <w:rFonts w:hint="default" w:ascii="Symbol" w:hAnsi="Symbol"/>
       </w:rPr>
     </w:lvl>
     <w:lvl w:ilvl="4" w:tplc="04090003" w:tentative="1">
@@ -6198,7 +6999,7 @@
         <w:ind w:left="3600" w:hanging="360"/>
       </w:pPr>
       <w:rPr>
-        <w:rFonts w:ascii="Courier New" w:hAnsi="Courier New" w:cs="Courier New" w:hint="default"/>
+        <w:rFonts w:hint="default" w:ascii="Courier New" w:hAnsi="Courier New" w:cs="Courier New"/>
       </w:rPr>
     </w:lvl>
     <w:lvl w:ilvl="5" w:tplc="04090005" w:tentative="1">
@@ -6210,7 +7011,7 @@
         <w:ind w:left="4320" w:hanging="360"/>
       </w:pPr>
       <w:rPr>
-        <w:rFonts w:ascii="Wingdings" w:hAnsi="Wingdings" w:hint="default"/>
+        <w:rFonts w:hint="default" w:ascii="Wingdings" w:hAnsi="Wingdings"/>
       </w:rPr>
     </w:lvl>
     <w:lvl w:ilvl="6" w:tplc="04090001" w:tentative="1">
@@ -6222,7 +7023,7 @@
         <w:ind w:left="5040" w:hanging="360"/>
       </w:pPr>
       <w:rPr>
-        <w:rFonts w:ascii="Symbol" w:hAnsi="Symbol" w:hint="default"/>
+        <w:rFonts w:hint="default" w:ascii="Symbol" w:hAnsi="Symbol"/>
       </w:rPr>
     </w:lvl>
     <w:lvl w:ilvl="7" w:tplc="04090003" w:tentative="1">
@@ -6234,7 +7035,7 @@
         <w:ind w:left="5760" w:hanging="360"/>
       </w:pPr>
       <w:rPr>
-        <w:rFonts w:ascii="Courier New" w:hAnsi="Courier New" w:cs="Courier New" w:hint="default"/>
+        <w:rFonts w:hint="default" w:ascii="Courier New" w:hAnsi="Courier New" w:cs="Courier New"/>
       </w:rPr>
     </w:lvl>
     <w:lvl w:ilvl="8" w:tplc="04090005" w:tentative="1">
@@ -6246,7 +7047,7 @@
         <w:ind w:left="6480" w:hanging="360"/>
       </w:pPr>
       <w:rPr>
-        <w:rFonts w:ascii="Wingdings" w:hAnsi="Wingdings" w:hint="default"/>
+        <w:rFonts w:hint="default" w:ascii="Wingdings" w:hAnsi="Wingdings"/>
       </w:rPr>
     </w:lvl>
   </w:abstractNum>
@@ -6444,7 +7245,7 @@
         <w:ind w:left="720" w:hanging="360"/>
       </w:pPr>
       <w:rPr>
-        <w:rFonts w:ascii="Symbol" w:hAnsi="Symbol" w:hint="default"/>
+        <w:rFonts w:hint="default" w:ascii="Symbol" w:hAnsi="Symbol"/>
         <w:sz w:val="20"/>
       </w:rPr>
     </w:lvl>
@@ -6460,7 +7261,7 @@
         <w:ind w:left="1440" w:hanging="360"/>
       </w:pPr>
       <w:rPr>
-        <w:rFonts w:ascii="Courier New" w:hAnsi="Courier New" w:hint="default"/>
+        <w:rFonts w:hint="default" w:ascii="Courier New" w:hAnsi="Courier New"/>
         <w:sz w:val="20"/>
       </w:rPr>
     </w:lvl>
@@ -6476,7 +7277,7 @@
         <w:ind w:left="2160" w:hanging="360"/>
       </w:pPr>
       <w:rPr>
-        <w:rFonts w:ascii="Wingdings" w:hAnsi="Wingdings" w:hint="default"/>
+        <w:rFonts w:hint="default" w:ascii="Wingdings" w:hAnsi="Wingdings"/>
         <w:sz w:val="20"/>
       </w:rPr>
     </w:lvl>
@@ -6492,7 +7293,7 @@
         <w:ind w:left="2880" w:hanging="360"/>
       </w:pPr>
       <w:rPr>
-        <w:rFonts w:ascii="Wingdings" w:hAnsi="Wingdings" w:hint="default"/>
+        <w:rFonts w:hint="default" w:ascii="Wingdings" w:hAnsi="Wingdings"/>
         <w:sz w:val="20"/>
       </w:rPr>
     </w:lvl>
@@ -6508,7 +7309,7 @@
         <w:ind w:left="3600" w:hanging="360"/>
       </w:pPr>
       <w:rPr>
-        <w:rFonts w:ascii="Wingdings" w:hAnsi="Wingdings" w:hint="default"/>
+        <w:rFonts w:hint="default" w:ascii="Wingdings" w:hAnsi="Wingdings"/>
         <w:sz w:val="20"/>
       </w:rPr>
     </w:lvl>
@@ -6524,7 +7325,7 @@
         <w:ind w:left="4320" w:hanging="360"/>
       </w:pPr>
       <w:rPr>
-        <w:rFonts w:ascii="Wingdings" w:hAnsi="Wingdings" w:hint="default"/>
+        <w:rFonts w:hint="default" w:ascii="Wingdings" w:hAnsi="Wingdings"/>
         <w:sz w:val="20"/>
       </w:rPr>
     </w:lvl>
@@ -6540,7 +7341,7 @@
         <w:ind w:left="5040" w:hanging="360"/>
       </w:pPr>
       <w:rPr>
-        <w:rFonts w:ascii="Wingdings" w:hAnsi="Wingdings" w:hint="default"/>
+        <w:rFonts w:hint="default" w:ascii="Wingdings" w:hAnsi="Wingdings"/>
         <w:sz w:val="20"/>
       </w:rPr>
     </w:lvl>
@@ -6556,7 +7357,7 @@
         <w:ind w:left="5760" w:hanging="360"/>
       </w:pPr>
       <w:rPr>
-        <w:rFonts w:ascii="Wingdings" w:hAnsi="Wingdings" w:hint="default"/>
+        <w:rFonts w:hint="default" w:ascii="Wingdings" w:hAnsi="Wingdings"/>
         <w:sz w:val="20"/>
       </w:rPr>
     </w:lvl>
@@ -6572,7 +7373,7 @@
         <w:ind w:left="6480" w:hanging="360"/>
       </w:pPr>
       <w:rPr>
-        <w:rFonts w:ascii="Wingdings" w:hAnsi="Wingdings" w:hint="default"/>
+        <w:rFonts w:hint="default" w:ascii="Wingdings" w:hAnsi="Wingdings"/>
         <w:sz w:val="20"/>
       </w:rPr>
     </w:lvl>
@@ -6590,7 +7391,7 @@
         <w:ind w:left="720" w:hanging="360"/>
       </w:pPr>
       <w:rPr>
-        <w:rFonts w:ascii="Courier New" w:hAnsi="Courier New" w:cs="Courier New" w:hint="default"/>
+        <w:rFonts w:hint="default" w:ascii="Courier New" w:hAnsi="Courier New" w:cs="Courier New"/>
       </w:rPr>
     </w:lvl>
     <w:lvl w:ilvl="1" w:tplc="340A0003" w:tentative="1">
@@ -6602,7 +7403,7 @@
         <w:ind w:left="1440" w:hanging="360"/>
       </w:pPr>
       <w:rPr>
-        <w:rFonts w:ascii="Courier New" w:hAnsi="Courier New" w:cs="Courier New" w:hint="default"/>
+        <w:rFonts w:hint="default" w:ascii="Courier New" w:hAnsi="Courier New" w:cs="Courier New"/>
       </w:rPr>
     </w:lvl>
     <w:lvl w:ilvl="2" w:tplc="340A0005" w:tentative="1">
@@ -6614,7 +7415,7 @@
         <w:ind w:left="2160" w:hanging="360"/>
       </w:pPr>
       <w:rPr>
-        <w:rFonts w:ascii="Wingdings" w:hAnsi="Wingdings" w:hint="default"/>
+        <w:rFonts w:hint="default" w:ascii="Wingdings" w:hAnsi="Wingdings"/>
       </w:rPr>
     </w:lvl>
     <w:lvl w:ilvl="3" w:tplc="340A0001" w:tentative="1">
@@ -6626,7 +7427,7 @@
         <w:ind w:left="2880" w:hanging="360"/>
       </w:pPr>
       <w:rPr>
-        <w:rFonts w:ascii="Symbol" w:hAnsi="Symbol" w:hint="default"/>
+        <w:rFonts w:hint="default" w:ascii="Symbol" w:hAnsi="Symbol"/>
       </w:rPr>
     </w:lvl>
     <w:lvl w:ilvl="4" w:tplc="340A0003" w:tentative="1">
@@ -6638,7 +7439,7 @@
         <w:ind w:left="3600" w:hanging="360"/>
       </w:pPr>
       <w:rPr>
-        <w:rFonts w:ascii="Courier New" w:hAnsi="Courier New" w:cs="Courier New" w:hint="default"/>
+        <w:rFonts w:hint="default" w:ascii="Courier New" w:hAnsi="Courier New" w:cs="Courier New"/>
       </w:rPr>
     </w:lvl>
     <w:lvl w:ilvl="5" w:tplc="340A0005" w:tentative="1">
@@ -6650,7 +7451,7 @@
         <w:ind w:left="4320" w:hanging="360"/>
       </w:pPr>
       <w:rPr>
-        <w:rFonts w:ascii="Wingdings" w:hAnsi="Wingdings" w:hint="default"/>
+        <w:rFonts w:hint="default" w:ascii="Wingdings" w:hAnsi="Wingdings"/>
       </w:rPr>
     </w:lvl>
     <w:lvl w:ilvl="6" w:tplc="340A0001" w:tentative="1">
@@ -6662,7 +7463,7 @@
         <w:ind w:left="5040" w:hanging="360"/>
       </w:pPr>
       <w:rPr>
-        <w:rFonts w:ascii="Symbol" w:hAnsi="Symbol" w:hint="default"/>
+        <w:rFonts w:hint="default" w:ascii="Symbol" w:hAnsi="Symbol"/>
       </w:rPr>
     </w:lvl>
     <w:lvl w:ilvl="7" w:tplc="340A0003" w:tentative="1">
@@ -6674,7 +7475,7 @@
         <w:ind w:left="5760" w:hanging="360"/>
       </w:pPr>
       <w:rPr>
-        <w:rFonts w:ascii="Courier New" w:hAnsi="Courier New" w:cs="Courier New" w:hint="default"/>
+        <w:rFonts w:hint="default" w:ascii="Courier New" w:hAnsi="Courier New" w:cs="Courier New"/>
       </w:rPr>
     </w:lvl>
     <w:lvl w:ilvl="8" w:tplc="340A0005" w:tentative="1">
@@ -6686,7 +7487,7 @@
         <w:ind w:left="6480" w:hanging="360"/>
       </w:pPr>
       <w:rPr>
-        <w:rFonts w:ascii="Wingdings" w:hAnsi="Wingdings" w:hint="default"/>
+        <w:rFonts w:hint="default" w:ascii="Wingdings" w:hAnsi="Wingdings"/>
       </w:rPr>
     </w:lvl>
   </w:abstractNum>
@@ -6703,7 +7504,7 @@
         <w:ind w:left="720" w:hanging="360"/>
       </w:pPr>
       <w:rPr>
-        <w:rFonts w:ascii="Calibri" w:hAnsi="Calibri" w:hint="default"/>
+        <w:rFonts w:hint="default" w:ascii="Calibri" w:hAnsi="Calibri"/>
       </w:rPr>
     </w:lvl>
     <w:lvl w:ilvl="1" w:tplc="C7FED0CA">
@@ -6715,7 +7516,7 @@
         <w:ind w:left="1440" w:hanging="360"/>
       </w:pPr>
       <w:rPr>
-        <w:rFonts w:ascii="Courier New" w:hAnsi="Courier New" w:hint="default"/>
+        <w:rFonts w:hint="default" w:ascii="Courier New" w:hAnsi="Courier New"/>
       </w:rPr>
     </w:lvl>
     <w:lvl w:ilvl="2" w:tplc="86C23E5C">
@@ -6727,7 +7528,7 @@
         <w:ind w:left="2160" w:hanging="360"/>
       </w:pPr>
       <w:rPr>
-        <w:rFonts w:ascii="Wingdings" w:hAnsi="Wingdings" w:hint="default"/>
+        <w:rFonts w:hint="default" w:ascii="Wingdings" w:hAnsi="Wingdings"/>
       </w:rPr>
     </w:lvl>
     <w:lvl w:ilvl="3" w:tplc="DD349284">
@@ -6739,7 +7540,7 @@
         <w:ind w:left="2880" w:hanging="360"/>
       </w:pPr>
       <w:rPr>
-        <w:rFonts w:ascii="Symbol" w:hAnsi="Symbol" w:hint="default"/>
+        <w:rFonts w:hint="default" w:ascii="Symbol" w:hAnsi="Symbol"/>
       </w:rPr>
     </w:lvl>
     <w:lvl w:ilvl="4" w:tplc="7BF6162E">
@@ -6751,7 +7552,7 @@
         <w:ind w:left="3600" w:hanging="360"/>
       </w:pPr>
       <w:rPr>
-        <w:rFonts w:ascii="Courier New" w:hAnsi="Courier New" w:hint="default"/>
+        <w:rFonts w:hint="default" w:ascii="Courier New" w:hAnsi="Courier New"/>
       </w:rPr>
     </w:lvl>
     <w:lvl w:ilvl="5" w:tplc="5B08AE58">
@@ -6763,7 +7564,7 @@
         <w:ind w:left="4320" w:hanging="360"/>
       </w:pPr>
       <w:rPr>
-        <w:rFonts w:ascii="Wingdings" w:hAnsi="Wingdings" w:hint="default"/>
+        <w:rFonts w:hint="default" w:ascii="Wingdings" w:hAnsi="Wingdings"/>
       </w:rPr>
     </w:lvl>
     <w:lvl w:ilvl="6" w:tplc="1722F02E">
@@ -6775,7 +7576,7 @@
         <w:ind w:left="5040" w:hanging="360"/>
       </w:pPr>
       <w:rPr>
-        <w:rFonts w:ascii="Symbol" w:hAnsi="Symbol" w:hint="default"/>
+        <w:rFonts w:hint="default" w:ascii="Symbol" w:hAnsi="Symbol"/>
       </w:rPr>
     </w:lvl>
     <w:lvl w:ilvl="7" w:tplc="C8E47964">
@@ -6787,7 +7588,7 @@
         <w:ind w:left="5760" w:hanging="360"/>
       </w:pPr>
       <w:rPr>
-        <w:rFonts w:ascii="Courier New" w:hAnsi="Courier New" w:hint="default"/>
+        <w:rFonts w:hint="default" w:ascii="Courier New" w:hAnsi="Courier New"/>
       </w:rPr>
     </w:lvl>
     <w:lvl w:ilvl="8" w:tplc="8516FD8A">
@@ -6799,7 +7600,7 @@
         <w:ind w:left="6480" w:hanging="360"/>
       </w:pPr>
       <w:rPr>
-        <w:rFonts w:ascii="Wingdings" w:hAnsi="Wingdings" w:hint="default"/>
+        <w:rFonts w:hint="default" w:ascii="Wingdings" w:hAnsi="Wingdings"/>
       </w:rPr>
     </w:lvl>
   </w:abstractNum>
@@ -6816,7 +7617,7 @@
         <w:ind w:left="720" w:hanging="360"/>
       </w:pPr>
       <w:rPr>
-        <w:rFonts w:ascii="Courier New" w:hAnsi="Courier New" w:cs="Courier New" w:hint="default"/>
+        <w:rFonts w:hint="default" w:ascii="Courier New" w:hAnsi="Courier New" w:cs="Courier New"/>
       </w:rPr>
     </w:lvl>
     <w:lvl w:ilvl="1" w:tplc="340A0003" w:tentative="1">
@@ -6828,7 +7629,7 @@
         <w:ind w:left="1440" w:hanging="360"/>
       </w:pPr>
       <w:rPr>
-        <w:rFonts w:ascii="Courier New" w:hAnsi="Courier New" w:cs="Courier New" w:hint="default"/>
+        <w:rFonts w:hint="default" w:ascii="Courier New" w:hAnsi="Courier New" w:cs="Courier New"/>
       </w:rPr>
     </w:lvl>
     <w:lvl w:ilvl="2" w:tplc="340A0005" w:tentative="1">
@@ -6840,7 +7641,7 @@
         <w:ind w:left="2160" w:hanging="360"/>
       </w:pPr>
       <w:rPr>
-        <w:rFonts w:ascii="Wingdings" w:hAnsi="Wingdings" w:hint="default"/>
+        <w:rFonts w:hint="default" w:ascii="Wingdings" w:hAnsi="Wingdings"/>
       </w:rPr>
     </w:lvl>
     <w:lvl w:ilvl="3" w:tplc="340A0001" w:tentative="1">
@@ -6852,7 +7653,7 @@
         <w:ind w:left="2880" w:hanging="360"/>
       </w:pPr>
       <w:rPr>
-        <w:rFonts w:ascii="Symbol" w:hAnsi="Symbol" w:hint="default"/>
+        <w:rFonts w:hint="default" w:ascii="Symbol" w:hAnsi="Symbol"/>
       </w:rPr>
     </w:lvl>
     <w:lvl w:ilvl="4" w:tplc="340A0003" w:tentative="1">
@@ -6864,7 +7665,7 @@
         <w:ind w:left="3600" w:hanging="360"/>
       </w:pPr>
       <w:rPr>
-        <w:rFonts w:ascii="Courier New" w:hAnsi="Courier New" w:cs="Courier New" w:hint="default"/>
+        <w:rFonts w:hint="default" w:ascii="Courier New" w:hAnsi="Courier New" w:cs="Courier New"/>
       </w:rPr>
     </w:lvl>
     <w:lvl w:ilvl="5" w:tplc="340A0005" w:tentative="1">
@@ -6876,7 +7677,7 @@
         <w:ind w:left="4320" w:hanging="360"/>
       </w:pPr>
       <w:rPr>
-        <w:rFonts w:ascii="Wingdings" w:hAnsi="Wingdings" w:hint="default"/>
+        <w:rFonts w:hint="default" w:ascii="Wingdings" w:hAnsi="Wingdings"/>
       </w:rPr>
     </w:lvl>
     <w:lvl w:ilvl="6" w:tplc="340A0001" w:tentative="1">
@@ -6888,7 +7689,7 @@
         <w:ind w:left="5040" w:hanging="360"/>
       </w:pPr>
       <w:rPr>
-        <w:rFonts w:ascii="Symbol" w:hAnsi="Symbol" w:hint="default"/>
+        <w:rFonts w:hint="default" w:ascii="Symbol" w:hAnsi="Symbol"/>
       </w:rPr>
     </w:lvl>
     <w:lvl w:ilvl="7" w:tplc="340A0003" w:tentative="1">
@@ -6900,7 +7701,7 @@
         <w:ind w:left="5760" w:hanging="360"/>
       </w:pPr>
       <w:rPr>
-        <w:rFonts w:ascii="Courier New" w:hAnsi="Courier New" w:cs="Courier New" w:hint="default"/>
+        <w:rFonts w:hint="default" w:ascii="Courier New" w:hAnsi="Courier New" w:cs="Courier New"/>
       </w:rPr>
     </w:lvl>
     <w:lvl w:ilvl="8" w:tplc="340A0005" w:tentative="1">
@@ -6912,7 +7713,7 @@
         <w:ind w:left="6480" w:hanging="360"/>
       </w:pPr>
       <w:rPr>
-        <w:rFonts w:ascii="Wingdings" w:hAnsi="Wingdings" w:hint="default"/>
+        <w:rFonts w:hint="default" w:ascii="Wingdings" w:hAnsi="Wingdings"/>
       </w:rPr>
     </w:lvl>
   </w:abstractNum>
@@ -7018,7 +7819,7 @@
         <w:ind w:left="720" w:hanging="360"/>
       </w:pPr>
       <w:rPr>
-        <w:rFonts w:ascii="Symbol" w:hAnsi="Symbol" w:hint="default"/>
+        <w:rFonts w:hint="default" w:ascii="Symbol" w:hAnsi="Symbol"/>
         <w:sz w:val="20"/>
       </w:rPr>
     </w:lvl>
@@ -7034,7 +7835,7 @@
         <w:ind w:left="1440" w:hanging="360"/>
       </w:pPr>
       <w:rPr>
-        <w:rFonts w:ascii="Courier New" w:hAnsi="Courier New" w:hint="default"/>
+        <w:rFonts w:hint="default" w:ascii="Courier New" w:hAnsi="Courier New"/>
         <w:sz w:val="20"/>
       </w:rPr>
     </w:lvl>
@@ -7050,7 +7851,7 @@
         <w:ind w:left="2160" w:hanging="360"/>
       </w:pPr>
       <w:rPr>
-        <w:rFonts w:ascii="Wingdings" w:hAnsi="Wingdings" w:hint="default"/>
+        <w:rFonts w:hint="default" w:ascii="Wingdings" w:hAnsi="Wingdings"/>
         <w:sz w:val="20"/>
       </w:rPr>
     </w:lvl>
@@ -7066,7 +7867,7 @@
         <w:ind w:left="2880" w:hanging="360"/>
       </w:pPr>
       <w:rPr>
-        <w:rFonts w:ascii="Wingdings" w:hAnsi="Wingdings" w:hint="default"/>
+        <w:rFonts w:hint="default" w:ascii="Wingdings" w:hAnsi="Wingdings"/>
         <w:sz w:val="20"/>
       </w:rPr>
     </w:lvl>
@@ -7082,7 +7883,7 @@
         <w:ind w:left="3600" w:hanging="360"/>
       </w:pPr>
       <w:rPr>
-        <w:rFonts w:ascii="Wingdings" w:hAnsi="Wingdings" w:hint="default"/>
+        <w:rFonts w:hint="default" w:ascii="Wingdings" w:hAnsi="Wingdings"/>
         <w:sz w:val="20"/>
       </w:rPr>
     </w:lvl>
@@ -7098,7 +7899,7 @@
         <w:ind w:left="4320" w:hanging="360"/>
       </w:pPr>
       <w:rPr>
-        <w:rFonts w:ascii="Wingdings" w:hAnsi="Wingdings" w:hint="default"/>
+        <w:rFonts w:hint="default" w:ascii="Wingdings" w:hAnsi="Wingdings"/>
         <w:sz w:val="20"/>
       </w:rPr>
     </w:lvl>
@@ -7114,7 +7915,7 @@
         <w:ind w:left="5040" w:hanging="360"/>
       </w:pPr>
       <w:rPr>
-        <w:rFonts w:ascii="Wingdings" w:hAnsi="Wingdings" w:hint="default"/>
+        <w:rFonts w:hint="default" w:ascii="Wingdings" w:hAnsi="Wingdings"/>
         <w:sz w:val="20"/>
       </w:rPr>
     </w:lvl>
@@ -7130,7 +7931,7 @@
         <w:ind w:left="5760" w:hanging="360"/>
       </w:pPr>
       <w:rPr>
-        <w:rFonts w:ascii="Wingdings" w:hAnsi="Wingdings" w:hint="default"/>
+        <w:rFonts w:hint="default" w:ascii="Wingdings" w:hAnsi="Wingdings"/>
         <w:sz w:val="20"/>
       </w:rPr>
     </w:lvl>
@@ -7146,7 +7947,7 @@
         <w:ind w:left="6480" w:hanging="360"/>
       </w:pPr>
       <w:rPr>
-        <w:rFonts w:ascii="Wingdings" w:hAnsi="Wingdings" w:hint="default"/>
+        <w:rFonts w:hint="default" w:ascii="Wingdings" w:hAnsi="Wingdings"/>
         <w:sz w:val="20"/>
       </w:rPr>
     </w:lvl>
@@ -7167,7 +7968,7 @@
         <w:ind w:left="720" w:hanging="360"/>
       </w:pPr>
       <w:rPr>
-        <w:rFonts w:ascii="Symbol" w:hAnsi="Symbol" w:hint="default"/>
+        <w:rFonts w:hint="default" w:ascii="Symbol" w:hAnsi="Symbol"/>
         <w:sz w:val="20"/>
       </w:rPr>
     </w:lvl>
@@ -7183,7 +7984,7 @@
         <w:ind w:left="1440" w:hanging="360"/>
       </w:pPr>
       <w:rPr>
-        <w:rFonts w:ascii="Courier New" w:hAnsi="Courier New" w:hint="default"/>
+        <w:rFonts w:hint="default" w:ascii="Courier New" w:hAnsi="Courier New"/>
         <w:sz w:val="20"/>
       </w:rPr>
     </w:lvl>
@@ -7199,7 +8000,7 @@
         <w:ind w:left="2160" w:hanging="360"/>
       </w:pPr>
       <w:rPr>
-        <w:rFonts w:ascii="Wingdings" w:hAnsi="Wingdings" w:hint="default"/>
+        <w:rFonts w:hint="default" w:ascii="Wingdings" w:hAnsi="Wingdings"/>
         <w:sz w:val="20"/>
       </w:rPr>
     </w:lvl>
@@ -7215,7 +8016,7 @@
         <w:ind w:left="2880" w:hanging="360"/>
       </w:pPr>
       <w:rPr>
-        <w:rFonts w:ascii="Wingdings" w:hAnsi="Wingdings" w:hint="default"/>
+        <w:rFonts w:hint="default" w:ascii="Wingdings" w:hAnsi="Wingdings"/>
         <w:sz w:val="20"/>
       </w:rPr>
     </w:lvl>
@@ -7231,7 +8032,7 @@
         <w:ind w:left="3600" w:hanging="360"/>
       </w:pPr>
       <w:rPr>
-        <w:rFonts w:ascii="Wingdings" w:hAnsi="Wingdings" w:hint="default"/>
+        <w:rFonts w:hint="default" w:ascii="Wingdings" w:hAnsi="Wingdings"/>
         <w:sz w:val="20"/>
       </w:rPr>
     </w:lvl>
@@ -7247,7 +8048,7 @@
         <w:ind w:left="4320" w:hanging="360"/>
       </w:pPr>
       <w:rPr>
-        <w:rFonts w:ascii="Wingdings" w:hAnsi="Wingdings" w:hint="default"/>
+        <w:rFonts w:hint="default" w:ascii="Wingdings" w:hAnsi="Wingdings"/>
         <w:sz w:val="20"/>
       </w:rPr>
     </w:lvl>
@@ -7263,7 +8064,7 @@
         <w:ind w:left="5040" w:hanging="360"/>
       </w:pPr>
       <w:rPr>
-        <w:rFonts w:ascii="Wingdings" w:hAnsi="Wingdings" w:hint="default"/>
+        <w:rFonts w:hint="default" w:ascii="Wingdings" w:hAnsi="Wingdings"/>
         <w:sz w:val="20"/>
       </w:rPr>
     </w:lvl>
@@ -7279,7 +8080,7 @@
         <w:ind w:left="5760" w:hanging="360"/>
       </w:pPr>
       <w:rPr>
-        <w:rFonts w:ascii="Wingdings" w:hAnsi="Wingdings" w:hint="default"/>
+        <w:rFonts w:hint="default" w:ascii="Wingdings" w:hAnsi="Wingdings"/>
         <w:sz w:val="20"/>
       </w:rPr>
     </w:lvl>
@@ -7295,7 +8096,7 @@
         <w:ind w:left="6480" w:hanging="360"/>
       </w:pPr>
       <w:rPr>
-        <w:rFonts w:ascii="Wingdings" w:hAnsi="Wingdings" w:hint="default"/>
+        <w:rFonts w:hint="default" w:ascii="Wingdings" w:hAnsi="Wingdings"/>
         <w:sz w:val="20"/>
       </w:rPr>
     </w:lvl>
@@ -7313,7 +8114,7 @@
         <w:ind w:left="720" w:hanging="360"/>
       </w:pPr>
       <w:rPr>
-        <w:rFonts w:ascii="Calibri" w:hAnsi="Calibri" w:hint="default"/>
+        <w:rFonts w:hint="default" w:ascii="Calibri" w:hAnsi="Calibri"/>
       </w:rPr>
     </w:lvl>
     <w:lvl w:ilvl="1" w:tplc="2D126756">
@@ -7325,7 +8126,7 @@
         <w:ind w:left="1440" w:hanging="360"/>
       </w:pPr>
       <w:rPr>
-        <w:rFonts w:ascii="Courier New" w:hAnsi="Courier New" w:hint="default"/>
+        <w:rFonts w:hint="default" w:ascii="Courier New" w:hAnsi="Courier New"/>
       </w:rPr>
     </w:lvl>
     <w:lvl w:ilvl="2" w:tplc="C8FC02CC">
@@ -7337,7 +8138,7 @@
         <w:ind w:left="2160" w:hanging="360"/>
       </w:pPr>
       <w:rPr>
-        <w:rFonts w:ascii="Wingdings" w:hAnsi="Wingdings" w:hint="default"/>
+        <w:rFonts w:hint="default" w:ascii="Wingdings" w:hAnsi="Wingdings"/>
       </w:rPr>
     </w:lvl>
     <w:lvl w:ilvl="3" w:tplc="888CC67E">
@@ -7349,7 +8150,7 @@
         <w:ind w:left="2880" w:hanging="360"/>
       </w:pPr>
       <w:rPr>
-        <w:rFonts w:ascii="Symbol" w:hAnsi="Symbol" w:hint="default"/>
+        <w:rFonts w:hint="default" w:ascii="Symbol" w:hAnsi="Symbol"/>
       </w:rPr>
     </w:lvl>
     <w:lvl w:ilvl="4" w:tplc="43BCF606">
@@ -7361,7 +8162,7 @@
         <w:ind w:left="3600" w:hanging="360"/>
       </w:pPr>
       <w:rPr>
-        <w:rFonts w:ascii="Courier New" w:hAnsi="Courier New" w:hint="default"/>
+        <w:rFonts w:hint="default" w:ascii="Courier New" w:hAnsi="Courier New"/>
       </w:rPr>
     </w:lvl>
     <w:lvl w:ilvl="5" w:tplc="E8FC99C8">
@@ -7373,7 +8174,7 @@
         <w:ind w:left="4320" w:hanging="360"/>
       </w:pPr>
       <w:rPr>
-        <w:rFonts w:ascii="Wingdings" w:hAnsi="Wingdings" w:hint="default"/>
+        <w:rFonts w:hint="default" w:ascii="Wingdings" w:hAnsi="Wingdings"/>
       </w:rPr>
     </w:lvl>
     <w:lvl w:ilvl="6" w:tplc="F5BEFF8E">
@@ -7385,7 +8186,7 @@
         <w:ind w:left="5040" w:hanging="360"/>
       </w:pPr>
       <w:rPr>
-        <w:rFonts w:ascii="Symbol" w:hAnsi="Symbol" w:hint="default"/>
+        <w:rFonts w:hint="default" w:ascii="Symbol" w:hAnsi="Symbol"/>
       </w:rPr>
     </w:lvl>
     <w:lvl w:ilvl="7" w:tplc="B30E8FD4">
@@ -7397,7 +8198,7 @@
         <w:ind w:left="5760" w:hanging="360"/>
       </w:pPr>
       <w:rPr>
-        <w:rFonts w:ascii="Courier New" w:hAnsi="Courier New" w:hint="default"/>
+        <w:rFonts w:hint="default" w:ascii="Courier New" w:hAnsi="Courier New"/>
       </w:rPr>
     </w:lvl>
     <w:lvl w:ilvl="8" w:tplc="516637CC">
@@ -7409,131 +8210,131 @@
         <w:ind w:left="6480" w:hanging="360"/>
       </w:pPr>
       <w:rPr>
-        <w:rFonts w:ascii="Wingdings" w:hAnsi="Wingdings" w:hint="default"/>
+        <w:rFonts w:hint="default" w:ascii="Wingdings" w:hAnsi="Wingdings"/>
       </w:rPr>
     </w:lvl>
   </w:abstractNum>
-  <w:num w:numId="1" w16cid:durableId="1752501448">
+  <w:num w:numId="1">
     <w:abstractNumId w:val="3"/>
   </w:num>
-  <w:num w:numId="2" w16cid:durableId="549076732">
+  <w:num w:numId="2">
     <w:abstractNumId w:val="9"/>
   </w:num>
-  <w:num w:numId="3" w16cid:durableId="195579849">
+  <w:num w:numId="3">
     <w:abstractNumId w:val="13"/>
   </w:num>
-  <w:num w:numId="4" w16cid:durableId="61372276">
+  <w:num w:numId="4">
     <w:abstractNumId w:val="29"/>
   </w:num>
-  <w:num w:numId="5" w16cid:durableId="2052145687">
+  <w:num w:numId="5">
     <w:abstractNumId w:val="31"/>
   </w:num>
-  <w:num w:numId="6" w16cid:durableId="1683777288">
+  <w:num w:numId="6">
     <w:abstractNumId w:val="4"/>
   </w:num>
-  <w:num w:numId="7" w16cid:durableId="96753701">
+  <w:num w:numId="7">
     <w:abstractNumId w:val="12"/>
   </w:num>
-  <w:num w:numId="8" w16cid:durableId="2025982522">
+  <w:num w:numId="8">
     <w:abstractNumId w:val="20"/>
   </w:num>
-  <w:num w:numId="9" w16cid:durableId="1608736594">
+  <w:num w:numId="9">
     <w:abstractNumId w:val="16"/>
   </w:num>
-  <w:num w:numId="10" w16cid:durableId="369839907">
+  <w:num w:numId="10">
     <w:abstractNumId w:val="10"/>
   </w:num>
-  <w:num w:numId="11" w16cid:durableId="1228958213">
+  <w:num w:numId="11">
     <w:abstractNumId w:val="25"/>
   </w:num>
-  <w:num w:numId="12" w16cid:durableId="38016940">
+  <w:num w:numId="12">
     <w:abstractNumId w:val="36"/>
   </w:num>
-  <w:num w:numId="13" w16cid:durableId="645470714">
+  <w:num w:numId="13">
     <w:abstractNumId w:val="30"/>
   </w:num>
-  <w:num w:numId="14" w16cid:durableId="357898718">
+  <w:num w:numId="14">
     <w:abstractNumId w:val="1"/>
   </w:num>
-  <w:num w:numId="15" w16cid:durableId="1938899031">
+  <w:num w:numId="15">
     <w:abstractNumId w:val="37"/>
   </w:num>
-  <w:num w:numId="16" w16cid:durableId="566189407">
+  <w:num w:numId="16">
     <w:abstractNumId w:val="22"/>
   </w:num>
-  <w:num w:numId="17" w16cid:durableId="378674260">
+  <w:num w:numId="17">
     <w:abstractNumId w:val="18"/>
   </w:num>
-  <w:num w:numId="18" w16cid:durableId="1438403277">
+  <w:num w:numId="18">
     <w:abstractNumId w:val="32"/>
   </w:num>
-  <w:num w:numId="19" w16cid:durableId="220021562">
+  <w:num w:numId="19">
     <w:abstractNumId w:val="11"/>
   </w:num>
-  <w:num w:numId="20" w16cid:durableId="60448192">
+  <w:num w:numId="20">
     <w:abstractNumId w:val="40"/>
   </w:num>
-  <w:num w:numId="21" w16cid:durableId="1274358924">
+  <w:num w:numId="21">
     <w:abstractNumId w:val="35"/>
   </w:num>
-  <w:num w:numId="22" w16cid:durableId="1474904171">
+  <w:num w:numId="22">
     <w:abstractNumId w:val="14"/>
   </w:num>
-  <w:num w:numId="23" w16cid:durableId="195124164">
+  <w:num w:numId="23">
     <w:abstractNumId w:val="15"/>
   </w:num>
-  <w:num w:numId="24" w16cid:durableId="811291225">
+  <w:num w:numId="24">
     <w:abstractNumId w:val="5"/>
   </w:num>
-  <w:num w:numId="25" w16cid:durableId="1325473129">
+  <w:num w:numId="25">
     <w:abstractNumId w:val="17"/>
   </w:num>
-  <w:num w:numId="26" w16cid:durableId="450976156">
+  <w:num w:numId="26">
     <w:abstractNumId w:val="21"/>
   </w:num>
-  <w:num w:numId="27" w16cid:durableId="904535962">
+  <w:num w:numId="27">
     <w:abstractNumId w:val="24"/>
   </w:num>
-  <w:num w:numId="28" w16cid:durableId="489373081">
+  <w:num w:numId="28">
     <w:abstractNumId w:val="0"/>
   </w:num>
-  <w:num w:numId="29" w16cid:durableId="1156386340">
+  <w:num w:numId="29">
     <w:abstractNumId w:val="19"/>
   </w:num>
-  <w:num w:numId="30" w16cid:durableId="164365418">
+  <w:num w:numId="30">
     <w:abstractNumId w:val="23"/>
   </w:num>
-  <w:num w:numId="31" w16cid:durableId="1001663057">
+  <w:num w:numId="31">
     <w:abstractNumId w:val="2"/>
   </w:num>
-  <w:num w:numId="32" w16cid:durableId="532889716">
+  <w:num w:numId="32">
     <w:abstractNumId w:val="7"/>
   </w:num>
-  <w:num w:numId="33" w16cid:durableId="1421488789">
+  <w:num w:numId="33">
     <w:abstractNumId w:val="33"/>
   </w:num>
-  <w:num w:numId="34" w16cid:durableId="817528561">
+  <w:num w:numId="34">
     <w:abstractNumId w:val="39"/>
   </w:num>
-  <w:num w:numId="35" w16cid:durableId="6061034">
+  <w:num w:numId="35">
     <w:abstractNumId w:val="6"/>
   </w:num>
-  <w:num w:numId="36" w16cid:durableId="145124222">
+  <w:num w:numId="36">
     <w:abstractNumId w:val="26"/>
   </w:num>
-  <w:num w:numId="37" w16cid:durableId="1344822429">
+  <w:num w:numId="37">
     <w:abstractNumId w:val="38"/>
   </w:num>
-  <w:num w:numId="38" w16cid:durableId="439112362">
+  <w:num w:numId="38">
     <w:abstractNumId w:val="28"/>
   </w:num>
-  <w:num w:numId="39" w16cid:durableId="1295915875">
+  <w:num w:numId="39">
     <w:abstractNumId w:val="27"/>
   </w:num>
-  <w:num w:numId="40" w16cid:durableId="822502013">
+  <w:num w:numId="40">
     <w:abstractNumId w:val="34"/>
   </w:num>
-  <w:num w:numId="41" w16cid:durableId="1493134024">
+  <w:num w:numId="41">
     <w:abstractNumId w:val="8"/>
   </w:num>
   <w:numIdMacAtCleanup w:val="18"/>
@@ -7541,11 +8342,11 @@
 </file>
 
 <file path=word/styles.xml><?xml version="1.0" encoding="utf-8"?>
-<w:styles xmlns:mc="http://schemas.openxmlformats.org/markup-compatibility/2006" xmlns:r="http://schemas.openxmlformats.org/officeDocument/2006/relationships" xmlns:w="http://schemas.openxmlformats.org/wordprocessingml/2006/main" xmlns:w14="http://schemas.microsoft.com/office/word/2010/wordml" xmlns:w15="http://schemas.microsoft.com/office/word/2012/wordml" xmlns:w16cex="http://schemas.microsoft.com/office/word/2018/wordml/cex" xmlns:w16cid="http://schemas.microsoft.com/office/word/2016/wordml/cid" xmlns:w16="http://schemas.microsoft.com/office/word/2018/wordml" xmlns:w16du="http://schemas.microsoft.com/office/word/2023/wordml/word16du" xmlns:w16sdtdh="http://schemas.microsoft.com/office/word/2020/wordml/sdtdatahash" xmlns:w16sdtfl="http://schemas.microsoft.com/office/word/2024/wordml/sdtformatlock" xmlns:w16se="http://schemas.microsoft.com/office/word/2015/wordml/symex" mc:Ignorable="w14 w15 w16se w16cid w16 w16cex w16sdtdh w16sdtfl w16du">
+<w:styles xmlns:mc="http://schemas.openxmlformats.org/markup-compatibility/2006" xmlns:r="http://schemas.openxmlformats.org/officeDocument/2006/relationships" xmlns:w="http://schemas.openxmlformats.org/wordprocessingml/2006/main" xmlns:w14="http://schemas.microsoft.com/office/word/2010/wordml" xmlns:w15="http://schemas.microsoft.com/office/word/2012/wordml" xmlns:w16se="http://schemas.microsoft.com/office/word/2015/wordml/symex" mc:Ignorable="w14 w15 w16se">
   <w:docDefaults>
     <w:rPrDefault>
       <w:rPr>
-        <w:rFonts w:asciiTheme="minorHAnsi" w:eastAsiaTheme="minorHAnsi" w:hAnsiTheme="minorHAnsi" w:cstheme="minorBidi"/>
+        <w:rFonts w:asciiTheme="minorHAnsi" w:hAnsiTheme="minorHAnsi" w:eastAsiaTheme="minorHAnsi" w:cstheme="minorBidi"/>
         <w:sz w:val="22"/>
         <w:szCs w:val="22"/>
         <w:lang w:val="es-CL" w:eastAsia="en-US" w:bidi="ar-SA"/>
@@ -7557,17 +8358,17 @@
       </w:pPr>
     </w:pPrDefault>
   </w:docDefaults>
-  <w:latentStyles w:defLockedState="0" w:defUIPriority="99" w:defSemiHidden="0" w:defUnhideWhenUsed="0" w:defQFormat="0" w:count="376">
+  <w:latentStyles w:defLockedState="0" w:defUIPriority="99" w:defSemiHidden="0" w:defUnhideWhenUsed="0" w:defQFormat="0" w:count="371">
     <w:lsdException w:name="Normal" w:uiPriority="0" w:qFormat="1"/>
     <w:lsdException w:name="heading 1" w:uiPriority="9" w:qFormat="1"/>
-    <w:lsdException w:name="heading 2" w:semiHidden="1" w:uiPriority="9" w:unhideWhenUsed="1" w:qFormat="1"/>
-    <w:lsdException w:name="heading 3" w:semiHidden="1" w:uiPriority="9" w:unhideWhenUsed="1" w:qFormat="1"/>
-    <w:lsdException w:name="heading 4" w:semiHidden="1" w:uiPriority="9" w:unhideWhenUsed="1" w:qFormat="1"/>
-    <w:lsdException w:name="heading 5" w:semiHidden="1" w:uiPriority="9" w:unhideWhenUsed="1" w:qFormat="1"/>
-    <w:lsdException w:name="heading 6" w:semiHidden="1" w:uiPriority="9" w:unhideWhenUsed="1" w:qFormat="1"/>
-    <w:lsdException w:name="heading 7" w:semiHidden="1" w:uiPriority="9" w:unhideWhenUsed="1" w:qFormat="1"/>
-    <w:lsdException w:name="heading 8" w:semiHidden="1" w:uiPriority="9" w:unhideWhenUsed="1" w:qFormat="1"/>
-    <w:lsdException w:name="heading 9" w:semiHidden="1" w:uiPriority="9" w:unhideWhenUsed="1" w:qFormat="1"/>
+    <w:lsdException w:name="heading 2" w:uiPriority="9" w:semiHidden="1" w:unhideWhenUsed="1" w:qFormat="1"/>
+    <w:lsdException w:name="heading 3" w:uiPriority="9" w:semiHidden="1" w:unhideWhenUsed="1" w:qFormat="1"/>
+    <w:lsdException w:name="heading 4" w:uiPriority="9" w:semiHidden="1" w:unhideWhenUsed="1" w:qFormat="1"/>
+    <w:lsdException w:name="heading 5" w:uiPriority="9" w:semiHidden="1" w:unhideWhenUsed="1" w:qFormat="1"/>
+    <w:lsdException w:name="heading 6" w:uiPriority="9" w:semiHidden="1" w:unhideWhenUsed="1" w:qFormat="1"/>
+    <w:lsdException w:name="heading 7" w:uiPriority="9" w:semiHidden="1" w:unhideWhenUsed="1" w:qFormat="1"/>
+    <w:lsdException w:name="heading 8" w:uiPriority="9" w:semiHidden="1" w:unhideWhenUsed="1" w:qFormat="1"/>
+    <w:lsdException w:name="heading 9" w:uiPriority="9" w:semiHidden="1" w:unhideWhenUsed="1" w:qFormat="1"/>
     <w:lsdException w:name="index 1" w:semiHidden="1" w:unhideWhenUsed="1"/>
     <w:lsdException w:name="index 2" w:semiHidden="1" w:unhideWhenUsed="1"/>
     <w:lsdException w:name="index 3" w:semiHidden="1" w:unhideWhenUsed="1"/>
@@ -7577,26 +8378,26 @@
     <w:lsdException w:name="index 7" w:semiHidden="1" w:unhideWhenUsed="1"/>
     <w:lsdException w:name="index 8" w:semiHidden="1" w:unhideWhenUsed="1"/>
     <w:lsdException w:name="index 9" w:semiHidden="1" w:unhideWhenUsed="1"/>
-    <w:lsdException w:name="toc 1" w:semiHidden="1" w:uiPriority="39" w:unhideWhenUsed="1"/>
-    <w:lsdException w:name="toc 2" w:semiHidden="1" w:uiPriority="39" w:unhideWhenUsed="1"/>
-    <w:lsdException w:name="toc 3" w:semiHidden="1" w:uiPriority="39" w:unhideWhenUsed="1"/>
-    <w:lsdException w:name="toc 4" w:semiHidden="1" w:uiPriority="39" w:unhideWhenUsed="1"/>
-    <w:lsdException w:name="toc 5" w:semiHidden="1" w:uiPriority="39" w:unhideWhenUsed="1"/>
-    <w:lsdException w:name="toc 6" w:semiHidden="1" w:uiPriority="39" w:unhideWhenUsed="1"/>
-    <w:lsdException w:name="toc 7" w:semiHidden="1" w:uiPriority="39" w:unhideWhenUsed="1"/>
-    <w:lsdException w:name="toc 8" w:semiHidden="1" w:uiPriority="39" w:unhideWhenUsed="1"/>
-    <w:lsdException w:name="toc 9" w:semiHidden="1" w:uiPriority="39" w:unhideWhenUsed="1"/>
+    <w:lsdException w:name="toc 1" w:uiPriority="39" w:semiHidden="1" w:unhideWhenUsed="1"/>
+    <w:lsdException w:name="toc 2" w:uiPriority="39" w:semiHidden="1" w:unhideWhenUsed="1"/>
+    <w:lsdException w:name="toc 3" w:uiPriority="39" w:semiHidden="1" w:unhideWhenUsed="1"/>
+    <w:lsdException w:name="toc 4" w:uiPriority="39" w:semiHidden="1" w:unhideWhenUsed="1"/>
+    <w:lsdException w:name="toc 5" w:uiPriority="39" w:semiHidden="1" w:unhideWhenUsed="1"/>
+    <w:lsdException w:name="toc 6" w:uiPriority="39" w:semiHidden="1" w:unhideWhenUsed="1"/>
+    <w:lsdException w:name="toc 7" w:uiPriority="39" w:semiHidden="1" w:unhideWhenUsed="1"/>
+    <w:lsdException w:name="toc 8" w:uiPriority="39" w:semiHidden="1" w:unhideWhenUsed="1"/>
+    <w:lsdException w:name="toc 9" w:uiPriority="39" w:semiHidden="1" w:unhideWhenUsed="1"/>
     <w:lsdException w:name="Normal Indent" w:semiHidden="1" w:unhideWhenUsed="1"/>
     <w:lsdException w:name="footnote text" w:semiHidden="1" w:unhideWhenUsed="1"/>
     <w:lsdException w:name="annotation text" w:semiHidden="1" w:unhideWhenUsed="1"/>
-    <w:lsdException w:name="header" w:semiHidden="1" w:uiPriority="0" w:unhideWhenUsed="1"/>
+    <w:lsdException w:name="header" w:uiPriority="0" w:semiHidden="1" w:unhideWhenUsed="1"/>
     <w:lsdException w:name="footer" w:semiHidden="1" w:unhideWhenUsed="1"/>
     <w:lsdException w:name="index heading" w:semiHidden="1" w:unhideWhenUsed="1"/>
-    <w:lsdException w:name="caption" w:semiHidden="1" w:uiPriority="35" w:unhideWhenUsed="1" w:qFormat="1"/>
+    <w:lsdException w:name="caption" w:uiPriority="35" w:semiHidden="1" w:unhideWhenUsed="1" w:qFormat="1"/>
     <w:lsdException w:name="table of figures" w:semiHidden="1" w:unhideWhenUsed="1"/>
     <w:lsdException w:name="envelope address" w:semiHidden="1" w:unhideWhenUsed="1"/>
     <w:lsdException w:name="envelope return" w:semiHidden="1" w:unhideWhenUsed="1"/>
-    <w:lsdException w:name="footnote reference" w:semiHidden="1" w:uiPriority="0" w:unhideWhenUsed="1"/>
+    <w:lsdException w:name="footnote reference" w:uiPriority="0" w:semiHidden="1" w:unhideWhenUsed="1"/>
     <w:lsdException w:name="annotation reference" w:semiHidden="1" w:unhideWhenUsed="1"/>
     <w:lsdException w:name="line number" w:semiHidden="1" w:unhideWhenUsed="1"/>
     <w:lsdException w:name="page number" w:semiHidden="1" w:unhideWhenUsed="1"/>
@@ -7623,7 +8424,7 @@
     <w:lsdException w:name="Title" w:uiPriority="10" w:qFormat="1"/>
     <w:lsdException w:name="Closing" w:semiHidden="1" w:unhideWhenUsed="1"/>
     <w:lsdException w:name="Signature" w:semiHidden="1" w:unhideWhenUsed="1"/>
-    <w:lsdException w:name="Default Paragraph Font" w:semiHidden="1" w:uiPriority="1" w:unhideWhenUsed="1"/>
+    <w:lsdException w:name="Default Paragraph Font" w:uiPriority="1" w:semiHidden="1" w:unhideWhenUsed="1"/>
     <w:lsdException w:name="Body Text" w:semiHidden="1" w:unhideWhenUsed="1"/>
     <w:lsdException w:name="Body Text Indent" w:semiHidden="1" w:unhideWhenUsed="1"/>
     <w:lsdException w:name="List Continue" w:semiHidden="1" w:unhideWhenUsed="1"/>
@@ -7823,8 +8624,8 @@
     <w:lsdException w:name="Subtle Reference" w:uiPriority="31" w:qFormat="1"/>
     <w:lsdException w:name="Intense Reference" w:uiPriority="32" w:qFormat="1"/>
     <w:lsdException w:name="Book Title" w:uiPriority="33" w:qFormat="1"/>
-    <w:lsdException w:name="Bibliography" w:semiHidden="1" w:uiPriority="37" w:unhideWhenUsed="1"/>
-    <w:lsdException w:name="TOC Heading" w:semiHidden="1" w:uiPriority="39" w:unhideWhenUsed="1" w:qFormat="1"/>
+    <w:lsdException w:name="Bibliography" w:uiPriority="37" w:semiHidden="1" w:unhideWhenUsed="1"/>
+    <w:lsdException w:name="TOC Heading" w:uiPriority="39" w:semiHidden="1" w:unhideWhenUsed="1" w:qFormat="1"/>
     <w:lsdException w:name="Plain Table 1" w:uiPriority="41"/>
     <w:lsdException w:name="Plain Table 2" w:uiPriority="42"/>
     <w:lsdException w:name="Plain Table 3" w:uiPriority="43"/>
@@ -7929,13 +8730,8 @@
     <w:lsdException w:name="List Table 5 Dark Accent 6" w:uiPriority="50"/>
     <w:lsdException w:name="List Table 6 Colorful Accent 6" w:uiPriority="51"/>
     <w:lsdException w:name="List Table 7 Colorful Accent 6" w:uiPriority="52"/>
-    <w:lsdException w:name="Mention" w:semiHidden="1" w:unhideWhenUsed="1"/>
-    <w:lsdException w:name="Smart Hyperlink" w:semiHidden="1" w:unhideWhenUsed="1"/>
-    <w:lsdException w:name="Hashtag" w:semiHidden="1" w:unhideWhenUsed="1"/>
-    <w:lsdException w:name="Unresolved Mention" w:semiHidden="1" w:unhideWhenUsed="1"/>
-    <w:lsdException w:name="Smart Link" w:semiHidden="1" w:unhideWhenUsed="1"/>
   </w:latentStyles>
-  <w:style w:type="paragraph" w:default="1" w:styleId="Normal">
+  <w:style w:type="paragraph" w:styleId="Normal" w:default="1">
     <w:name w:val="Normal"/>
     <w:qFormat/>
   </w:style>
@@ -7954,7 +8750,7 @@
       <w:outlineLvl w:val="0"/>
     </w:pPr>
     <w:rPr>
-      <w:rFonts w:asciiTheme="majorHAnsi" w:eastAsiaTheme="majorEastAsia" w:hAnsiTheme="majorHAnsi" w:cstheme="majorBidi"/>
+      <w:rFonts w:asciiTheme="majorHAnsi" w:hAnsiTheme="majorHAnsi" w:eastAsiaTheme="majorEastAsia" w:cstheme="majorBidi"/>
       <w:color w:val="2E74B5" w:themeColor="accent1" w:themeShade="BF"/>
       <w:sz w:val="32"/>
       <w:szCs w:val="32"/>
@@ -7976,7 +8772,7 @@
       <w:outlineLvl w:val="1"/>
     </w:pPr>
     <w:rPr>
-      <w:rFonts w:asciiTheme="majorHAnsi" w:eastAsiaTheme="majorEastAsia" w:hAnsiTheme="majorHAnsi" w:cstheme="majorBidi"/>
+      <w:rFonts w:asciiTheme="majorHAnsi" w:hAnsiTheme="majorHAnsi" w:eastAsiaTheme="majorEastAsia" w:cstheme="majorBidi"/>
       <w:color w:val="2E74B5" w:themeColor="accent1" w:themeShade="BF"/>
       <w:sz w:val="26"/>
       <w:szCs w:val="26"/>
@@ -7998,19 +8794,19 @@
       <w:outlineLvl w:val="2"/>
     </w:pPr>
     <w:rPr>
-      <w:rFonts w:asciiTheme="majorHAnsi" w:eastAsiaTheme="majorEastAsia" w:hAnsiTheme="majorHAnsi" w:cstheme="majorBidi"/>
+      <w:rFonts w:asciiTheme="majorHAnsi" w:hAnsiTheme="majorHAnsi" w:eastAsiaTheme="majorEastAsia" w:cstheme="majorBidi"/>
       <w:color w:val="1F4D78" w:themeColor="accent1" w:themeShade="7F"/>
       <w:sz w:val="24"/>
       <w:szCs w:val="24"/>
     </w:rPr>
   </w:style>
-  <w:style w:type="character" w:default="1" w:styleId="Fuentedeprrafopredeter">
+  <w:style w:type="character" w:styleId="Fuentedeprrafopredeter" w:default="1">
     <w:name w:val="Default Paragraph Font"/>
     <w:uiPriority w:val="1"/>
     <w:semiHidden/>
     <w:unhideWhenUsed/>
   </w:style>
-  <w:style w:type="table" w:default="1" w:styleId="Tablanormal">
+  <w:style w:type="table" w:styleId="Tablanormal" w:default="1">
     <w:name w:val="Normal Table"/>
     <w:uiPriority w:val="99"/>
     <w:semiHidden/>
@@ -8025,7 +8821,7 @@
       </w:tblCellMar>
     </w:tblPr>
   </w:style>
-  <w:style w:type="numbering" w:default="1" w:styleId="Sinlista">
+  <w:style w:type="numbering" w:styleId="Sinlista" w:default="1">
     <w:name w:val="No List"/>
     <w:uiPriority w:val="99"/>
     <w:semiHidden/>
@@ -8045,7 +8841,7 @@
       <w:lang w:eastAsia="es-CL"/>
     </w:rPr>
   </w:style>
-  <w:style w:type="character" w:customStyle="1" w:styleId="SinespaciadoCar">
+  <w:style w:type="character" w:styleId="SinespaciadoCar" w:customStyle="1">
     <w:name w:val="Sin espaciado Car"/>
     <w:basedOn w:val="Fuentedeprrafopredeter"/>
     <w:link w:val="Sinespaciado"/>
@@ -8069,21 +8865,21 @@
       <w:contextualSpacing/>
     </w:pPr>
     <w:rPr>
-      <w:rFonts w:asciiTheme="majorHAnsi" w:eastAsiaTheme="majorEastAsia" w:hAnsiTheme="majorHAnsi" w:cstheme="majorBidi"/>
+      <w:rFonts w:asciiTheme="majorHAnsi" w:hAnsiTheme="majorHAnsi" w:eastAsiaTheme="majorEastAsia" w:cstheme="majorBidi"/>
       <w:spacing w:val="-10"/>
       <w:kern w:val="28"/>
       <w:sz w:val="56"/>
       <w:szCs w:val="56"/>
     </w:rPr>
   </w:style>
-  <w:style w:type="character" w:customStyle="1" w:styleId="TtuloCar">
+  <w:style w:type="character" w:styleId="TtuloCar" w:customStyle="1">
     <w:name w:val="Título Car"/>
     <w:basedOn w:val="Fuentedeprrafopredeter"/>
     <w:link w:val="Ttulo"/>
     <w:uiPriority w:val="10"/>
     <w:rsid w:val="00E73CFF"/>
     <w:rPr>
-      <w:rFonts w:asciiTheme="majorHAnsi" w:eastAsiaTheme="majorEastAsia" w:hAnsiTheme="majorHAnsi" w:cstheme="majorBidi"/>
+      <w:rFonts w:asciiTheme="majorHAnsi" w:hAnsiTheme="majorHAnsi" w:eastAsiaTheme="majorEastAsia" w:cstheme="majorBidi"/>
       <w:spacing w:val="-10"/>
       <w:kern w:val="28"/>
       <w:sz w:val="56"/>
@@ -8100,12 +8896,12 @@
     </w:pPr>
     <w:tblPr>
       <w:tblBorders>
-        <w:top w:val="single" w:sz="4" w:space="0" w:color="auto"/>
-        <w:left w:val="single" w:sz="4" w:space="0" w:color="auto"/>
-        <w:bottom w:val="single" w:sz="4" w:space="0" w:color="auto"/>
-        <w:right w:val="single" w:sz="4" w:space="0" w:color="auto"/>
-        <w:insideH w:val="single" w:sz="4" w:space="0" w:color="auto"/>
-        <w:insideV w:val="single" w:sz="4" w:space="0" w:color="auto"/>
+        <w:top w:val="single" w:color="auto" w:sz="4" w:space="0"/>
+        <w:left w:val="single" w:color="auto" w:sz="4" w:space="0"/>
+        <w:bottom w:val="single" w:color="auto" w:sz="4" w:space="0"/>
+        <w:right w:val="single" w:color="auto" w:sz="4" w:space="0"/>
+        <w:insideH w:val="single" w:color="auto" w:sz="4" w:space="0"/>
+        <w:insideV w:val="single" w:color="auto" w:sz="4" w:space="0"/>
       </w:tblBorders>
     </w:tblPr>
   </w:style>
@@ -8123,7 +8919,7 @@
       <w:spacing w:after="0" w:line="240" w:lineRule="auto"/>
     </w:pPr>
   </w:style>
-  <w:style w:type="character" w:customStyle="1" w:styleId="EncabezadoCar">
+  <w:style w:type="character" w:styleId="EncabezadoCar" w:customStyle="1">
     <w:name w:val="Encabezado Car"/>
     <w:basedOn w:val="Fuentedeprrafopredeter"/>
     <w:link w:val="Encabezado"/>
@@ -8144,14 +8940,14 @@
       <w:spacing w:after="0" w:line="240" w:lineRule="auto"/>
     </w:pPr>
   </w:style>
-  <w:style w:type="character" w:customStyle="1" w:styleId="PiedepginaCar">
+  <w:style w:type="character" w:styleId="PiedepginaCar" w:customStyle="1">
     <w:name w:val="Pie de página Car"/>
     <w:basedOn w:val="Fuentedeprrafopredeter"/>
     <w:link w:val="Piedepgina"/>
     <w:uiPriority w:val="99"/>
     <w:rsid w:val="00DF38AE"/>
   </w:style>
-  <w:style w:type="table" w:customStyle="1" w:styleId="Tablanormal11">
+  <w:style w:type="table" w:styleId="Tablanormal11" w:customStyle="1">
     <w:name w:val="Tabla normal 11"/>
     <w:basedOn w:val="Tablanormal"/>
     <w:uiPriority w:val="41"/>
@@ -8163,12 +8959,12 @@
       <w:tblStyleRowBandSize w:val="1"/>
       <w:tblStyleColBandSize w:val="1"/>
       <w:tblBorders>
-        <w:top w:val="single" w:sz="4" w:space="0" w:color="BFBFBF" w:themeColor="background1" w:themeShade="BF"/>
-        <w:left w:val="single" w:sz="4" w:space="0" w:color="BFBFBF" w:themeColor="background1" w:themeShade="BF"/>
-        <w:bottom w:val="single" w:sz="4" w:space="0" w:color="BFBFBF" w:themeColor="background1" w:themeShade="BF"/>
-        <w:right w:val="single" w:sz="4" w:space="0" w:color="BFBFBF" w:themeColor="background1" w:themeShade="BF"/>
-        <w:insideH w:val="single" w:sz="4" w:space="0" w:color="BFBFBF" w:themeColor="background1" w:themeShade="BF"/>
-        <w:insideV w:val="single" w:sz="4" w:space="0" w:color="BFBFBF" w:themeColor="background1" w:themeShade="BF"/>
+        <w:top w:val="single" w:color="BFBFBF" w:themeColor="background1" w:themeShade="BF" w:sz="4" w:space="0"/>
+        <w:left w:val="single" w:color="BFBFBF" w:themeColor="background1" w:themeShade="BF" w:sz="4" w:space="0"/>
+        <w:bottom w:val="single" w:color="BFBFBF" w:themeColor="background1" w:themeShade="BF" w:sz="4" w:space="0"/>
+        <w:right w:val="single" w:color="BFBFBF" w:themeColor="background1" w:themeShade="BF" w:sz="4" w:space="0"/>
+        <w:insideH w:val="single" w:color="BFBFBF" w:themeColor="background1" w:themeShade="BF" w:sz="4" w:space="0"/>
+        <w:insideV w:val="single" w:color="BFBFBF" w:themeColor="background1" w:themeShade="BF" w:sz="4" w:space="0"/>
       </w:tblBorders>
     </w:tblPr>
     <w:tblStylePr w:type="firstRow">
@@ -8185,7 +8981,7 @@
       <w:tblPr/>
       <w:tcPr>
         <w:tcBorders>
-          <w:top w:val="double" w:sz="4" w:space="0" w:color="BFBFBF" w:themeColor="background1" w:themeShade="BF"/>
+          <w:top w:val="double" w:color="BFBFBF" w:themeColor="background1" w:themeShade="BF" w:sz="4" w:space="0"/>
         </w:tcBorders>
       </w:tcPr>
     </w:tblStylePr>
@@ -8243,7 +9039,7 @@
       <w:szCs w:val="18"/>
     </w:rPr>
   </w:style>
-  <w:style w:type="character" w:customStyle="1" w:styleId="TextodegloboCar">
+  <w:style w:type="character" w:styleId="TextodegloboCar" w:customStyle="1">
     <w:name w:val="Texto de globo Car"/>
     <w:basedOn w:val="Fuentedeprrafopredeter"/>
     <w:link w:val="Textodeglobo"/>
@@ -8256,40 +9052,40 @@
       <w:szCs w:val="18"/>
     </w:rPr>
   </w:style>
-  <w:style w:type="character" w:customStyle="1" w:styleId="Ttulo1Car">
+  <w:style w:type="character" w:styleId="Ttulo1Car" w:customStyle="1">
     <w:name w:val="Título 1 Car"/>
     <w:basedOn w:val="Fuentedeprrafopredeter"/>
     <w:link w:val="Ttulo1"/>
     <w:uiPriority w:val="9"/>
     <w:rsid w:val="00FE4ABA"/>
     <w:rPr>
-      <w:rFonts w:asciiTheme="majorHAnsi" w:eastAsiaTheme="majorEastAsia" w:hAnsiTheme="majorHAnsi" w:cstheme="majorBidi"/>
+      <w:rFonts w:asciiTheme="majorHAnsi" w:hAnsiTheme="majorHAnsi" w:eastAsiaTheme="majorEastAsia" w:cstheme="majorBidi"/>
       <w:color w:val="2E74B5" w:themeColor="accent1" w:themeShade="BF"/>
       <w:sz w:val="32"/>
       <w:szCs w:val="32"/>
     </w:rPr>
   </w:style>
-  <w:style w:type="character" w:customStyle="1" w:styleId="Ttulo2Car">
+  <w:style w:type="character" w:styleId="Ttulo2Car" w:customStyle="1">
     <w:name w:val="Título 2 Car"/>
     <w:basedOn w:val="Fuentedeprrafopredeter"/>
     <w:link w:val="Ttulo2"/>
     <w:uiPriority w:val="9"/>
     <w:rsid w:val="00FE4ABA"/>
     <w:rPr>
-      <w:rFonts w:asciiTheme="majorHAnsi" w:eastAsiaTheme="majorEastAsia" w:hAnsiTheme="majorHAnsi" w:cstheme="majorBidi"/>
+      <w:rFonts w:asciiTheme="majorHAnsi" w:hAnsiTheme="majorHAnsi" w:eastAsiaTheme="majorEastAsia" w:cstheme="majorBidi"/>
       <w:color w:val="2E74B5" w:themeColor="accent1" w:themeShade="BF"/>
       <w:sz w:val="26"/>
       <w:szCs w:val="26"/>
     </w:rPr>
   </w:style>
-  <w:style w:type="character" w:customStyle="1" w:styleId="Ttulo3Car">
+  <w:style w:type="character" w:styleId="Ttulo3Car" w:customStyle="1">
     <w:name w:val="Título 3 Car"/>
     <w:basedOn w:val="Fuentedeprrafopredeter"/>
     <w:link w:val="Ttulo3"/>
     <w:uiPriority w:val="9"/>
     <w:rsid w:val="00FE4ABA"/>
     <w:rPr>
-      <w:rFonts w:asciiTheme="majorHAnsi" w:eastAsiaTheme="majorEastAsia" w:hAnsiTheme="majorHAnsi" w:cstheme="majorBidi"/>
+      <w:rFonts w:asciiTheme="majorHAnsi" w:hAnsiTheme="majorHAnsi" w:eastAsiaTheme="majorEastAsia" w:cstheme="majorBidi"/>
       <w:color w:val="1F4D78" w:themeColor="accent1" w:themeShade="7F"/>
       <w:sz w:val="24"/>
       <w:szCs w:val="24"/>
@@ -8305,7 +9101,7 @@
       <w:spacing w:before="100" w:beforeAutospacing="1" w:after="100" w:afterAutospacing="1" w:line="240" w:lineRule="auto"/>
     </w:pPr>
     <w:rPr>
-      <w:rFonts w:ascii="Times New Roman" w:eastAsia="Times New Roman" w:hAnsi="Times New Roman" w:cs="Times New Roman"/>
+      <w:rFonts w:ascii="Times New Roman" w:hAnsi="Times New Roman" w:eastAsia="Times New Roman" w:cs="Times New Roman"/>
       <w:sz w:val="24"/>
       <w:szCs w:val="24"/>
       <w:lang w:eastAsia="es-CL"/>
@@ -8338,7 +9134,7 @@
       <w:szCs w:val="20"/>
     </w:rPr>
   </w:style>
-  <w:style w:type="character" w:customStyle="1" w:styleId="TextocomentarioCar">
+  <w:style w:type="character" w:styleId="TextocomentarioCar" w:customStyle="1">
     <w:name w:val="Texto comentario Car"/>
     <w:basedOn w:val="Fuentedeprrafopredeter"/>
     <w:link w:val="Textocomentario"/>
@@ -8363,7 +9159,7 @@
       <w:bCs/>
     </w:rPr>
   </w:style>
-  <w:style w:type="character" w:customStyle="1" w:styleId="AsuntodelcomentarioCar">
+  <w:style w:type="character" w:styleId="AsuntodelcomentarioCar" w:customStyle="1">
     <w:name w:val="Asunto del comentario Car"/>
     <w:basedOn w:val="TextocomentarioCar"/>
     <w:link w:val="Asuntodelcomentario"/>
@@ -8377,7 +9173,7 @@
       <w:szCs w:val="20"/>
     </w:rPr>
   </w:style>
-  <w:style w:type="table" w:customStyle="1" w:styleId="Tablaconcuadrcula1clara-nfasis11">
+  <w:style w:type="table" w:styleId="Tablaconcuadrcula1clara-nfasis11" w:customStyle="1">
     <w:name w:val="Tabla con cuadrícula 1 clara - Énfasis 11"/>
     <w:basedOn w:val="Tablanormal"/>
     <w:uiPriority w:val="46"/>
@@ -8389,12 +9185,12 @@
       <w:tblStyleRowBandSize w:val="1"/>
       <w:tblStyleColBandSize w:val="1"/>
       <w:tblBorders>
-        <w:top w:val="single" w:sz="4" w:space="0" w:color="BDD6EE" w:themeColor="accent1" w:themeTint="66"/>
-        <w:left w:val="single" w:sz="4" w:space="0" w:color="BDD6EE" w:themeColor="accent1" w:themeTint="66"/>
-        <w:bottom w:val="single" w:sz="4" w:space="0" w:color="BDD6EE" w:themeColor="accent1" w:themeTint="66"/>
-        <w:right w:val="single" w:sz="4" w:space="0" w:color="BDD6EE" w:themeColor="accent1" w:themeTint="66"/>
-        <w:insideH w:val="single" w:sz="4" w:space="0" w:color="BDD6EE" w:themeColor="accent1" w:themeTint="66"/>
-        <w:insideV w:val="single" w:sz="4" w:space="0" w:color="BDD6EE" w:themeColor="accent1" w:themeTint="66"/>
+        <w:top w:val="single" w:color="BDD6EE" w:themeColor="accent1" w:themeTint="66" w:sz="4" w:space="0"/>
+        <w:left w:val="single" w:color="BDD6EE" w:themeColor="accent1" w:themeTint="66" w:sz="4" w:space="0"/>
+        <w:bottom w:val="single" w:color="BDD6EE" w:themeColor="accent1" w:themeTint="66" w:sz="4" w:space="0"/>
+        <w:right w:val="single" w:color="BDD6EE" w:themeColor="accent1" w:themeTint="66" w:sz="4" w:space="0"/>
+        <w:insideH w:val="single" w:color="BDD6EE" w:themeColor="accent1" w:themeTint="66" w:sz="4" w:space="0"/>
+        <w:insideV w:val="single" w:color="BDD6EE" w:themeColor="accent1" w:themeTint="66" w:sz="4" w:space="0"/>
       </w:tblBorders>
     </w:tblPr>
     <w:tblStylePr w:type="firstRow">
@@ -8405,7 +9201,7 @@
       <w:tblPr/>
       <w:tcPr>
         <w:tcBorders>
-          <w:bottom w:val="single" w:sz="12" w:space="0" w:color="9CC2E5" w:themeColor="accent1" w:themeTint="99"/>
+          <w:bottom w:val="single" w:color="9CC2E5" w:themeColor="accent1" w:themeTint="99" w:sz="12" w:space="0"/>
         </w:tcBorders>
       </w:tcPr>
     </w:tblStylePr>
@@ -8417,7 +9213,7 @@
       <w:tblPr/>
       <w:tcPr>
         <w:tcBorders>
-          <w:top w:val="double" w:sz="2" w:space="0" w:color="9CC2E5" w:themeColor="accent1" w:themeTint="99"/>
+          <w:top w:val="double" w:color="9CC2E5" w:themeColor="accent1" w:themeTint="99" w:sz="2" w:space="0"/>
         </w:tcBorders>
       </w:tcPr>
     </w:tblStylePr>
@@ -8445,7 +9241,7 @@
       <w:u w:val="single"/>
     </w:rPr>
   </w:style>
-  <w:style w:type="character" w:customStyle="1" w:styleId="Mencinsinresolver1">
+  <w:style w:type="character" w:styleId="Mencinsinresolver1" w:customStyle="1">
     <w:name w:val="Mención sin resolver1"/>
     <w:basedOn w:val="Fuentedeprrafopredeter"/>
     <w:uiPriority w:val="99"/>
@@ -8474,7 +9270,7 @@
       <w:ind w:left="432" w:right="1080"/>
     </w:pPr>
     <w:rPr>
-      <w:rFonts w:asciiTheme="majorHAnsi" w:eastAsiaTheme="majorEastAsia" w:hAnsiTheme="majorHAnsi" w:cstheme="majorBidi"/>
+      <w:rFonts w:asciiTheme="majorHAnsi" w:hAnsiTheme="majorHAnsi" w:eastAsiaTheme="majorEastAsia" w:cstheme="majorBidi"/>
       <w:caps/>
       <w:color w:val="5B9BD5" w:themeColor="accent1"/>
       <w:kern w:val="20"/>
@@ -8483,14 +9279,14 @@
       <w:lang w:val="en-US" w:eastAsia="ja-JP"/>
     </w:rPr>
   </w:style>
-  <w:style w:type="character" w:customStyle="1" w:styleId="SubttuloCar">
+  <w:style w:type="character" w:styleId="SubttuloCar" w:customStyle="1">
     <w:name w:val="Subtítulo Car"/>
     <w:basedOn w:val="Fuentedeprrafopredeter"/>
     <w:link w:val="Subttulo"/>
     <w:uiPriority w:val="19"/>
     <w:rsid w:val="00446FDE"/>
     <w:rPr>
-      <w:rFonts w:asciiTheme="majorHAnsi" w:eastAsiaTheme="majorEastAsia" w:hAnsiTheme="majorHAnsi" w:cstheme="majorBidi"/>
+      <w:rFonts w:asciiTheme="majorHAnsi" w:hAnsiTheme="majorHAnsi" w:eastAsiaTheme="majorEastAsia" w:cstheme="majorBidi"/>
       <w:caps/>
       <w:color w:val="5B9BD5" w:themeColor="accent1"/>
       <w:kern w:val="20"/>
@@ -8499,7 +9295,7 @@
       <w:lang w:val="en-US" w:eastAsia="ja-JP"/>
     </w:rPr>
   </w:style>
-  <w:style w:type="table" w:customStyle="1" w:styleId="Tablafinanciera">
+  <w:style w:type="table" w:styleId="Tablafinanciera" w:customStyle="1">
     <w:name w:val="Tabla financiera"/>
     <w:basedOn w:val="Tablanormal"/>
     <w:uiPriority w:val="99"/>
@@ -8517,7 +9313,7 @@
     </w:rPr>
     <w:tblPr>
       <w:tblBorders>
-        <w:insideH w:val="single" w:sz="4" w:space="0" w:color="D9D9D9" w:themeColor="background1" w:themeShade="D9"/>
+        <w:insideH w:val="single" w:color="D9D9D9" w:themeColor="background1" w:themeShade="D9" w:sz="4" w:space="0"/>
       </w:tblBorders>
       <w:tblCellMar>
         <w:left w:w="0" w:type="dxa"/>
@@ -8569,7 +9365,7 @@
     </w:tblPr>
     <w:tblStylePr w:type="firstRow">
       <w:rPr>
-        <w:rFonts w:asciiTheme="majorHAnsi" w:eastAsiaTheme="majorEastAsia" w:hAnsiTheme="majorHAnsi" w:cstheme="majorBidi"/>
+        <w:rFonts w:asciiTheme="majorHAnsi" w:hAnsiTheme="majorHAnsi" w:eastAsiaTheme="majorEastAsia" w:cstheme="majorBidi"/>
         <w:i/>
         <w:iCs/>
         <w:sz w:val="26"/>
@@ -8577,14 +9373,14 @@
       <w:tblPr/>
       <w:tcPr>
         <w:tcBorders>
-          <w:bottom w:val="single" w:sz="4" w:space="0" w:color="7F7F7F" w:themeColor="text1" w:themeTint="80"/>
+          <w:bottom w:val="single" w:color="7F7F7F" w:themeColor="text1" w:themeTint="80" w:sz="4" w:space="0"/>
         </w:tcBorders>
         <w:shd w:val="clear" w:color="auto" w:fill="FFFFFF" w:themeFill="background1"/>
       </w:tcPr>
     </w:tblStylePr>
     <w:tblStylePr w:type="lastRow">
       <w:rPr>
-        <w:rFonts w:asciiTheme="majorHAnsi" w:eastAsiaTheme="majorEastAsia" w:hAnsiTheme="majorHAnsi" w:cstheme="majorBidi"/>
+        <w:rFonts w:asciiTheme="majorHAnsi" w:hAnsiTheme="majorHAnsi" w:eastAsiaTheme="majorEastAsia" w:cstheme="majorBidi"/>
         <w:i/>
         <w:iCs/>
         <w:sz w:val="26"/>
@@ -8592,7 +9388,7 @@
       <w:tblPr/>
       <w:tcPr>
         <w:tcBorders>
-          <w:top w:val="single" w:sz="4" w:space="0" w:color="7F7F7F" w:themeColor="text1" w:themeTint="80"/>
+          <w:top w:val="single" w:color="7F7F7F" w:themeColor="text1" w:themeTint="80" w:sz="4" w:space="0"/>
         </w:tcBorders>
         <w:shd w:val="clear" w:color="auto" w:fill="FFFFFF" w:themeFill="background1"/>
       </w:tcPr>
@@ -8602,7 +9398,7 @@
         <w:jc w:val="right"/>
       </w:pPr>
       <w:rPr>
-        <w:rFonts w:asciiTheme="majorHAnsi" w:eastAsiaTheme="majorEastAsia" w:hAnsiTheme="majorHAnsi" w:cstheme="majorBidi"/>
+        <w:rFonts w:asciiTheme="majorHAnsi" w:hAnsiTheme="majorHAnsi" w:eastAsiaTheme="majorEastAsia" w:cstheme="majorBidi"/>
         <w:i/>
         <w:iCs/>
         <w:sz w:val="26"/>
@@ -8610,14 +9406,14 @@
       <w:tblPr/>
       <w:tcPr>
         <w:tcBorders>
-          <w:right w:val="single" w:sz="4" w:space="0" w:color="7F7F7F" w:themeColor="text1" w:themeTint="80"/>
+          <w:right w:val="single" w:color="7F7F7F" w:themeColor="text1" w:themeTint="80" w:sz="4" w:space="0"/>
         </w:tcBorders>
         <w:shd w:val="clear" w:color="auto" w:fill="FFFFFF" w:themeFill="background1"/>
       </w:tcPr>
     </w:tblStylePr>
     <w:tblStylePr w:type="lastCol">
       <w:rPr>
-        <w:rFonts w:asciiTheme="majorHAnsi" w:eastAsiaTheme="majorEastAsia" w:hAnsiTheme="majorHAnsi" w:cstheme="majorBidi"/>
+        <w:rFonts w:asciiTheme="majorHAnsi" w:hAnsiTheme="majorHAnsi" w:eastAsiaTheme="majorEastAsia" w:cstheme="majorBidi"/>
         <w:i/>
         <w:iCs/>
         <w:sz w:val="26"/>
@@ -8625,7 +9421,7 @@
       <w:tblPr/>
       <w:tcPr>
         <w:tcBorders>
-          <w:left w:val="single" w:sz="4" w:space="0" w:color="7F7F7F" w:themeColor="text1" w:themeTint="80"/>
+          <w:left w:val="single" w:color="7F7F7F" w:themeColor="text1" w:themeTint="80" w:sz="4" w:space="0"/>
         </w:tcBorders>
         <w:shd w:val="clear" w:color="auto" w:fill="FFFFFF" w:themeFill="background1"/>
       </w:tcPr>
@@ -8687,9 +9483,9 @@
       <w:tblStyleRowBandSize w:val="1"/>
       <w:tblStyleColBandSize w:val="1"/>
       <w:tblBorders>
-        <w:top w:val="single" w:sz="4" w:space="0" w:color="8EAADB" w:themeColor="accent5" w:themeTint="99"/>
-        <w:bottom w:val="single" w:sz="4" w:space="0" w:color="8EAADB" w:themeColor="accent5" w:themeTint="99"/>
-        <w:insideH w:val="single" w:sz="4" w:space="0" w:color="8EAADB" w:themeColor="accent5" w:themeTint="99"/>
+        <w:top w:val="single" w:color="8EAADB" w:themeColor="accent5" w:themeTint="99" w:sz="4" w:space="0"/>
+        <w:bottom w:val="single" w:color="8EAADB" w:themeColor="accent5" w:themeTint="99" w:sz="4" w:space="0"/>
+        <w:insideH w:val="single" w:color="8EAADB" w:themeColor="accent5" w:themeTint="99" w:sz="4" w:space="0"/>
       </w:tblBorders>
     </w:tblPr>
     <w:tblStylePr w:type="firstRow">
@@ -8729,7 +9525,7 @@
       </w:tcPr>
     </w:tblStylePr>
   </w:style>
-  <w:style w:type="paragraph" w:customStyle="1" w:styleId="3CBD5A742C28424DA5172AD252E32316">
+  <w:style w:type="paragraph" w:styleId="3CBD5A742C28424DA5172AD252E32316" w:customStyle="1">
     <w:name w:val="3CBD5A742C28424DA5172AD252E32316"/>
     <w:rsid w:val="00E53696"/>
     <w:pPr>
@@ -8755,7 +9551,7 @@
       <w:lang w:eastAsia="es-CL"/>
     </w:rPr>
   </w:style>
-  <w:style w:type="character" w:customStyle="1" w:styleId="PrrafodelistaCar">
+  <w:style w:type="character" w:styleId="PrrafodelistaCar" w:customStyle="1">
     <w:name w:val="Párrafo de lista Car"/>
     <w:link w:val="Prrafodelista"/>
     <w:uiPriority w:val="34"/>
@@ -8809,7 +9605,7 @@
     <w:rsid w:val="00C04221"/>
     <w:pPr>
       <w:pBdr>
-        <w:bottom w:val="single" w:sz="4" w:space="4" w:color="5B9BD5" w:themeColor="accent1"/>
+        <w:bottom w:val="single" w:color="5B9BD5" w:themeColor="accent1" w:sz="4" w:space="4"/>
       </w:pBdr>
       <w:spacing w:before="200" w:after="280" w:line="276" w:lineRule="auto"/>
       <w:ind w:left="936" w:right="936"/>
@@ -8822,7 +9618,7 @@
       <w:color w:val="5B9BD5" w:themeColor="accent1"/>
     </w:rPr>
   </w:style>
-  <w:style w:type="character" w:customStyle="1" w:styleId="CitadestacadaCar">
+  <w:style w:type="character" w:styleId="CitadestacadaCar" w:customStyle="1">
     <w:name w:val="Cita destacada Car"/>
     <w:basedOn w:val="Fuentedeprrafopredeter"/>
     <w:link w:val="Citadestacada"/>
@@ -8874,7 +9670,7 @@
       <w:lang w:val="es-ES"/>
     </w:rPr>
   </w:style>
-  <w:style w:type="character" w:customStyle="1" w:styleId="TextonotapieCar">
+  <w:style w:type="character" w:styleId="TextonotapieCar" w:customStyle="1">
     <w:name w:val="Texto nota pie Car"/>
     <w:basedOn w:val="Fuentedeprrafopredeter"/>
     <w:link w:val="Textonotapie"/>
@@ -8896,12 +9692,12 @@
       <w:vertAlign w:val="superscript"/>
     </w:rPr>
   </w:style>
-  <w:style w:type="character" w:customStyle="1" w:styleId="normaltextrun">
+  <w:style w:type="character" w:styleId="normaltextrun" w:customStyle="1">
     <w:name w:val="normaltextrun"/>
     <w:basedOn w:val="Fuentedeprrafopredeter"/>
     <w:rsid w:val="0024234D"/>
   </w:style>
-  <w:style w:type="paragraph" w:customStyle="1" w:styleId="Default">
+  <w:style w:type="paragraph" w:styleId="Default" w:customStyle="1">
     <w:name w:val="Default"/>
     <w:rsid w:val="00E454BE"/>
     <w:pPr>
@@ -8917,7 +9713,7 @@
       <w:szCs w:val="24"/>
     </w:rPr>
   </w:style>
-  <w:style w:type="table" w:styleId="Tablaconcuadrculaclara">
+  <w:style w:type="table" w:styleId="Cuadrculadetablaclara">
     <w:name w:val="Grid Table Light"/>
     <w:basedOn w:val="Tablanormal"/>
     <w:uiPriority w:val="40"/>
@@ -8927,19 +9723,19 @@
     </w:pPr>
     <w:tblPr>
       <w:tblBorders>
-        <w:top w:val="single" w:sz="4" w:space="0" w:color="BFBFBF" w:themeColor="background1" w:themeShade="BF"/>
-        <w:left w:val="single" w:sz="4" w:space="0" w:color="BFBFBF" w:themeColor="background1" w:themeShade="BF"/>
-        <w:bottom w:val="single" w:sz="4" w:space="0" w:color="BFBFBF" w:themeColor="background1" w:themeShade="BF"/>
-        <w:right w:val="single" w:sz="4" w:space="0" w:color="BFBFBF" w:themeColor="background1" w:themeShade="BF"/>
-        <w:insideH w:val="single" w:sz="4" w:space="0" w:color="BFBFBF" w:themeColor="background1" w:themeShade="BF"/>
-        <w:insideV w:val="single" w:sz="4" w:space="0" w:color="BFBFBF" w:themeColor="background1" w:themeShade="BF"/>
+        <w:top w:val="single" w:color="BFBFBF" w:themeColor="background1" w:themeShade="BF" w:sz="4" w:space="0"/>
+        <w:left w:val="single" w:color="BFBFBF" w:themeColor="background1" w:themeShade="BF" w:sz="4" w:space="0"/>
+        <w:bottom w:val="single" w:color="BFBFBF" w:themeColor="background1" w:themeShade="BF" w:sz="4" w:space="0"/>
+        <w:right w:val="single" w:color="BFBFBF" w:themeColor="background1" w:themeShade="BF" w:sz="4" w:space="0"/>
+        <w:insideH w:val="single" w:color="BFBFBF" w:themeColor="background1" w:themeShade="BF" w:sz="4" w:space="0"/>
+        <w:insideV w:val="single" w:color="BFBFBF" w:themeColor="background1" w:themeShade="BF" w:sz="4" w:space="0"/>
       </w:tblBorders>
     </w:tblPr>
   </w:style>
-  <w:style w:type="table" w:customStyle="1" w:styleId="Cuadrculadetablaclara1">
+  <w:style w:type="table" w:styleId="Cuadrculadetablaclara1" w:customStyle="1">
     <w:name w:val="Cuadrícula de tabla clara1"/>
     <w:basedOn w:val="Tablanormal"/>
-    <w:next w:val="Tablaconcuadrculaclara"/>
+    <w:next w:val="Cuadrculadetablaclara"/>
     <w:uiPriority w:val="40"/>
     <w:rsid w:val="00943DF1"/>
     <w:pPr>
@@ -8947,16 +9743,16 @@
     </w:pPr>
     <w:tblPr>
       <w:tblBorders>
-        <w:top w:val="single" w:sz="4" w:space="0" w:color="BFBFBF" w:themeColor="background1" w:themeShade="BF"/>
-        <w:left w:val="single" w:sz="4" w:space="0" w:color="BFBFBF" w:themeColor="background1" w:themeShade="BF"/>
-        <w:bottom w:val="single" w:sz="4" w:space="0" w:color="BFBFBF" w:themeColor="background1" w:themeShade="BF"/>
-        <w:right w:val="single" w:sz="4" w:space="0" w:color="BFBFBF" w:themeColor="background1" w:themeShade="BF"/>
-        <w:insideH w:val="single" w:sz="4" w:space="0" w:color="BFBFBF" w:themeColor="background1" w:themeShade="BF"/>
-        <w:insideV w:val="single" w:sz="4" w:space="0" w:color="BFBFBF" w:themeColor="background1" w:themeShade="BF"/>
+        <w:top w:val="single" w:color="BFBFBF" w:themeColor="background1" w:themeShade="BF" w:sz="4" w:space="0"/>
+        <w:left w:val="single" w:color="BFBFBF" w:themeColor="background1" w:themeShade="BF" w:sz="4" w:space="0"/>
+        <w:bottom w:val="single" w:color="BFBFBF" w:themeColor="background1" w:themeShade="BF" w:sz="4" w:space="0"/>
+        <w:right w:val="single" w:color="BFBFBF" w:themeColor="background1" w:themeShade="BF" w:sz="4" w:space="0"/>
+        <w:insideH w:val="single" w:color="BFBFBF" w:themeColor="background1" w:themeShade="BF" w:sz="4" w:space="0"/>
+        <w:insideV w:val="single" w:color="BFBFBF" w:themeColor="background1" w:themeShade="BF" w:sz="4" w:space="0"/>
       </w:tblBorders>
     </w:tblPr>
   </w:style>
-  <w:style w:type="paragraph" w:customStyle="1" w:styleId="m4042760116434134222msolistparagraph">
+  <w:style w:type="paragraph" w:styleId="m4042760116434134222msolistparagraph" w:customStyle="1">
     <w:name w:val="m_4042760116434134222msolistparagraph"/>
     <w:basedOn w:val="Normal"/>
     <w:rsid w:val="004F1A46"/>
@@ -8964,7 +9760,7 @@
       <w:spacing w:before="100" w:beforeAutospacing="1" w:after="100" w:afterAutospacing="1" w:line="240" w:lineRule="auto"/>
     </w:pPr>
     <w:rPr>
-      <w:rFonts w:ascii="Times New Roman" w:eastAsia="Times New Roman" w:hAnsi="Times New Roman" w:cs="Times New Roman"/>
+      <w:rFonts w:ascii="Times New Roman" w:hAnsi="Times New Roman" w:eastAsia="Times New Roman" w:cs="Times New Roman"/>
       <w:sz w:val="24"/>
       <w:szCs w:val="24"/>
       <w:lang w:eastAsia="es-CL"/>
@@ -8992,12 +9788,12 @@
       <w:tblStyleRowBandSize w:val="1"/>
       <w:tblStyleColBandSize w:val="1"/>
       <w:tblBorders>
-        <w:top w:val="single" w:sz="4" w:space="0" w:color="BFBFBF" w:themeColor="background1" w:themeShade="BF"/>
-        <w:left w:val="single" w:sz="4" w:space="0" w:color="BFBFBF" w:themeColor="background1" w:themeShade="BF"/>
-        <w:bottom w:val="single" w:sz="4" w:space="0" w:color="BFBFBF" w:themeColor="background1" w:themeShade="BF"/>
-        <w:right w:val="single" w:sz="4" w:space="0" w:color="BFBFBF" w:themeColor="background1" w:themeShade="BF"/>
-        <w:insideH w:val="single" w:sz="4" w:space="0" w:color="BFBFBF" w:themeColor="background1" w:themeShade="BF"/>
-        <w:insideV w:val="single" w:sz="4" w:space="0" w:color="BFBFBF" w:themeColor="background1" w:themeShade="BF"/>
+        <w:top w:val="single" w:color="BFBFBF" w:themeColor="background1" w:themeShade="BF" w:sz="4" w:space="0"/>
+        <w:left w:val="single" w:color="BFBFBF" w:themeColor="background1" w:themeShade="BF" w:sz="4" w:space="0"/>
+        <w:bottom w:val="single" w:color="BFBFBF" w:themeColor="background1" w:themeShade="BF" w:sz="4" w:space="0"/>
+        <w:right w:val="single" w:color="BFBFBF" w:themeColor="background1" w:themeShade="BF" w:sz="4" w:space="0"/>
+        <w:insideH w:val="single" w:color="BFBFBF" w:themeColor="background1" w:themeShade="BF" w:sz="4" w:space="0"/>
+        <w:insideV w:val="single" w:color="BFBFBF" w:themeColor="background1" w:themeShade="BF" w:sz="4" w:space="0"/>
       </w:tblBorders>
     </w:tblPr>
     <w:tblStylePr w:type="firstRow">
@@ -9014,7 +9810,7 @@
       <w:tblPr/>
       <w:tcPr>
         <w:tcBorders>
-          <w:top w:val="double" w:sz="4" w:space="0" w:color="BFBFBF" w:themeColor="background1" w:themeShade="BF"/>
+          <w:top w:val="double" w:color="BFBFBF" w:themeColor="background1" w:themeShade="BF" w:sz="4" w:space="0"/>
         </w:tcBorders>
       </w:tcPr>
     </w:tblStylePr>
@@ -9044,6 +9840,39 @@
     </w:tblStylePr>
   </w:style>
 </w:styles>
+</file>
+
+<file path=word/glossary/document.xml><?xml version="1.0" encoding="utf-8"?>
+<w:glossaryDocument xmlns:w14="http://schemas.microsoft.com/office/word/2010/wordml" xmlns:w="http://schemas.openxmlformats.org/wordprocessingml/2006/main">
+  <w:docParts>
+    <w:docPart>
+      <w:docPartPr>
+        <w:name w:val="DefaultPlaceholder_1081868574"/>
+        <w:category>
+          <w:name w:val="General"/>
+          <w:gallery w:val="placeholder"/>
+        </w:category>
+        <w:types>
+          <w:type w:val="bbPlcHdr"/>
+        </w:types>
+        <w:behaviors>
+          <w:behavior w:val="content"/>
+        </w:behaviors>
+        <w:guid w:val="{febe2cea-47d9-4876-b9ad-828c9f147816}"/>
+      </w:docPartPr>
+      <w:docPartBody>
+        <w:p>
+          <w:r>
+            <w:rPr>
+              <w:rStyle w:val="PlaceholderText"/>
+            </w:rPr>
+            <w:t/>
+          </w:r>
+        </w:p>
+      </w:docPartBody>
+    </w:docPart>
+  </w:docParts>
+</w:glossaryDocument>
 </file>
 
 <file path=word/theme/theme1.xml><?xml version="1.0" encoding="utf-8"?>
@@ -9308,12 +10137,21 @@
 </file>
 
 <file path=customXml/item1.xml><?xml version="1.0" encoding="utf-8"?>
+<?mso-contentType ?>
+<FormTemplates xmlns="http://schemas.microsoft.com/sharepoint/v3/contenttype/forms">
+  <Display>DocumentLibraryForm</Display>
+  <Edit>DocumentLibraryForm</Edit>
+  <New>DocumentLibraryForm</New>
+</FormTemplates>
+</file>
+
+<file path=customXml/item2.xml><?xml version="1.0" encoding="utf-8"?>
 <p:properties xmlns:p="http://schemas.microsoft.com/office/2006/metadata/properties" xmlns:xsi="http://www.w3.org/2001/XMLSchema-instance" xmlns:pc="http://schemas.microsoft.com/office/infopath/2007/PartnerControls">
   <documentManagement/>
 </p:properties>
 </file>
 
-<file path=customXml/item2.xml><?xml version="1.0" encoding="utf-8"?>
+<file path=customXml/item3.xml><?xml version="1.0" encoding="utf-8"?>
 <ct:contentTypeSchema xmlns:ct="http://schemas.microsoft.com/office/2006/metadata/contentType" xmlns:ma="http://schemas.microsoft.com/office/2006/metadata/properties/metaAttributes" ct:_="" ma:_="" ma:contentTypeName="Documento" ma:contentTypeID="0x010100E96778489EE7714D8BD12CC105EB918B" ma:contentTypeVersion="2" ma:contentTypeDescription="Crear nuevo documento." ma:contentTypeScope="" ma:versionID="416c5c7ae9b5d54d83875cd3c65194e3">
   <xsd:schema xmlns:xsd="http://www.w3.org/2001/XMLSchema" xmlns:xs="http://www.w3.org/2001/XMLSchema" xmlns:p="http://schemas.microsoft.com/office/2006/metadata/properties" xmlns:ns2="126e8a1c-9ea9-435a-ac89-d06c80d62e30" targetNamespace="http://schemas.microsoft.com/office/2006/metadata/properties" ma:root="true" ma:fieldsID="70a237c842677bd850644f8595079f5e" ns2:_="">
     <xsd:import namespace="126e8a1c-9ea9-435a-ac89-d06c80d62e30"/>
@@ -9445,58 +10283,37 @@
 </ct:contentTypeSchema>
 </file>
 
-<file path=customXml/item3.xml><?xml version="1.0" encoding="utf-8"?>
+<file path=customXml/item4.xml><?xml version="1.0" encoding="utf-8"?>
 <b:Sources xmlns:b="http://schemas.openxmlformats.org/officeDocument/2006/bibliography" xmlns="http://schemas.openxmlformats.org/officeDocument/2006/bibliography" SelectedStyle="\APASixthEditionOfficeOnline.xsl" StyleName="APA" Version="6"/>
 </file>
 
-<file path=customXml/item4.xml><?xml version="1.0" encoding="utf-8"?>
-<?mso-contentType ?>
-<FormTemplates xmlns="http://schemas.microsoft.com/sharepoint/v3/contenttype/forms">
-  <Display>DocumentLibraryForm</Display>
-  <Edit>DocumentLibraryForm</Edit>
-  <New>DocumentLibraryForm</New>
-</FormTemplates>
-</file>
-
 <file path=customXml/itemProps1.xml><?xml version="1.0" encoding="utf-8"?>
-<ds:datastoreItem xmlns:ds="http://schemas.openxmlformats.org/officeDocument/2006/customXml" ds:itemID="{5F1783E3-BA1C-4CA3-8E32-C9B378BBED03}">
+<ds:datastoreItem xmlns:ds="http://schemas.openxmlformats.org/officeDocument/2006/customXml" ds:itemID="{DABAA964-10BA-4DBC-ABF2-CDEAC0FAF7AA}">
   <ds:schemaRefs>
-    <ds:schemaRef ds:uri="http://schemas.microsoft.com/office/2006/metadata/properties"/>
-    <ds:schemaRef ds:uri="http://schemas.microsoft.com/office/infopath/2007/PartnerControls"/>
+    <ds:schemaRef ds:uri="http://schemas.microsoft.com/sharepoint/v3/contenttype/forms"/>
   </ds:schemaRefs>
 </ds:datastoreItem>
 </file>
 
 <file path=customXml/itemProps2.xml><?xml version="1.0" encoding="utf-8"?>
-<ds:datastoreItem xmlns:ds="http://schemas.openxmlformats.org/officeDocument/2006/customXml" ds:itemID="{767CD2D5-7A6C-47C3-9B54-C4225C74DD0B}">
+<ds:datastoreItem xmlns:ds="http://schemas.openxmlformats.org/officeDocument/2006/customXml" ds:itemID="{5F1783E3-BA1C-4CA3-8E32-C9B378BBED03}">
   <ds:schemaRefs>
-    <ds:schemaRef ds:uri="http://schemas.microsoft.com/office/2006/metadata/contentType"/>
-    <ds:schemaRef ds:uri="http://schemas.microsoft.com/office/2006/metadata/properties/metaAttributes"/>
-    <ds:schemaRef ds:uri="http://www.w3.org/2001/XMLSchema"/>
     <ds:schemaRef ds:uri="http://schemas.microsoft.com/office/2006/metadata/properties"/>
-    <ds:schemaRef ds:uri="126e8a1c-9ea9-435a-ac89-d06c80d62e30"/>
-    <ds:schemaRef ds:uri="http://schemas.microsoft.com/office/2006/documentManagement/types"/>
     <ds:schemaRef ds:uri="http://schemas.microsoft.com/office/infopath/2007/PartnerControls"/>
-    <ds:schemaRef ds:uri="http://schemas.openxmlformats.org/package/2006/metadata/core-properties"/>
-    <ds:schemaRef ds:uri="http://purl.org/dc/elements/1.1/"/>
-    <ds:schemaRef ds:uri="http://purl.org/dc/terms/"/>
-    <ds:schemaRef ds:uri="http://schemas.microsoft.com/internal/obd"/>
+    <ds:schemaRef ds:uri="322f9391-964b-48b6-b3b0-13a7ac8a75d6"/>
+    <ds:schemaRef ds:uri="c2ef7064-63f7-4dcd-87f2-3580cf294d1c"/>
   </ds:schemaRefs>
 </ds:datastoreItem>
 </file>
 
 <file path=customXml/itemProps3.xml><?xml version="1.0" encoding="utf-8"?>
+<ds:datastoreItem xmlns:ds="http://schemas.openxmlformats.org/officeDocument/2006/customXml" ds:itemID="{767CD2D5-7A6C-47C3-9B54-C4225C74DD0B}"/>
+</file>
+
+<file path=customXml/itemProps4.xml><?xml version="1.0" encoding="utf-8"?>
 <ds:datastoreItem xmlns:ds="http://schemas.openxmlformats.org/officeDocument/2006/customXml" ds:itemID="{6E8A10B9-B765-4F0B-A47F-7CB788CD8F65}">
   <ds:schemaRefs>
     <ds:schemaRef ds:uri="http://schemas.openxmlformats.org/officeDocument/2006/bibliography"/>
   </ds:schemaRefs>
 </ds:datastoreItem>
-</file>
-
-<file path=customXml/itemProps4.xml><?xml version="1.0" encoding="utf-8"?>
-<ds:datastoreItem xmlns:ds="http://schemas.openxmlformats.org/officeDocument/2006/customXml" ds:itemID="{DABAA964-10BA-4DBC-ABF2-CDEAC0FAF7AA}">
-  <ds:schemaRefs>
-    <ds:schemaRef ds:uri="http://schemas.microsoft.com/sharepoint/v3/contenttype/forms"/>
-  </ds:schemaRefs>
-</ds:datastoreItem>
 </file>